--- a/public/labs/os/pz-24/ЛР9_ОС_Оболонка_mc_та_редактор_vi.docx
+++ b/public/labs/os/pz-24/ЛР9_ОС_Оболонка_mc_та_редактор_vi.docx
@@ -1104,139 +1104,135 @@
     <w:p>
       <w:pPr>
         <w:pStyle w:val="SourceCode"/>
-      </w:pPr>
-      <w:r>
-        <w:rPr>
-          <w:rStyle w:val="VerbatimChar"/>
-        </w:rPr>
+        <w:spacing w:before="120" w:after="0" w:line="200" w:lineRule="auto"/>
+      </w:pPr>
+      <w:r>
         <w:t xml:space="preserve">h j k l        ліворуч, вниз, вгору, праворуч</w:t>
       </w:r>
-      <w:r>
-        <w:br/>
-      </w:r>
-      <w:r>
-        <w:rPr>
-          <w:rStyle w:val="VerbatimChar"/>
-        </w:rPr>
+    </w:p>
+    <w:p>
+      <w:pPr>
+        <w:pStyle w:val="SourceCode"/>
+        <w:spacing w:before="0" w:after="0" w:line="200" w:lineRule="auto"/>
+      </w:pPr>
+      <w:r>
         <w:t xml:space="preserve">0  $           початок і кінець рядка</w:t>
       </w:r>
-      <w:r>
-        <w:br/>
-      </w:r>
-      <w:r>
-        <w:rPr>
-          <w:rStyle w:val="VerbatimChar"/>
-        </w:rPr>
+    </w:p>
+    <w:p>
+      <w:pPr>
+        <w:pStyle w:val="SourceCode"/>
+        <w:spacing w:before="0" w:after="0" w:line="200" w:lineRule="auto"/>
+      </w:pPr>
+      <w:r>
         <w:t xml:space="preserve">w  b           наступне й попереднє слово</w:t>
       </w:r>
-      <w:r>
-        <w:br/>
-      </w:r>
-      <w:r>
-        <w:rPr>
-          <w:rStyle w:val="VerbatimChar"/>
-        </w:rPr>
+    </w:p>
+    <w:p>
+      <w:pPr>
+        <w:pStyle w:val="SourceCode"/>
+        <w:spacing w:before="0" w:after="0" w:line="200" w:lineRule="auto"/>
+      </w:pPr>
+      <w:r>
         <w:t xml:space="preserve">gg  G          початок і кінець файлу</w:t>
       </w:r>
-      <w:r>
-        <w:br/>
-      </w:r>
-      <w:r>
-        <w:rPr>
-          <w:rStyle w:val="VerbatimChar"/>
-        </w:rPr>
+    </w:p>
+    <w:p>
+      <w:pPr>
+        <w:pStyle w:val="SourceCode"/>
+        <w:spacing w:before="0" w:after="0" w:line="200" w:lineRule="auto"/>
+      </w:pPr>
+      <w:r>
         <w:t xml:space="preserve">:25            перейти до рядка 25</w:t>
       </w:r>
-      <w:r>
-        <w:br/>
-      </w:r>
-      <w:r>
-        <w:rPr>
-          <w:rStyle w:val="VerbatimChar"/>
-        </w:rPr>
+    </w:p>
+    <w:p>
+      <w:pPr>
+        <w:pStyle w:val="SourceCode"/>
+        <w:spacing w:before="0" w:after="120" w:line="200" w:lineRule="auto"/>
+      </w:pPr>
+      <w:r>
         <w:t xml:space="preserve">Ctrl+f Ctrl+b  сторінка вперед і назад</w:t>
       </w:r>
     </w:p>
     <w:p>
       <w:pPr>
         <w:pStyle w:val="SourceCode"/>
-      </w:pPr>
-      <w:r>
-        <w:rPr>
-          <w:rStyle w:val="VerbatimChar"/>
-        </w:rPr>
+        <w:spacing w:before="120" w:after="0" w:line="200" w:lineRule="auto"/>
+      </w:pPr>
+      <w:r>
         <w:t xml:space="preserve">x              видалити символ під курсором</w:t>
       </w:r>
-      <w:r>
-        <w:br/>
-      </w:r>
-      <w:r>
-        <w:rPr>
-          <w:rStyle w:val="VerbatimChar"/>
-        </w:rPr>
+    </w:p>
+    <w:p>
+      <w:pPr>
+        <w:pStyle w:val="SourceCode"/>
+        <w:spacing w:before="0" w:after="0" w:line="200" w:lineRule="auto"/>
+      </w:pPr>
+      <w:r>
         <w:t xml:space="preserve">dd             видалити рядок</w:t>
       </w:r>
-      <w:r>
-        <w:br/>
-      </w:r>
-      <w:r>
-        <w:rPr>
-          <w:rStyle w:val="VerbatimChar"/>
-        </w:rPr>
+    </w:p>
+    <w:p>
+      <w:pPr>
+        <w:pStyle w:val="SourceCode"/>
+        <w:spacing w:before="0" w:after="0" w:line="200" w:lineRule="auto"/>
+      </w:pPr>
+      <w:r>
         <w:t xml:space="preserve">3dd            видалити три рядки</w:t>
       </w:r>
-      <w:r>
-        <w:br/>
-      </w:r>
-      <w:r>
-        <w:rPr>
-          <w:rStyle w:val="VerbatimChar"/>
-        </w:rPr>
+    </w:p>
+    <w:p>
+      <w:pPr>
+        <w:pStyle w:val="SourceCode"/>
+        <w:spacing w:before="0" w:after="0" w:line="200" w:lineRule="auto"/>
+      </w:pPr>
+      <w:r>
         <w:t xml:space="preserve">dw             видалити слово</w:t>
       </w:r>
-      <w:r>
-        <w:br/>
-      </w:r>
-      <w:r>
-        <w:rPr>
-          <w:rStyle w:val="VerbatimChar"/>
-        </w:rPr>
+    </w:p>
+    <w:p>
+      <w:pPr>
+        <w:pStyle w:val="SourceCode"/>
+        <w:spacing w:before="0" w:after="0" w:line="200" w:lineRule="auto"/>
+      </w:pPr>
+      <w:r>
         <w:t xml:space="preserve">yy             скопіювати рядок</w:t>
       </w:r>
-      <w:r>
-        <w:br/>
-      </w:r>
-      <w:r>
-        <w:rPr>
-          <w:rStyle w:val="VerbatimChar"/>
-        </w:rPr>
+    </w:p>
+    <w:p>
+      <w:pPr>
+        <w:pStyle w:val="SourceCode"/>
+        <w:spacing w:before="0" w:after="0" w:line="200" w:lineRule="auto"/>
+      </w:pPr>
+      <w:r>
         <w:t xml:space="preserve">p              вставити після курсора</w:t>
       </w:r>
-      <w:r>
-        <w:br/>
-      </w:r>
-      <w:r>
-        <w:rPr>
-          <w:rStyle w:val="VerbatimChar"/>
-        </w:rPr>
+    </w:p>
+    <w:p>
+      <w:pPr>
+        <w:pStyle w:val="SourceCode"/>
+        <w:spacing w:before="0" w:after="0" w:line="200" w:lineRule="auto"/>
+      </w:pPr>
+      <w:r>
         <w:t xml:space="preserve">u              скасувати останню дію</w:t>
       </w:r>
-      <w:r>
-        <w:br/>
-      </w:r>
-      <w:r>
-        <w:rPr>
-          <w:rStyle w:val="VerbatimChar"/>
-        </w:rPr>
+    </w:p>
+    <w:p>
+      <w:pPr>
+        <w:pStyle w:val="SourceCode"/>
+        <w:spacing w:before="0" w:after="0" w:line="200" w:lineRule="auto"/>
+      </w:pPr>
+      <w:r>
         <w:t xml:space="preserve">Ctrl+r         повторити скасовану дію</w:t>
       </w:r>
-      <w:r>
-        <w:br/>
-      </w:r>
-      <w:r>
-        <w:rPr>
-          <w:rStyle w:val="VerbatimChar"/>
-        </w:rPr>
+    </w:p>
+    <w:p>
+      <w:pPr>
+        <w:pStyle w:val="SourceCode"/>
+        <w:spacing w:before="0" w:after="120" w:line="200" w:lineRule="auto"/>
+      </w:pPr>
+      <w:r>
         <w:t xml:space="preserve">.              повторити останню команду</w:t>
       </w:r>
     </w:p>
@@ -1723,38 +1719,36 @@
     <w:p>
       <w:pPr>
         <w:pStyle w:val="SourceCode"/>
-      </w:pPr>
-      <w:r>
-        <w:rPr>
-          <w:rStyle w:val="VerbatimChar"/>
-        </w:rPr>
+        <w:spacing w:before="120" w:after="0" w:line="200" w:lineRule="auto"/>
+      </w:pPr>
+      <w:r>
         <w:t xml:space="preserve">student@lab-vm:~$ sudo apt install -y mc vim</w:t>
       </w:r>
-      <w:r>
-        <w:br/>
-      </w:r>
-      <w:r>
-        <w:rPr>
-          <w:rStyle w:val="VerbatimChar"/>
-        </w:rPr>
+    </w:p>
+    <w:p>
+      <w:pPr>
+        <w:pStyle w:val="SourceCode"/>
+        <w:spacing w:before="0" w:after="0" w:line="200" w:lineRule="auto"/>
+      </w:pPr>
+      <w:r>
         <w:t xml:space="preserve">student@lab-vm:~$ mkdir -p ~/lab9/{conf,bak}</w:t>
       </w:r>
-      <w:r>
-        <w:br/>
-      </w:r>
-      <w:r>
-        <w:rPr>
-          <w:rStyle w:val="VerbatimChar"/>
-        </w:rPr>
+    </w:p>
+    <w:p>
+      <w:pPr>
+        <w:pStyle w:val="SourceCode"/>
+        <w:spacing w:before="0" w:after="0" w:line="200" w:lineRule="auto"/>
+      </w:pPr>
+      <w:r>
         <w:t xml:space="preserve">student@lab-vm:~$ cp /etc/ssh/sshd_config /etc/fstab /etc/hosts ~/lab9/conf/</w:t>
       </w:r>
-      <w:r>
-        <w:br/>
-      </w:r>
-      <w:r>
-        <w:rPr>
-          <w:rStyle w:val="VerbatimChar"/>
-        </w:rPr>
+    </w:p>
+    <w:p>
+      <w:pPr>
+        <w:pStyle w:val="SourceCode"/>
+        <w:spacing w:before="0" w:after="120" w:line="200" w:lineRule="auto"/>
+      </w:pPr>
+      <w:r>
         <w:t xml:space="preserve">student@lab-vm:~$ cd ~/lab9 &amp;&amp; mc</w:t>
       </w:r>
     </w:p>
@@ -1821,145 +1815,147 @@
     <w:p>
       <w:pPr>
         <w:pStyle w:val="SourceCode"/>
-      </w:pPr>
-      <w:r>
-        <w:rPr>
-          <w:rStyle w:val="VerbatimChar"/>
-        </w:rPr>
+        <w:spacing w:before="120" w:after="0" w:line="200" w:lineRule="auto"/>
+      </w:pPr>
+      <w:r>
         <w:t xml:space="preserve">1. Tab            → перейти на праву панель</w:t>
       </w:r>
-      <w:r>
-        <w:br/>
-      </w:r>
-      <w:r>
-        <w:rPr>
-          <w:rStyle w:val="VerbatimChar"/>
-        </w:rPr>
+    </w:p>
+    <w:p>
+      <w:pPr>
+        <w:pStyle w:val="SourceCode"/>
+        <w:spacing w:before="0" w:after="0" w:line="200" w:lineRule="auto"/>
+      </w:pPr>
+      <w:r>
         <w:t xml:space="preserve">2. Enter на lab9  → відкрити робочий каталог</w:t>
       </w:r>
-      <w:r>
-        <w:br/>
-      </w:r>
-      <w:r>
-        <w:rPr>
-          <w:rStyle w:val="VerbatimChar"/>
-        </w:rPr>
+    </w:p>
+    <w:p>
+      <w:pPr>
+        <w:pStyle w:val="SourceCode"/>
+        <w:spacing w:before="0" w:after="0" w:line="200" w:lineRule="auto"/>
+      </w:pPr>
+      <w:r>
         <w:t xml:space="preserve">3. Tab, Enter на conf</w:t>
       </w:r>
-      <w:r>
-        <w:br/>
-      </w:r>
-      <w:r>
-        <w:rPr>
-          <w:rStyle w:val="VerbatimChar"/>
-        </w:rPr>
+    </w:p>
+    <w:p>
+      <w:pPr>
+        <w:pStyle w:val="SourceCode"/>
+        <w:spacing w:before="0" w:after="0" w:line="200" w:lineRule="auto"/>
+      </w:pPr>
+      <w:r>
         <w:t xml:space="preserve">4. Insert         → позначити hosts і fstab (два файли)</w:t>
       </w:r>
-      <w:r>
-        <w:br/>
-      </w:r>
-      <w:r>
-        <w:rPr>
-          <w:rStyle w:val="VerbatimChar"/>
-        </w:rPr>
+    </w:p>
+    <w:p>
+      <w:pPr>
+        <w:pStyle w:val="SourceCode"/>
+        <w:spacing w:before="0" w:after="0" w:line="200" w:lineRule="auto"/>
+      </w:pPr>
+      <w:r>
         <w:t xml:space="preserve">5. F5             → копіювати на протилежну панель (bak)</w:t>
       </w:r>
-      <w:r>
-        <w:br/>
-      </w:r>
-      <w:r>
-        <w:rPr>
-          <w:rStyle w:val="VerbatimChar"/>
-        </w:rPr>
+    </w:p>
+    <w:p>
+      <w:pPr>
+        <w:pStyle w:val="SourceCode"/>
+        <w:spacing w:before="0" w:after="0" w:line="200" w:lineRule="auto"/>
+      </w:pPr>
+      <w:r>
         <w:t xml:space="preserve">6. F6 на sshd_config → перейменувати на sshd_config.orig</w:t>
       </w:r>
-      <w:r>
-        <w:br/>
-      </w:r>
-      <w:r>
-        <w:rPr>
-          <w:rStyle w:val="VerbatimChar"/>
-        </w:rPr>
+    </w:p>
+    <w:p>
+      <w:pPr>
+        <w:pStyle w:val="SourceCode"/>
+        <w:spacing w:before="0" w:after="0" w:line="200" w:lineRule="auto"/>
+      </w:pPr>
+      <w:r>
         <w:t xml:space="preserve">7. F7             → створити каталог tmp</w:t>
       </w:r>
-      <w:r>
-        <w:br/>
-      </w:r>
-      <w:r>
-        <w:rPr>
-          <w:rStyle w:val="VerbatimChar"/>
-        </w:rPr>
+    </w:p>
+    <w:p>
+      <w:pPr>
+        <w:pStyle w:val="SourceCode"/>
+        <w:spacing w:before="0" w:after="120" w:line="200" w:lineRule="auto"/>
+      </w:pPr>
+      <w:r>
         <w:t xml:space="preserve">8. F3 на hosts    → переглянути вміст, вихід — F10</w:t>
       </w:r>
     </w:p>
     <w:p>
       <w:pPr>
         <w:pStyle w:val="SourceCode"/>
-      </w:pPr>
-      <w:r>
-        <w:rPr>
-          <w:rStyle w:val="VerbatimChar"/>
-        </w:rPr>
+        <w:spacing w:before="120" w:after="0" w:line="200" w:lineRule="auto"/>
+      </w:pPr>
+      <w:r>
         <w:t xml:space="preserve">student@lab-vm:~/lab9$ ls -R</w:t>
       </w:r>
-      <w:r>
-        <w:br/>
-      </w:r>
-      <w:r>
-        <w:rPr>
-          <w:rStyle w:val="VerbatimChar"/>
-        </w:rPr>
+    </w:p>
+    <w:p>
+      <w:pPr>
+        <w:pStyle w:val="SourceCode"/>
+        <w:spacing w:before="0" w:after="0" w:line="200" w:lineRule="auto"/>
+      </w:pPr>
+      <w:r>
         <w:t xml:space="preserve">.:</w:t>
       </w:r>
-      <w:r>
-        <w:br/>
-      </w:r>
-      <w:r>
-        <w:rPr>
-          <w:rStyle w:val="VerbatimChar"/>
-        </w:rPr>
+    </w:p>
+    <w:p>
+      <w:pPr>
+        <w:pStyle w:val="SourceCode"/>
+        <w:spacing w:before="0" w:after="0" w:line="200" w:lineRule="auto"/>
+      </w:pPr>
+      <w:r>
         <w:t xml:space="preserve">bak  conf</w:t>
       </w:r>
-      <w:r>
-        <w:br/>
-      </w:r>
-      <w:r>
-        <w:br/>
-      </w:r>
-      <w:r>
-        <w:rPr>
-          <w:rStyle w:val="VerbatimChar"/>
-        </w:rPr>
+    </w:p>
+    <w:p>
+      <w:pPr>
+        <w:pStyle w:val="SourceCode"/>
+        <w:spacing w:before="0" w:after="0" w:line="200" w:lineRule="auto"/>
+      </w:pPr>
+    </w:p>
+    <w:p>
+      <w:pPr>
+        <w:pStyle w:val="SourceCode"/>
+        <w:spacing w:before="0" w:after="0" w:line="200" w:lineRule="auto"/>
+      </w:pPr>
+      <w:r>
         <w:t xml:space="preserve">./bak:</w:t>
       </w:r>
-      <w:r>
-        <w:br/>
-      </w:r>
-      <w:r>
-        <w:rPr>
-          <w:rStyle w:val="VerbatimChar"/>
-        </w:rPr>
+    </w:p>
+    <w:p>
+      <w:pPr>
+        <w:pStyle w:val="SourceCode"/>
+        <w:spacing w:before="0" w:after="0" w:line="200" w:lineRule="auto"/>
+      </w:pPr>
+      <w:r>
         <w:t xml:space="preserve">fstab  hosts</w:t>
       </w:r>
-      <w:r>
-        <w:br/>
-      </w:r>
-      <w:r>
-        <w:br/>
-      </w:r>
-      <w:r>
-        <w:rPr>
-          <w:rStyle w:val="VerbatimChar"/>
-        </w:rPr>
+    </w:p>
+    <w:p>
+      <w:pPr>
+        <w:pStyle w:val="SourceCode"/>
+        <w:spacing w:before="0" w:after="0" w:line="200" w:lineRule="auto"/>
+      </w:pPr>
+    </w:p>
+    <w:p>
+      <w:pPr>
+        <w:pStyle w:val="SourceCode"/>
+        <w:spacing w:before="0" w:after="0" w:line="200" w:lineRule="auto"/>
+      </w:pPr>
+      <w:r>
         <w:t xml:space="preserve">./conf:</w:t>
       </w:r>
-      <w:r>
-        <w:br/>
-      </w:r>
-      <w:r>
-        <w:rPr>
-          <w:rStyle w:val="VerbatimChar"/>
-        </w:rPr>
+    </w:p>
+    <w:p>
+      <w:pPr>
+        <w:pStyle w:val="SourceCode"/>
+        <w:spacing w:before="0" w:after="120" w:line="200" w:lineRule="auto"/>
+      </w:pPr>
+      <w:r>
         <w:t xml:space="preserve">fstab  hosts  sshd_config.orig  tmp</w:t>
       </w:r>
     </w:p>
@@ -2014,76 +2010,72 @@
     <w:p>
       <w:pPr>
         <w:pStyle w:val="SourceCode"/>
-      </w:pPr>
-      <w:r>
-        <w:rPr>
-          <w:rStyle w:val="VerbatimChar"/>
-        </w:rPr>
+        <w:spacing w:before="120" w:after="0" w:line="200" w:lineRule="auto"/>
+      </w:pPr>
+      <w:r>
         <w:t xml:space="preserve">1. Курсор на bak/hosts</w:t>
       </w:r>
-      <w:r>
-        <w:br/>
-      </w:r>
-      <w:r>
-        <w:rPr>
-          <w:rStyle w:val="VerbatimChar"/>
-        </w:rPr>
+    </w:p>
+    <w:p>
+      <w:pPr>
+        <w:pStyle w:val="SourceCode"/>
+        <w:spacing w:before="0" w:after="0" w:line="200" w:lineRule="auto"/>
+      </w:pPr>
+      <w:r>
         <w:t xml:space="preserve">2. F4             → відкрити у вбудованому редакторі mcedit</w:t>
       </w:r>
-      <w:r>
-        <w:br/>
-      </w:r>
-      <w:r>
-        <w:rPr>
-          <w:rStyle w:val="VerbatimChar"/>
-        </w:rPr>
+    </w:p>
+    <w:p>
+      <w:pPr>
+        <w:pStyle w:val="SourceCode"/>
+        <w:spacing w:before="0" w:after="0" w:line="200" w:lineRule="auto"/>
+      </w:pPr>
+      <w:r>
         <w:t xml:space="preserve">3. Дописати рядок: 192.168.1.10   lab-server</w:t>
       </w:r>
-      <w:r>
-        <w:br/>
-      </w:r>
-      <w:r>
-        <w:rPr>
-          <w:rStyle w:val="VerbatimChar"/>
-        </w:rPr>
+    </w:p>
+    <w:p>
+      <w:pPr>
+        <w:pStyle w:val="SourceCode"/>
+        <w:spacing w:before="0" w:after="0" w:line="200" w:lineRule="auto"/>
+      </w:pPr>
+      <w:r>
         <w:t xml:space="preserve">4. F2             → зберегти</w:t>
       </w:r>
-      <w:r>
-        <w:br/>
-      </w:r>
-      <w:r>
-        <w:rPr>
-          <w:rStyle w:val="VerbatimChar"/>
-        </w:rPr>
+    </w:p>
+    <w:p>
+      <w:pPr>
+        <w:pStyle w:val="SourceCode"/>
+        <w:spacing w:before="0" w:after="120" w:line="200" w:lineRule="auto"/>
+      </w:pPr>
+      <w:r>
         <w:t xml:space="preserve">5. F10            → вийти</w:t>
       </w:r>
     </w:p>
     <w:p>
       <w:pPr>
         <w:pStyle w:val="SourceCode"/>
-      </w:pPr>
-      <w:r>
-        <w:rPr>
-          <w:rStyle w:val="VerbatimChar"/>
-        </w:rPr>
+        <w:spacing w:before="120" w:after="0" w:line="200" w:lineRule="auto"/>
+      </w:pPr>
+      <w:r>
         <w:t xml:space="preserve">student@lab-vm:~/lab9$ tail -2 bak/hosts</w:t>
       </w:r>
-      <w:r>
-        <w:br/>
-      </w:r>
-      <w:r>
-        <w:rPr>
-          <w:rStyle w:val="VerbatimChar"/>
-        </w:rPr>
+    </w:p>
+    <w:p>
+      <w:pPr>
+        <w:pStyle w:val="SourceCode"/>
+        <w:spacing w:before="0" w:after="0" w:line="200" w:lineRule="auto"/>
+      </w:pPr>
+      <w:r>
         <w:t xml:space="preserve">::1     ip6-localhost ip6-loopback</w:t>
       </w:r>
-      <w:r>
-        <w:br/>
-      </w:r>
-      <w:r>
-        <w:rPr>
-          <w:rStyle w:val="VerbatimChar"/>
-        </w:rPr>
+    </w:p>
+    <w:p>
+      <w:pPr>
+        <w:pStyle w:val="SourceCode"/>
+        <w:spacing w:before="0" w:after="120" w:line="200" w:lineRule="auto"/>
+      </w:pPr>
+      <w:r>
         <w:t xml:space="preserve">192.168.1.10   lab-server</w:t>
       </w:r>
     </w:p>
@@ -2135,141 +2127,135 @@
     <w:p>
       <w:pPr>
         <w:pStyle w:val="SourceCode"/>
-      </w:pPr>
-      <w:r>
-        <w:rPr>
-          <w:rStyle w:val="VerbatimChar"/>
-        </w:rPr>
+        <w:spacing w:before="120" w:after="120" w:line="200" w:lineRule="auto"/>
+      </w:pPr>
+      <w:r>
         <w:t xml:space="preserve">student@lab-vm:~/lab9$ vi conf/notes.txt</w:t>
       </w:r>
     </w:p>
     <w:p>
       <w:pPr>
         <w:pStyle w:val="SourceCode"/>
-      </w:pPr>
-      <w:r>
-        <w:rPr>
-          <w:rStyle w:val="VerbatimChar"/>
-        </w:rPr>
+        <w:spacing w:before="120" w:after="0" w:line="200" w:lineRule="auto"/>
+      </w:pPr>
+      <w:r>
         <w:t xml:space="preserve">i                     → режим вставки</w:t>
       </w:r>
-      <w:r>
-        <w:br/>
-      </w:r>
-      <w:r>
-        <w:rPr>
-          <w:rStyle w:val="VerbatimChar"/>
-        </w:rPr>
+    </w:p>
+    <w:p>
+      <w:pPr>
+        <w:pStyle w:val="SourceCode"/>
+        <w:spacing w:before="0" w:after="0" w:line="200" w:lineRule="auto"/>
+      </w:pPr>
+      <w:r>
         <w:t xml:space="preserve">Лабораторна робота 9</w:t>
       </w:r>
-      <w:r>
-        <w:br/>
-      </w:r>
-      <w:r>
-        <w:rPr>
-          <w:rStyle w:val="VerbatimChar"/>
-        </w:rPr>
+    </w:p>
+    <w:p>
+      <w:pPr>
+        <w:pStyle w:val="SourceCode"/>
+        <w:spacing w:before="0" w:after="0" w:line="200" w:lineRule="auto"/>
+      </w:pPr>
+      <w:r>
         <w:t xml:space="preserve">Робота в текстовому режимі</w:t>
       </w:r>
-      <w:r>
-        <w:br/>
-      </w:r>
-      <w:r>
-        <w:rPr>
-          <w:rStyle w:val="VerbatimChar"/>
-        </w:rPr>
+    </w:p>
+    <w:p>
+      <w:pPr>
+        <w:pStyle w:val="SourceCode"/>
+        <w:spacing w:before="0" w:after="0" w:line="200" w:lineRule="auto"/>
+      </w:pPr>
+      <w:r>
         <w:t xml:space="preserve">Esc                   → командний режим</w:t>
       </w:r>
-      <w:r>
-        <w:br/>
-      </w:r>
-      <w:r>
-        <w:rPr>
-          <w:rStyle w:val="VerbatimChar"/>
-        </w:rPr>
+    </w:p>
+    <w:p>
+      <w:pPr>
+        <w:pStyle w:val="SourceCode"/>
+        <w:spacing w:before="0" w:after="0" w:line="200" w:lineRule="auto"/>
+      </w:pPr>
+      <w:r>
         <w:t xml:space="preserve">:w                    → зберегти</w:t>
       </w:r>
-      <w:r>
-        <w:br/>
-      </w:r>
-      <w:r>
-        <w:rPr>
-          <w:rStyle w:val="VerbatimChar"/>
-        </w:rPr>
+    </w:p>
+    <w:p>
+      <w:pPr>
+        <w:pStyle w:val="SourceCode"/>
+        <w:spacing w:before="0" w:after="0" w:line="200" w:lineRule="auto"/>
+      </w:pPr>
+      <w:r>
         <w:t xml:space="preserve">:set number           → показати номери рядків</w:t>
       </w:r>
-      <w:r>
-        <w:br/>
-      </w:r>
-      <w:r>
-        <w:rPr>
-          <w:rStyle w:val="VerbatimChar"/>
-        </w:rPr>
+    </w:p>
+    <w:p>
+      <w:pPr>
+        <w:pStyle w:val="SourceCode"/>
+        <w:spacing w:before="0" w:after="0" w:line="200" w:lineRule="auto"/>
+      </w:pPr>
+      <w:r>
         <w:t xml:space="preserve">o                     → новий рядок нижче, режим вставки</w:t>
       </w:r>
-      <w:r>
-        <w:br/>
-      </w:r>
-      <w:r>
-        <w:rPr>
-          <w:rStyle w:val="VerbatimChar"/>
-        </w:rPr>
+    </w:p>
+    <w:p>
+      <w:pPr>
+        <w:pStyle w:val="SourceCode"/>
+        <w:spacing w:before="0" w:after="0" w:line="200" w:lineRule="auto"/>
+      </w:pPr>
+      <w:r>
         <w:t xml:space="preserve">Автор: Студент</w:t>
       </w:r>
-      <w:r>
-        <w:br/>
-      </w:r>
-      <w:r>
-        <w:rPr>
-          <w:rStyle w:val="VerbatimChar"/>
-        </w:rPr>
+    </w:p>
+    <w:p>
+      <w:pPr>
+        <w:pStyle w:val="SourceCode"/>
+        <w:spacing w:before="0" w:after="0" w:line="200" w:lineRule="auto"/>
+      </w:pPr>
+      <w:r>
         <w:t xml:space="preserve">Esc</w:t>
       </w:r>
-      <w:r>
-        <w:br/>
-      </w:r>
-      <w:r>
-        <w:rPr>
-          <w:rStyle w:val="VerbatimChar"/>
-        </w:rPr>
+    </w:p>
+    <w:p>
+      <w:pPr>
+        <w:pStyle w:val="SourceCode"/>
+        <w:spacing w:before="0" w:after="120" w:line="200" w:lineRule="auto"/>
+      </w:pPr>
+      <w:r>
         <w:t xml:space="preserve">:wq                   → зберегти й вийти</w:t>
       </w:r>
     </w:p>
     <w:p>
       <w:pPr>
         <w:pStyle w:val="SourceCode"/>
-      </w:pPr>
-      <w:r>
-        <w:rPr>
-          <w:rStyle w:val="VerbatimChar"/>
-        </w:rPr>
+        <w:spacing w:before="120" w:after="0" w:line="200" w:lineRule="auto"/>
+      </w:pPr>
+      <w:r>
         <w:t xml:space="preserve">student@lab-vm:~/lab9$ cat -n conf/notes.txt</w:t>
       </w:r>
-      <w:r>
-        <w:br/>
-      </w:r>
-      <w:r>
-        <w:rPr>
-          <w:rStyle w:val="VerbatimChar"/>
-        </w:rPr>
+    </w:p>
+    <w:p>
+      <w:pPr>
+        <w:pStyle w:val="SourceCode"/>
+        <w:spacing w:before="0" w:after="0" w:line="200" w:lineRule="auto"/>
+      </w:pPr>
+      <w:r>
         <w:t xml:space="preserve">     1  Лабораторна робота 9</w:t>
       </w:r>
-      <w:r>
-        <w:br/>
-      </w:r>
-      <w:r>
-        <w:rPr>
-          <w:rStyle w:val="VerbatimChar"/>
-        </w:rPr>
+    </w:p>
+    <w:p>
+      <w:pPr>
+        <w:pStyle w:val="SourceCode"/>
+        <w:spacing w:before="0" w:after="0" w:line="200" w:lineRule="auto"/>
+      </w:pPr>
+      <w:r>
         <w:t xml:space="preserve">     2  Робота в текстовому режимі</w:t>
       </w:r>
-      <w:r>
-        <w:br/>
-      </w:r>
-      <w:r>
-        <w:rPr>
-          <w:rStyle w:val="VerbatimChar"/>
-        </w:rPr>
+    </w:p>
+    <w:p>
+      <w:pPr>
+        <w:pStyle w:val="SourceCode"/>
+        <w:spacing w:before="0" w:after="120" w:line="200" w:lineRule="auto"/>
+      </w:pPr>
+      <w:r>
         <w:t xml:space="preserve">     3  Автор: Студент</w:t>
       </w:r>
     </w:p>
@@ -2286,112 +2272,108 @@
     <w:p>
       <w:pPr>
         <w:pStyle w:val="SourceCode"/>
-      </w:pPr>
-      <w:r>
-        <w:rPr>
-          <w:rStyle w:val="VerbatimChar"/>
-        </w:rPr>
+        <w:spacing w:before="120" w:after="120" w:line="200" w:lineRule="auto"/>
+      </w:pPr>
+      <w:r>
         <w:t xml:space="preserve">student@lab-vm:~/lab9$ vi conf/sshd_config.orig</w:t>
       </w:r>
     </w:p>
     <w:p>
       <w:pPr>
         <w:pStyle w:val="SourceCode"/>
-      </w:pPr>
-      <w:r>
-        <w:rPr>
-          <w:rStyle w:val="VerbatimChar"/>
-        </w:rPr>
+        <w:spacing w:before="120" w:after="0" w:line="200" w:lineRule="auto"/>
+      </w:pPr>
+      <w:r>
         <w:t xml:space="preserve">:set number           → номери рядків</w:t>
       </w:r>
-      <w:r>
-        <w:br/>
-      </w:r>
-      <w:r>
-        <w:rPr>
-          <w:rStyle w:val="VerbatimChar"/>
-        </w:rPr>
+    </w:p>
+    <w:p>
+      <w:pPr>
+        <w:pStyle w:val="SourceCode"/>
+        <w:spacing w:before="0" w:after="0" w:line="200" w:lineRule="auto"/>
+      </w:pPr>
+      <w:r>
         <w:t xml:space="preserve">G                     → кінець файлу</w:t>
       </w:r>
-      <w:r>
-        <w:br/>
-      </w:r>
-      <w:r>
-        <w:rPr>
-          <w:rStyle w:val="VerbatimChar"/>
-        </w:rPr>
+    </w:p>
+    <w:p>
+      <w:pPr>
+        <w:pStyle w:val="SourceCode"/>
+        <w:spacing w:before="0" w:after="0" w:line="200" w:lineRule="auto"/>
+      </w:pPr>
+      <w:r>
         <w:t xml:space="preserve">gg                    → початок файлу</w:t>
       </w:r>
-      <w:r>
-        <w:br/>
-      </w:r>
-      <w:r>
-        <w:rPr>
-          <w:rStyle w:val="VerbatimChar"/>
-        </w:rPr>
+    </w:p>
+    <w:p>
+      <w:pPr>
+        <w:pStyle w:val="SourceCode"/>
+        <w:spacing w:before="0" w:after="0" w:line="200" w:lineRule="auto"/>
+      </w:pPr>
+      <w:r>
         <w:t xml:space="preserve">/Port                 → знайти слово Port</w:t>
       </w:r>
-      <w:r>
-        <w:br/>
-      </w:r>
-      <w:r>
-        <w:rPr>
-          <w:rStyle w:val="VerbatimChar"/>
-        </w:rPr>
+    </w:p>
+    <w:p>
+      <w:pPr>
+        <w:pStyle w:val="SourceCode"/>
+        <w:spacing w:before="0" w:after="0" w:line="200" w:lineRule="auto"/>
+      </w:pPr>
+      <w:r>
         <w:t xml:space="preserve">n                     → наступне збігання</w:t>
       </w:r>
-      <w:r>
-        <w:br/>
-      </w:r>
-      <w:r>
-        <w:rPr>
-          <w:rStyle w:val="VerbatimChar"/>
-        </w:rPr>
+    </w:p>
+    <w:p>
+      <w:pPr>
+        <w:pStyle w:val="SourceCode"/>
+        <w:spacing w:before="0" w:after="0" w:line="200" w:lineRule="auto"/>
+      </w:pPr>
+      <w:r>
         <w:t xml:space="preserve">dd                    → видалити поточний рядок</w:t>
       </w:r>
-      <w:r>
-        <w:br/>
-      </w:r>
-      <w:r>
-        <w:rPr>
-          <w:rStyle w:val="VerbatimChar"/>
-        </w:rPr>
+    </w:p>
+    <w:p>
+      <w:pPr>
+        <w:pStyle w:val="SourceCode"/>
+        <w:spacing w:before="0" w:after="0" w:line="200" w:lineRule="auto"/>
+      </w:pPr>
+      <w:r>
         <w:t xml:space="preserve">u                     → скасувати видалення</w:t>
       </w:r>
-      <w:r>
-        <w:br/>
-      </w:r>
-      <w:r>
-        <w:rPr>
-          <w:rStyle w:val="VerbatimChar"/>
-        </w:rPr>
+    </w:p>
+    <w:p>
+      <w:pPr>
+        <w:pStyle w:val="SourceCode"/>
+        <w:spacing w:before="0" w:after="0" w:line="200" w:lineRule="auto"/>
+      </w:pPr>
+      <w:r>
         <w:t xml:space="preserve">:15                   → перейти до рядка 15</w:t>
       </w:r>
-      <w:r>
-        <w:br/>
-      </w:r>
-      <w:r>
-        <w:rPr>
-          <w:rStyle w:val="VerbatimChar"/>
-        </w:rPr>
+    </w:p>
+    <w:p>
+      <w:pPr>
+        <w:pStyle w:val="SourceCode"/>
+        <w:spacing w:before="0" w:after="0" w:line="200" w:lineRule="auto"/>
+      </w:pPr>
+      <w:r>
         <w:t xml:space="preserve">3dd                   → видалити три рядки</w:t>
       </w:r>
-      <w:r>
-        <w:br/>
-      </w:r>
-      <w:r>
-        <w:rPr>
-          <w:rStyle w:val="VerbatimChar"/>
-        </w:rPr>
+    </w:p>
+    <w:p>
+      <w:pPr>
+        <w:pStyle w:val="SourceCode"/>
+        <w:spacing w:before="0" w:after="0" w:line="200" w:lineRule="auto"/>
+      </w:pPr>
+      <w:r>
         <w:t xml:space="preserve">u                     → скасувати</w:t>
       </w:r>
-      <w:r>
-        <w:br/>
-      </w:r>
-      <w:r>
-        <w:rPr>
-          <w:rStyle w:val="VerbatimChar"/>
-        </w:rPr>
+    </w:p>
+    <w:p>
+      <w:pPr>
+        <w:pStyle w:val="SourceCode"/>
+        <w:spacing w:before="0" w:after="120" w:line="200" w:lineRule="auto"/>
+      </w:pPr>
+      <w:r>
         <w:t xml:space="preserve">:q!                   → вийти без збереження</w:t>
       </w:r>
     </w:p>
@@ -2461,135 +2443,132 @@
     <w:p>
       <w:pPr>
         <w:pStyle w:val="SourceCode"/>
-      </w:pPr>
-      <w:r>
-        <w:rPr>
-          <w:rStyle w:val="VerbatimChar"/>
-        </w:rPr>
+        <w:spacing w:before="120" w:after="0" w:line="200" w:lineRule="auto"/>
+      </w:pPr>
+      <w:r>
         <w:t xml:space="preserve">student@lab-vm:~/lab9$ cp conf/sshd_config.orig conf/sshd_config.test</w:t>
       </w:r>
-      <w:r>
-        <w:br/>
-      </w:r>
-      <w:r>
-        <w:rPr>
-          <w:rStyle w:val="VerbatimChar"/>
-        </w:rPr>
+    </w:p>
+    <w:p>
+      <w:pPr>
+        <w:pStyle w:val="SourceCode"/>
+        <w:spacing w:before="0" w:after="120" w:line="200" w:lineRule="auto"/>
+      </w:pPr>
+      <w:r>
         <w:t xml:space="preserve">student@lab-vm:~/lab9$ vi conf/sshd_config.test</w:t>
       </w:r>
     </w:p>
     <w:p>
       <w:pPr>
         <w:pStyle w:val="SourceCode"/>
-      </w:pPr>
-      <w:r>
-        <w:rPr>
-          <w:rStyle w:val="VerbatimChar"/>
-        </w:rPr>
+        <w:spacing w:before="120" w:after="0" w:line="200" w:lineRule="auto"/>
+      </w:pPr>
+      <w:r>
         <w:t xml:space="preserve">/PermitRootLogin      → знайти параметр</w:t>
       </w:r>
-      <w:r>
-        <w:br/>
-      </w:r>
-      <w:r>
-        <w:rPr>
-          <w:rStyle w:val="VerbatimChar"/>
-        </w:rPr>
+    </w:p>
+    <w:p>
+      <w:pPr>
+        <w:pStyle w:val="SourceCode"/>
+        <w:spacing w:before="0" w:after="0" w:line="200" w:lineRule="auto"/>
+      </w:pPr>
+      <w:r>
         <w:t xml:space="preserve">:%s/#Port 22/Port 2222/g     → замінити в усьому файлі</w:t>
       </w:r>
-      <w:r>
-        <w:br/>
-      </w:r>
-      <w:r>
-        <w:rPr>
-          <w:rStyle w:val="VerbatimChar"/>
-        </w:rPr>
+    </w:p>
+    <w:p>
+      <w:pPr>
+        <w:pStyle w:val="SourceCode"/>
+        <w:spacing w:before="0" w:after="0" w:line="200" w:lineRule="auto"/>
+      </w:pPr>
+      <w:r>
         <w:t xml:space="preserve">:%s/yes/no/gc                → замінити з підтвердженням (y/n для кожного)</w:t>
       </w:r>
-      <w:r>
-        <w:br/>
-      </w:r>
-      <w:r>
-        <w:rPr>
-          <w:rStyle w:val="VerbatimChar"/>
-        </w:rPr>
+    </w:p>
+    <w:p>
+      <w:pPr>
+        <w:pStyle w:val="SourceCode"/>
+        <w:spacing w:before="0" w:after="0" w:line="200" w:lineRule="auto"/>
+      </w:pPr>
+      <w:r>
         <w:t xml:space="preserve">:w                            → зберегти</w:t>
       </w:r>
-      <w:r>
-        <w:br/>
-      </w:r>
-      <w:r>
-        <w:rPr>
-          <w:rStyle w:val="VerbatimChar"/>
-        </w:rPr>
+    </w:p>
+    <w:p>
+      <w:pPr>
+        <w:pStyle w:val="SourceCode"/>
+        <w:spacing w:before="0" w:after="120" w:line="200" w:lineRule="auto"/>
+      </w:pPr>
+      <w:r>
         <w:t xml:space="preserve">:q                            → вийти</w:t>
       </w:r>
     </w:p>
     <w:p>
       <w:pPr>
         <w:pStyle w:val="SourceCode"/>
-      </w:pPr>
-      <w:r>
-        <w:rPr>
-          <w:rStyle w:val="VerbatimChar"/>
-        </w:rPr>
+        <w:spacing w:before="120" w:after="0" w:line="200" w:lineRule="auto"/>
+      </w:pPr>
+      <w:r>
         <w:t xml:space="preserve">student@lab-vm:~/lab9$ grep -n "Port 2222" conf/sshd_config.test</w:t>
       </w:r>
-      <w:r>
-        <w:br/>
-      </w:r>
-      <w:r>
-        <w:rPr>
-          <w:rStyle w:val="VerbatimChar"/>
-        </w:rPr>
+    </w:p>
+    <w:p>
+      <w:pPr>
+        <w:pStyle w:val="SourceCode"/>
+        <w:spacing w:before="0" w:after="0" w:line="200" w:lineRule="auto"/>
+      </w:pPr>
+      <w:r>
         <w:t xml:space="preserve">13:Port 2222</w:t>
       </w:r>
-      <w:r>
-        <w:br/>
-      </w:r>
-      <w:r>
-        <w:br/>
-      </w:r>
-      <w:r>
-        <w:rPr>
-          <w:rStyle w:val="VerbatimChar"/>
-        </w:rPr>
+    </w:p>
+    <w:p>
+      <w:pPr>
+        <w:pStyle w:val="SourceCode"/>
+        <w:spacing w:before="0" w:after="0" w:line="200" w:lineRule="auto"/>
+      </w:pPr>
+    </w:p>
+    <w:p>
+      <w:pPr>
+        <w:pStyle w:val="SourceCode"/>
+        <w:spacing w:before="0" w:after="0" w:line="200" w:lineRule="auto"/>
+      </w:pPr>
+      <w:r>
         <w:t xml:space="preserve">student@lab-vm:~/lab9$ diff conf/sshd_config.orig conf/sshd_config.test | head -4</w:t>
       </w:r>
-      <w:r>
-        <w:br/>
-      </w:r>
-      <w:r>
-        <w:rPr>
-          <w:rStyle w:val="VerbatimChar"/>
-        </w:rPr>
+    </w:p>
+    <w:p>
+      <w:pPr>
+        <w:pStyle w:val="SourceCode"/>
+        <w:spacing w:before="0" w:after="0" w:line="200" w:lineRule="auto"/>
+      </w:pPr>
+      <w:r>
         <w:t xml:space="preserve">13c13</w:t>
       </w:r>
-      <w:r>
-        <w:br/>
-      </w:r>
-      <w:r>
-        <w:rPr>
-          <w:rStyle w:val="VerbatimChar"/>
-        </w:rPr>
+    </w:p>
+    <w:p>
+      <w:pPr>
+        <w:pStyle w:val="SourceCode"/>
+        <w:spacing w:before="0" w:after="0" w:line="200" w:lineRule="auto"/>
+      </w:pPr>
+      <w:r>
         <w:t xml:space="preserve">&lt; #Port 22</w:t>
       </w:r>
-      <w:r>
-        <w:br/>
-      </w:r>
-      <w:r>
-        <w:rPr>
-          <w:rStyle w:val="VerbatimChar"/>
-        </w:rPr>
+    </w:p>
+    <w:p>
+      <w:pPr>
+        <w:pStyle w:val="SourceCode"/>
+        <w:spacing w:before="0" w:after="0" w:line="200" w:lineRule="auto"/>
+      </w:pPr>
+      <w:r>
         <w:t xml:space="preserve">---</w:t>
       </w:r>
-      <w:r>
-        <w:br/>
-      </w:r>
-      <w:r>
-        <w:rPr>
-          <w:rStyle w:val="VerbatimChar"/>
-        </w:rPr>
+    </w:p>
+    <w:p>
+      <w:pPr>
+        <w:pStyle w:val="SourceCode"/>
+        <w:spacing w:before="0" w:after="120" w:line="200" w:lineRule="auto"/>
+      </w:pPr>
+      <w:r>
         <w:t xml:space="preserve">&gt; Port 2222</w:t>
       </w:r>
     </w:p>
@@ -6778,15 +6757,8 @@
     <w:basedOn w:val="Normal"/>
     <w:qFormat/>
     <w:pPr>
-      <w:pBdr>
-        <w:top w:color="BFBFBF" w:space="4" w:sz="4" w:val="single"/>
-        <w:left w:color="BFBFBF" w:space="4" w:sz="4" w:val="single"/>
-        <w:bottom w:color="BFBFBF" w:space="4" w:sz="4" w:val="single"/>
-        <w:right w:color="BFBFBF" w:space="4" w:sz="4" w:val="single"/>
-      </w:pBdr>
-      <w:shd w:color="auto" w:fill="F4F4F4" w:val="clear"/>
       <w:spacing w:after="120" w:before="120" w:line="200" w:lineRule="auto"/>
-      <w:ind w:firstLine="0" w:left="284" w:right="284"/>
+      <w:ind w:hanging="340" w:left="340" w:right="0"/>
       <w:jc w:val="left"/>
     </w:pPr>
     <w:rPr>

--- a/public/labs/os/pz-24/ЛР9_ОС_Оболонка_mc_та_редактор_vi.docx
+++ b/public/labs/os/pz-24/ЛР9_ОС_Оболонка_mc_та_редактор_vi.docx
@@ -1103,138 +1103,236 @@
     </w:p>
     <w:p>
       <w:pPr>
-        <w:pStyle w:val="SourceCode"/>
-        <w:spacing w:before="120" w:after="0" w:line="200" w:lineRule="auto"/>
-      </w:pPr>
-      <w:r>
-        <w:t xml:space="preserve">h j k l        ліворуч, вниз, вгору, праворуч</w:t>
-      </w:r>
-    </w:p>
-    <w:p>
-      <w:pPr>
-        <w:pStyle w:val="SourceCode"/>
-        <w:spacing w:before="0" w:after="0" w:line="200" w:lineRule="auto"/>
-      </w:pPr>
-      <w:r>
-        <w:t xml:space="preserve">0  $           початок і кінець рядка</w:t>
-      </w:r>
-    </w:p>
-    <w:p>
-      <w:pPr>
-        <w:pStyle w:val="SourceCode"/>
-        <w:spacing w:before="0" w:after="0" w:line="200" w:lineRule="auto"/>
-      </w:pPr>
-      <w:r>
-        <w:t xml:space="preserve">w  b           наступне й попереднє слово</w:t>
-      </w:r>
-    </w:p>
-    <w:p>
-      <w:pPr>
-        <w:pStyle w:val="SourceCode"/>
-        <w:spacing w:before="0" w:after="0" w:line="200" w:lineRule="auto"/>
-      </w:pPr>
-      <w:r>
-        <w:t xml:space="preserve">gg  G          початок і кінець файлу</w:t>
-      </w:r>
-    </w:p>
-    <w:p>
-      <w:pPr>
-        <w:pStyle w:val="SourceCode"/>
-        <w:spacing w:before="0" w:after="0" w:line="200" w:lineRule="auto"/>
-      </w:pPr>
-      <w:r>
-        <w:t xml:space="preserve">:25            перейти до рядка 25</w:t>
-      </w:r>
-    </w:p>
-    <w:p>
-      <w:pPr>
-        <w:pStyle w:val="SourceCode"/>
-        <w:spacing w:before="0" w:after="120" w:line="200" w:lineRule="auto"/>
-      </w:pPr>
-      <w:r>
-        <w:t xml:space="preserve">Ctrl+f Ctrl+b  сторінка вперед і назад</w:t>
-      </w:r>
-    </w:p>
-    <w:p>
-      <w:pPr>
-        <w:pStyle w:val="SourceCode"/>
-        <w:spacing w:before="120" w:after="0" w:line="200" w:lineRule="auto"/>
-      </w:pPr>
-      <w:r>
-        <w:t xml:space="preserve">x              видалити символ під курсором</w:t>
-      </w:r>
-    </w:p>
-    <w:p>
-      <w:pPr>
-        <w:pStyle w:val="SourceCode"/>
-        <w:spacing w:before="0" w:after="0" w:line="200" w:lineRule="auto"/>
-      </w:pPr>
-      <w:r>
-        <w:t xml:space="preserve">dd             видалити рядок</w:t>
-      </w:r>
-    </w:p>
-    <w:p>
-      <w:pPr>
-        <w:pStyle w:val="SourceCode"/>
-        <w:spacing w:before="0" w:after="0" w:line="200" w:lineRule="auto"/>
-      </w:pPr>
-      <w:r>
-        <w:t xml:space="preserve">3dd            видалити три рядки</w:t>
-      </w:r>
-    </w:p>
-    <w:p>
-      <w:pPr>
-        <w:pStyle w:val="SourceCode"/>
-        <w:spacing w:before="0" w:after="0" w:line="200" w:lineRule="auto"/>
-      </w:pPr>
-      <w:r>
-        <w:t xml:space="preserve">dw             видалити слово</w:t>
-      </w:r>
-    </w:p>
-    <w:p>
-      <w:pPr>
-        <w:pStyle w:val="SourceCode"/>
-        <w:spacing w:before="0" w:after="0" w:line="200" w:lineRule="auto"/>
-      </w:pPr>
-      <w:r>
-        <w:t xml:space="preserve">yy             скопіювати рядок</w:t>
-      </w:r>
-    </w:p>
-    <w:p>
-      <w:pPr>
-        <w:pStyle w:val="SourceCode"/>
-        <w:spacing w:before="0" w:after="0" w:line="200" w:lineRule="auto"/>
-      </w:pPr>
-      <w:r>
-        <w:t xml:space="preserve">p              вставити після курсора</w:t>
-      </w:r>
-    </w:p>
-    <w:p>
-      <w:pPr>
-        <w:pStyle w:val="SourceCode"/>
-        <w:spacing w:before="0" w:after="0" w:line="200" w:lineRule="auto"/>
-      </w:pPr>
-      <w:r>
-        <w:t xml:space="preserve">u              скасувати останню дію</w:t>
-      </w:r>
-    </w:p>
-    <w:p>
-      <w:pPr>
-        <w:pStyle w:val="SourceCode"/>
-        <w:spacing w:before="0" w:after="0" w:line="200" w:lineRule="auto"/>
-      </w:pPr>
-      <w:r>
-        <w:t xml:space="preserve">Ctrl+r         повторити скасовану дію</w:t>
-      </w:r>
-    </w:p>
-    <w:p>
-      <w:pPr>
-        <w:pStyle w:val="SourceCode"/>
-        <w:spacing w:before="0" w:after="120" w:line="200" w:lineRule="auto"/>
-      </w:pPr>
-      <w:r>
-        <w:t xml:space="preserve">.              повторити останню команду</w:t>
-      </w:r>
+        <w:spacing w:before="0" w:after="0" w:line="120" w:lineRule="exact"/>
+        <w:rPr>
+          <w:sz w:val="4"/>
+          <w:szCs w:val="4"/>
+        </w:rPr>
+      </w:pPr>
+    </w:p>
+    <w:tbl>
+      <w:tblPr>
+        <w:tblStyle w:val="SourceCodeTable"/>
+        <w:tblW w:type="dxa" w:w="9637"/>
+        <w:tblInd w:w="0" w:type="dxa"/>
+        <w:tblBorders>
+          <w:top w:color="BFBFBF" w:space="0" w:sz="4" w:val="single"/>
+          <w:left w:color="BFBFBF" w:space="0" w:sz="4" w:val="single"/>
+          <w:bottom w:color="BFBFBF" w:space="0" w:sz="4" w:val="single"/>
+          <w:right w:color="BFBFBF" w:space="0" w:sz="4" w:val="single"/>
+        </w:tblBorders>
+        <w:tblLayout w:type="fixed"/>
+        <w:tblCellMar>
+          <w:top w:type="dxa" w:w="113"/>
+          <w:left w:type="dxa" w:w="113"/>
+          <w:bottom w:type="dxa" w:w="113"/>
+          <w:right w:type="dxa" w:w="113"/>
+        </w:tblCellMar>
+        <w:tblLook w:val="0000" w:firstRow="0" w:lastRow="0" w:firstColumn="0" w:lastColumn="0" w:noHBand="1" w:noVBand="1"/>
+      </w:tblPr>
+      <w:tblGrid>
+        <w:gridCol w:w="9637"/>
+      </w:tblGrid>
+      <w:tr>
+        <w:tc>
+          <w:tcPr>
+            <w:tcW w:type="dxa" w:w="9637"/>
+          </w:tcPr>
+          <w:p>
+            <w:pPr>
+              <w:pStyle w:val="SourceCode"/>
+              <w:spacing w:before="0" w:after="0" w:line="200" w:lineRule="auto"/>
+            </w:pPr>
+            <w:r>
+              <w:t xml:space="preserve">h j k l        ліворуч, вниз, вгору, праворуч</w:t>
+            </w:r>
+          </w:p>
+          <w:p>
+            <w:pPr>
+              <w:pStyle w:val="SourceCode"/>
+              <w:spacing w:before="0" w:after="0" w:line="200" w:lineRule="auto"/>
+            </w:pPr>
+            <w:r>
+              <w:t xml:space="preserve">0  $           початок і кінець рядка</w:t>
+            </w:r>
+          </w:p>
+          <w:p>
+            <w:pPr>
+              <w:pStyle w:val="SourceCode"/>
+              <w:spacing w:before="0" w:after="0" w:line="200" w:lineRule="auto"/>
+            </w:pPr>
+            <w:r>
+              <w:t xml:space="preserve">w  b           наступне й попереднє слово</w:t>
+            </w:r>
+          </w:p>
+          <w:p>
+            <w:pPr>
+              <w:pStyle w:val="SourceCode"/>
+              <w:spacing w:before="0" w:after="0" w:line="200" w:lineRule="auto"/>
+            </w:pPr>
+            <w:r>
+              <w:t xml:space="preserve">gg  G          початок і кінець файлу</w:t>
+            </w:r>
+          </w:p>
+          <w:p>
+            <w:pPr>
+              <w:pStyle w:val="SourceCode"/>
+              <w:spacing w:before="0" w:after="0" w:line="200" w:lineRule="auto"/>
+            </w:pPr>
+            <w:r>
+              <w:t xml:space="preserve">:25            перейти до рядка 25</w:t>
+            </w:r>
+          </w:p>
+          <w:p>
+            <w:pPr>
+              <w:pStyle w:val="SourceCode"/>
+              <w:spacing w:before="0" w:after="0" w:line="200" w:lineRule="auto"/>
+            </w:pPr>
+            <w:r>
+              <w:t xml:space="preserve">Ctrl+f Ctrl+b  сторінка вперед і назад</w:t>
+            </w:r>
+          </w:p>
+        </w:tc>
+      </w:tr>
+    </w:tbl>
+    <w:p>
+      <w:pPr>
+        <w:spacing w:before="0" w:after="0" w:line="120" w:lineRule="exact"/>
+        <w:rPr>
+          <w:sz w:val="4"/>
+          <w:szCs w:val="4"/>
+        </w:rPr>
+      </w:pPr>
+    </w:p>
+    <w:p>
+      <w:pPr>
+        <w:spacing w:before="0" w:after="0" w:line="120" w:lineRule="exact"/>
+        <w:rPr>
+          <w:sz w:val="4"/>
+          <w:szCs w:val="4"/>
+        </w:rPr>
+      </w:pPr>
+    </w:p>
+    <w:tbl>
+      <w:tblPr>
+        <w:tblStyle w:val="SourceCodeTable"/>
+        <w:tblW w:type="dxa" w:w="9637"/>
+        <w:tblInd w:w="0" w:type="dxa"/>
+        <w:tblBorders>
+          <w:top w:color="BFBFBF" w:space="0" w:sz="4" w:val="single"/>
+          <w:left w:color="BFBFBF" w:space="0" w:sz="4" w:val="single"/>
+          <w:bottom w:color="BFBFBF" w:space="0" w:sz="4" w:val="single"/>
+          <w:right w:color="BFBFBF" w:space="0" w:sz="4" w:val="single"/>
+        </w:tblBorders>
+        <w:tblLayout w:type="fixed"/>
+        <w:tblCellMar>
+          <w:top w:type="dxa" w:w="113"/>
+          <w:left w:type="dxa" w:w="113"/>
+          <w:bottom w:type="dxa" w:w="113"/>
+          <w:right w:type="dxa" w:w="113"/>
+        </w:tblCellMar>
+        <w:tblLook w:val="0000" w:firstRow="0" w:lastRow="0" w:firstColumn="0" w:lastColumn="0" w:noHBand="1" w:noVBand="1"/>
+      </w:tblPr>
+      <w:tblGrid>
+        <w:gridCol w:w="9637"/>
+      </w:tblGrid>
+      <w:tr>
+        <w:tc>
+          <w:tcPr>
+            <w:tcW w:type="dxa" w:w="9637"/>
+          </w:tcPr>
+          <w:p>
+            <w:pPr>
+              <w:pStyle w:val="SourceCode"/>
+              <w:spacing w:before="0" w:after="0" w:line="200" w:lineRule="auto"/>
+            </w:pPr>
+            <w:r>
+              <w:t xml:space="preserve">x              видалити символ під курсором</w:t>
+            </w:r>
+          </w:p>
+          <w:p>
+            <w:pPr>
+              <w:pStyle w:val="SourceCode"/>
+              <w:spacing w:before="0" w:after="0" w:line="200" w:lineRule="auto"/>
+            </w:pPr>
+            <w:r>
+              <w:t xml:space="preserve">dd             видалити рядок</w:t>
+            </w:r>
+          </w:p>
+          <w:p>
+            <w:pPr>
+              <w:pStyle w:val="SourceCode"/>
+              <w:spacing w:before="0" w:after="0" w:line="200" w:lineRule="auto"/>
+            </w:pPr>
+            <w:r>
+              <w:t xml:space="preserve">3dd            видалити три рядки</w:t>
+            </w:r>
+          </w:p>
+          <w:p>
+            <w:pPr>
+              <w:pStyle w:val="SourceCode"/>
+              <w:spacing w:before="0" w:after="0" w:line="200" w:lineRule="auto"/>
+            </w:pPr>
+            <w:r>
+              <w:t xml:space="preserve">dw             видалити слово</w:t>
+            </w:r>
+          </w:p>
+          <w:p>
+            <w:pPr>
+              <w:pStyle w:val="SourceCode"/>
+              <w:spacing w:before="0" w:after="0" w:line="200" w:lineRule="auto"/>
+            </w:pPr>
+            <w:r>
+              <w:t xml:space="preserve">yy             скопіювати рядок</w:t>
+            </w:r>
+          </w:p>
+          <w:p>
+            <w:pPr>
+              <w:pStyle w:val="SourceCode"/>
+              <w:spacing w:before="0" w:after="0" w:line="200" w:lineRule="auto"/>
+            </w:pPr>
+            <w:r>
+              <w:t xml:space="preserve">p              вставити після курсора</w:t>
+            </w:r>
+          </w:p>
+          <w:p>
+            <w:pPr>
+              <w:pStyle w:val="SourceCode"/>
+              <w:spacing w:before="0" w:after="0" w:line="200" w:lineRule="auto"/>
+            </w:pPr>
+            <w:r>
+              <w:t xml:space="preserve">u              скасувати останню дію</w:t>
+            </w:r>
+          </w:p>
+          <w:p>
+            <w:pPr>
+              <w:pStyle w:val="SourceCode"/>
+              <w:spacing w:before="0" w:after="0" w:line="200" w:lineRule="auto"/>
+            </w:pPr>
+            <w:r>
+              <w:t xml:space="preserve">Ctrl+r         повторити скасовану дію</w:t>
+            </w:r>
+          </w:p>
+          <w:p>
+            <w:pPr>
+              <w:pStyle w:val="SourceCode"/>
+              <w:spacing w:before="0" w:after="0" w:line="200" w:lineRule="auto"/>
+            </w:pPr>
+            <w:r>
+              <w:t xml:space="preserve">.              повторити останню команду</w:t>
+            </w:r>
+          </w:p>
+        </w:tc>
+      </w:tr>
+    </w:tbl>
+    <w:p>
+      <w:pPr>
+        <w:spacing w:before="0" w:after="0" w:line="120" w:lineRule="exact"/>
+        <w:rPr>
+          <w:sz w:val="4"/>
+          <w:szCs w:val="4"/>
+        </w:rPr>
+      </w:pPr>
     </w:p>
     <w:p>
       <w:pPr>
@@ -1718,39 +1816,88 @@
     </w:p>
     <w:p>
       <w:pPr>
-        <w:pStyle w:val="SourceCode"/>
-        <w:spacing w:before="120" w:after="0" w:line="200" w:lineRule="auto"/>
-      </w:pPr>
-      <w:r>
-        <w:t xml:space="preserve">student@lab-vm:~$ sudo apt install -y mc vim</w:t>
-      </w:r>
-    </w:p>
-    <w:p>
-      <w:pPr>
-        <w:pStyle w:val="SourceCode"/>
-        <w:spacing w:before="0" w:after="0" w:line="200" w:lineRule="auto"/>
-      </w:pPr>
-      <w:r>
-        <w:t xml:space="preserve">student@lab-vm:~$ mkdir -p ~/lab9/{conf,bak}</w:t>
-      </w:r>
-    </w:p>
-    <w:p>
-      <w:pPr>
-        <w:pStyle w:val="SourceCode"/>
-        <w:spacing w:before="0" w:after="0" w:line="200" w:lineRule="auto"/>
-      </w:pPr>
-      <w:r>
-        <w:t xml:space="preserve">student@lab-vm:~$ cp /etc/ssh/sshd_config /etc/fstab /etc/hosts ~/lab9/conf/</w:t>
-      </w:r>
-    </w:p>
-    <w:p>
-      <w:pPr>
-        <w:pStyle w:val="SourceCode"/>
-        <w:spacing w:before="0" w:after="120" w:line="200" w:lineRule="auto"/>
-      </w:pPr>
-      <w:r>
-        <w:t xml:space="preserve">student@lab-vm:~$ cd ~/lab9 &amp;&amp; mc</w:t>
-      </w:r>
+        <w:spacing w:before="0" w:after="0" w:line="120" w:lineRule="exact"/>
+        <w:rPr>
+          <w:sz w:val="4"/>
+          <w:szCs w:val="4"/>
+        </w:rPr>
+      </w:pPr>
+    </w:p>
+    <w:tbl>
+      <w:tblPr>
+        <w:tblStyle w:val="SourceCodeTable"/>
+        <w:tblW w:type="dxa" w:w="9637"/>
+        <w:tblInd w:w="0" w:type="dxa"/>
+        <w:tblBorders>
+          <w:top w:color="BFBFBF" w:space="0" w:sz="4" w:val="single"/>
+          <w:left w:color="BFBFBF" w:space="0" w:sz="4" w:val="single"/>
+          <w:bottom w:color="BFBFBF" w:space="0" w:sz="4" w:val="single"/>
+          <w:right w:color="BFBFBF" w:space="0" w:sz="4" w:val="single"/>
+        </w:tblBorders>
+        <w:tblLayout w:type="fixed"/>
+        <w:tblCellMar>
+          <w:top w:type="dxa" w:w="113"/>
+          <w:left w:type="dxa" w:w="113"/>
+          <w:bottom w:type="dxa" w:w="113"/>
+          <w:right w:type="dxa" w:w="113"/>
+        </w:tblCellMar>
+        <w:tblLook w:val="0000" w:firstRow="0" w:lastRow="0" w:firstColumn="0" w:lastColumn="0" w:noHBand="1" w:noVBand="1"/>
+      </w:tblPr>
+      <w:tblGrid>
+        <w:gridCol w:w="9637"/>
+      </w:tblGrid>
+      <w:tr>
+        <w:tc>
+          <w:tcPr>
+            <w:tcW w:type="dxa" w:w="9637"/>
+          </w:tcPr>
+          <w:p>
+            <w:pPr>
+              <w:pStyle w:val="SourceCode"/>
+              <w:spacing w:before="0" w:after="0" w:line="200" w:lineRule="auto"/>
+            </w:pPr>
+            <w:r>
+              <w:t xml:space="preserve">student@lab-vm:~$ sudo apt install -y mc vim</w:t>
+            </w:r>
+          </w:p>
+          <w:p>
+            <w:pPr>
+              <w:pStyle w:val="SourceCode"/>
+              <w:spacing w:before="0" w:after="0" w:line="200" w:lineRule="auto"/>
+            </w:pPr>
+            <w:r>
+              <w:t xml:space="preserve">student@lab-vm:~$ mkdir -p ~/lab9/{conf,bak}</w:t>
+            </w:r>
+          </w:p>
+          <w:p>
+            <w:pPr>
+              <w:pStyle w:val="SourceCode"/>
+              <w:spacing w:before="0" w:after="0" w:line="200" w:lineRule="auto"/>
+            </w:pPr>
+            <w:r>
+              <w:t xml:space="preserve">student@lab-vm:~$ cp /etc/ssh/sshd_config /etc/fstab /etc/hosts ~/lab9/conf/</w:t>
+            </w:r>
+          </w:p>
+          <w:p>
+            <w:pPr>
+              <w:pStyle w:val="SourceCode"/>
+              <w:spacing w:before="0" w:after="0" w:line="200" w:lineRule="auto"/>
+            </w:pPr>
+            <w:r>
+              <w:t xml:space="preserve">student@lab-vm:~$ cd ~/lab9 &amp;&amp; mc</w:t>
+            </w:r>
+          </w:p>
+        </w:tc>
+      </w:tr>
+    </w:tbl>
+    <w:p>
+      <w:pPr>
+        <w:spacing w:before="0" w:after="0" w:line="120" w:lineRule="exact"/>
+        <w:rPr>
+          <w:sz w:val="4"/>
+          <w:szCs w:val="4"/>
+        </w:rPr>
+      </w:pPr>
     </w:p>
     <w:p>
       <w:pPr>
@@ -1814,150 +1961,248 @@
     </w:p>
     <w:p>
       <w:pPr>
-        <w:pStyle w:val="SourceCode"/>
-        <w:spacing w:before="120" w:after="0" w:line="200" w:lineRule="auto"/>
-      </w:pPr>
-      <w:r>
-        <w:t xml:space="preserve">1. Tab            → перейти на праву панель</w:t>
-      </w:r>
-    </w:p>
-    <w:p>
-      <w:pPr>
-        <w:pStyle w:val="SourceCode"/>
-        <w:spacing w:before="0" w:after="0" w:line="200" w:lineRule="auto"/>
-      </w:pPr>
-      <w:r>
-        <w:t xml:space="preserve">2. Enter на lab9  → відкрити робочий каталог</w:t>
-      </w:r>
-    </w:p>
-    <w:p>
-      <w:pPr>
-        <w:pStyle w:val="SourceCode"/>
-        <w:spacing w:before="0" w:after="0" w:line="200" w:lineRule="auto"/>
-      </w:pPr>
-      <w:r>
-        <w:t xml:space="preserve">3. Tab, Enter на conf</w:t>
-      </w:r>
-    </w:p>
-    <w:p>
-      <w:pPr>
-        <w:pStyle w:val="SourceCode"/>
-        <w:spacing w:before="0" w:after="0" w:line="200" w:lineRule="auto"/>
-      </w:pPr>
-      <w:r>
-        <w:t xml:space="preserve">4. Insert         → позначити hosts і fstab (два файли)</w:t>
-      </w:r>
-    </w:p>
-    <w:p>
-      <w:pPr>
-        <w:pStyle w:val="SourceCode"/>
-        <w:spacing w:before="0" w:after="0" w:line="200" w:lineRule="auto"/>
-      </w:pPr>
-      <w:r>
-        <w:t xml:space="preserve">5. F5             → копіювати на протилежну панель (bak)</w:t>
-      </w:r>
-    </w:p>
-    <w:p>
-      <w:pPr>
-        <w:pStyle w:val="SourceCode"/>
-        <w:spacing w:before="0" w:after="0" w:line="200" w:lineRule="auto"/>
-      </w:pPr>
-      <w:r>
-        <w:t xml:space="preserve">6. F6 на sshd_config → перейменувати на sshd_config.orig</w:t>
-      </w:r>
-    </w:p>
-    <w:p>
-      <w:pPr>
-        <w:pStyle w:val="SourceCode"/>
-        <w:spacing w:before="0" w:after="0" w:line="200" w:lineRule="auto"/>
-      </w:pPr>
-      <w:r>
-        <w:t xml:space="preserve">7. F7             → створити каталог tmp</w:t>
-      </w:r>
-    </w:p>
-    <w:p>
-      <w:pPr>
-        <w:pStyle w:val="SourceCode"/>
-        <w:spacing w:before="0" w:after="120" w:line="200" w:lineRule="auto"/>
-      </w:pPr>
-      <w:r>
-        <w:t xml:space="preserve">8. F3 на hosts    → переглянути вміст, вихід — F10</w:t>
-      </w:r>
-    </w:p>
-    <w:p>
-      <w:pPr>
-        <w:pStyle w:val="SourceCode"/>
-        <w:spacing w:before="120" w:after="0" w:line="200" w:lineRule="auto"/>
-      </w:pPr>
-      <w:r>
-        <w:t xml:space="preserve">student@lab-vm:~/lab9$ ls -R</w:t>
-      </w:r>
-    </w:p>
-    <w:p>
-      <w:pPr>
-        <w:pStyle w:val="SourceCode"/>
-        <w:spacing w:before="0" w:after="0" w:line="200" w:lineRule="auto"/>
-      </w:pPr>
-      <w:r>
-        <w:t xml:space="preserve">.:</w:t>
-      </w:r>
-    </w:p>
-    <w:p>
-      <w:pPr>
-        <w:pStyle w:val="SourceCode"/>
-        <w:spacing w:before="0" w:after="0" w:line="200" w:lineRule="auto"/>
-      </w:pPr>
-      <w:r>
-        <w:t xml:space="preserve">bak  conf</w:t>
-      </w:r>
-    </w:p>
-    <w:p>
-      <w:pPr>
-        <w:pStyle w:val="SourceCode"/>
-        <w:spacing w:before="0" w:after="0" w:line="200" w:lineRule="auto"/>
-      </w:pPr>
-    </w:p>
-    <w:p>
-      <w:pPr>
-        <w:pStyle w:val="SourceCode"/>
-        <w:spacing w:before="0" w:after="0" w:line="200" w:lineRule="auto"/>
-      </w:pPr>
-      <w:r>
-        <w:t xml:space="preserve">./bak:</w:t>
-      </w:r>
-    </w:p>
-    <w:p>
-      <w:pPr>
-        <w:pStyle w:val="SourceCode"/>
-        <w:spacing w:before="0" w:after="0" w:line="200" w:lineRule="auto"/>
-      </w:pPr>
-      <w:r>
-        <w:t xml:space="preserve">fstab  hosts</w:t>
-      </w:r>
-    </w:p>
-    <w:p>
-      <w:pPr>
-        <w:pStyle w:val="SourceCode"/>
-        <w:spacing w:before="0" w:after="0" w:line="200" w:lineRule="auto"/>
-      </w:pPr>
-    </w:p>
-    <w:p>
-      <w:pPr>
-        <w:pStyle w:val="SourceCode"/>
-        <w:spacing w:before="0" w:after="0" w:line="200" w:lineRule="auto"/>
-      </w:pPr>
-      <w:r>
-        <w:t xml:space="preserve">./conf:</w:t>
-      </w:r>
-    </w:p>
-    <w:p>
-      <w:pPr>
-        <w:pStyle w:val="SourceCode"/>
-        <w:spacing w:before="0" w:after="120" w:line="200" w:lineRule="auto"/>
-      </w:pPr>
-      <w:r>
-        <w:t xml:space="preserve">fstab  hosts  sshd_config.orig  tmp</w:t>
-      </w:r>
+        <w:spacing w:before="0" w:after="0" w:line="120" w:lineRule="exact"/>
+        <w:rPr>
+          <w:sz w:val="4"/>
+          <w:szCs w:val="4"/>
+        </w:rPr>
+      </w:pPr>
+    </w:p>
+    <w:tbl>
+      <w:tblPr>
+        <w:tblStyle w:val="SourceCodeTable"/>
+        <w:tblW w:type="dxa" w:w="9637"/>
+        <w:tblInd w:w="0" w:type="dxa"/>
+        <w:tblBorders>
+          <w:top w:color="BFBFBF" w:space="0" w:sz="4" w:val="single"/>
+          <w:left w:color="BFBFBF" w:space="0" w:sz="4" w:val="single"/>
+          <w:bottom w:color="BFBFBF" w:space="0" w:sz="4" w:val="single"/>
+          <w:right w:color="BFBFBF" w:space="0" w:sz="4" w:val="single"/>
+        </w:tblBorders>
+        <w:tblLayout w:type="fixed"/>
+        <w:tblCellMar>
+          <w:top w:type="dxa" w:w="113"/>
+          <w:left w:type="dxa" w:w="113"/>
+          <w:bottom w:type="dxa" w:w="113"/>
+          <w:right w:type="dxa" w:w="113"/>
+        </w:tblCellMar>
+        <w:tblLook w:val="0000" w:firstRow="0" w:lastRow="0" w:firstColumn="0" w:lastColumn="0" w:noHBand="1" w:noVBand="1"/>
+      </w:tblPr>
+      <w:tblGrid>
+        <w:gridCol w:w="9637"/>
+      </w:tblGrid>
+      <w:tr>
+        <w:tc>
+          <w:tcPr>
+            <w:tcW w:type="dxa" w:w="9637"/>
+          </w:tcPr>
+          <w:p>
+            <w:pPr>
+              <w:pStyle w:val="SourceCode"/>
+              <w:spacing w:before="0" w:after="0" w:line="200" w:lineRule="auto"/>
+            </w:pPr>
+            <w:r>
+              <w:t xml:space="preserve">1. Tab            → перейти на праву панель</w:t>
+            </w:r>
+          </w:p>
+          <w:p>
+            <w:pPr>
+              <w:pStyle w:val="SourceCode"/>
+              <w:spacing w:before="0" w:after="0" w:line="200" w:lineRule="auto"/>
+            </w:pPr>
+            <w:r>
+              <w:t xml:space="preserve">2. Enter на lab9  → відкрити робочий каталог</w:t>
+            </w:r>
+          </w:p>
+          <w:p>
+            <w:pPr>
+              <w:pStyle w:val="SourceCode"/>
+              <w:spacing w:before="0" w:after="0" w:line="200" w:lineRule="auto"/>
+            </w:pPr>
+            <w:r>
+              <w:t xml:space="preserve">3. Tab, Enter на conf</w:t>
+            </w:r>
+          </w:p>
+          <w:p>
+            <w:pPr>
+              <w:pStyle w:val="SourceCode"/>
+              <w:spacing w:before="0" w:after="0" w:line="200" w:lineRule="auto"/>
+            </w:pPr>
+            <w:r>
+              <w:t xml:space="preserve">4. Insert         → позначити hosts і fstab (два файли)</w:t>
+            </w:r>
+          </w:p>
+          <w:p>
+            <w:pPr>
+              <w:pStyle w:val="SourceCode"/>
+              <w:spacing w:before="0" w:after="0" w:line="200" w:lineRule="auto"/>
+            </w:pPr>
+            <w:r>
+              <w:t xml:space="preserve">5. F5             → копіювати на протилежну панель (bak)</w:t>
+            </w:r>
+          </w:p>
+          <w:p>
+            <w:pPr>
+              <w:pStyle w:val="SourceCode"/>
+              <w:spacing w:before="0" w:after="0" w:line="200" w:lineRule="auto"/>
+            </w:pPr>
+            <w:r>
+              <w:t xml:space="preserve">6. F6 на sshd_config → перейменувати на sshd_config.orig</w:t>
+            </w:r>
+          </w:p>
+          <w:p>
+            <w:pPr>
+              <w:pStyle w:val="SourceCode"/>
+              <w:spacing w:before="0" w:after="0" w:line="200" w:lineRule="auto"/>
+            </w:pPr>
+            <w:r>
+              <w:t xml:space="preserve">7. F7             → створити каталог tmp</w:t>
+            </w:r>
+          </w:p>
+          <w:p>
+            <w:pPr>
+              <w:pStyle w:val="SourceCode"/>
+              <w:spacing w:before="0" w:after="0" w:line="200" w:lineRule="auto"/>
+            </w:pPr>
+            <w:r>
+              <w:t xml:space="preserve">8. F3 на hosts    → переглянути вміст, вихід — F10</w:t>
+            </w:r>
+          </w:p>
+        </w:tc>
+      </w:tr>
+    </w:tbl>
+    <w:p>
+      <w:pPr>
+        <w:spacing w:before="0" w:after="0" w:line="120" w:lineRule="exact"/>
+        <w:rPr>
+          <w:sz w:val="4"/>
+          <w:szCs w:val="4"/>
+        </w:rPr>
+      </w:pPr>
+    </w:p>
+    <w:p>
+      <w:pPr>
+        <w:spacing w:before="0" w:after="0" w:line="120" w:lineRule="exact"/>
+        <w:rPr>
+          <w:sz w:val="4"/>
+          <w:szCs w:val="4"/>
+        </w:rPr>
+      </w:pPr>
+    </w:p>
+    <w:tbl>
+      <w:tblPr>
+        <w:tblStyle w:val="SourceCodeTable"/>
+        <w:tblW w:type="dxa" w:w="9637"/>
+        <w:tblInd w:w="0" w:type="dxa"/>
+        <w:tblBorders>
+          <w:top w:color="BFBFBF" w:space="0" w:sz="4" w:val="single"/>
+          <w:left w:color="BFBFBF" w:space="0" w:sz="4" w:val="single"/>
+          <w:bottom w:color="BFBFBF" w:space="0" w:sz="4" w:val="single"/>
+          <w:right w:color="BFBFBF" w:space="0" w:sz="4" w:val="single"/>
+        </w:tblBorders>
+        <w:tblLayout w:type="fixed"/>
+        <w:tblCellMar>
+          <w:top w:type="dxa" w:w="113"/>
+          <w:left w:type="dxa" w:w="113"/>
+          <w:bottom w:type="dxa" w:w="113"/>
+          <w:right w:type="dxa" w:w="113"/>
+        </w:tblCellMar>
+        <w:tblLook w:val="0000" w:firstRow="0" w:lastRow="0" w:firstColumn="0" w:lastColumn="0" w:noHBand="1" w:noVBand="1"/>
+      </w:tblPr>
+      <w:tblGrid>
+        <w:gridCol w:w="9637"/>
+      </w:tblGrid>
+      <w:tr>
+        <w:tc>
+          <w:tcPr>
+            <w:tcW w:type="dxa" w:w="9637"/>
+          </w:tcPr>
+          <w:p>
+            <w:pPr>
+              <w:pStyle w:val="SourceCode"/>
+              <w:spacing w:before="0" w:after="0" w:line="200" w:lineRule="auto"/>
+            </w:pPr>
+            <w:r>
+              <w:t xml:space="preserve">student@lab-vm:~/lab9$ ls -R</w:t>
+            </w:r>
+          </w:p>
+          <w:p>
+            <w:pPr>
+              <w:pStyle w:val="SourceCode"/>
+              <w:spacing w:before="0" w:after="0" w:line="200" w:lineRule="auto"/>
+            </w:pPr>
+            <w:r>
+              <w:t xml:space="preserve">.:</w:t>
+            </w:r>
+          </w:p>
+          <w:p>
+            <w:pPr>
+              <w:pStyle w:val="SourceCode"/>
+              <w:spacing w:before="0" w:after="0" w:line="200" w:lineRule="auto"/>
+            </w:pPr>
+            <w:r>
+              <w:t xml:space="preserve">bak  conf</w:t>
+            </w:r>
+          </w:p>
+          <w:p>
+            <w:pPr>
+              <w:pStyle w:val="SourceCode"/>
+              <w:spacing w:before="0" w:after="0" w:line="200" w:lineRule="auto"/>
+            </w:pPr>
+          </w:p>
+          <w:p>
+            <w:pPr>
+              <w:pStyle w:val="SourceCode"/>
+              <w:spacing w:before="0" w:after="0" w:line="200" w:lineRule="auto"/>
+            </w:pPr>
+            <w:r>
+              <w:t xml:space="preserve">./bak:</w:t>
+            </w:r>
+          </w:p>
+          <w:p>
+            <w:pPr>
+              <w:pStyle w:val="SourceCode"/>
+              <w:spacing w:before="0" w:after="0" w:line="200" w:lineRule="auto"/>
+            </w:pPr>
+            <w:r>
+              <w:t xml:space="preserve">fstab  hosts</w:t>
+            </w:r>
+          </w:p>
+          <w:p>
+            <w:pPr>
+              <w:pStyle w:val="SourceCode"/>
+              <w:spacing w:before="0" w:after="0" w:line="200" w:lineRule="auto"/>
+            </w:pPr>
+          </w:p>
+          <w:p>
+            <w:pPr>
+              <w:pStyle w:val="SourceCode"/>
+              <w:spacing w:before="0" w:after="0" w:line="200" w:lineRule="auto"/>
+            </w:pPr>
+            <w:r>
+              <w:t xml:space="preserve">./conf:</w:t>
+            </w:r>
+          </w:p>
+          <w:p>
+            <w:pPr>
+              <w:pStyle w:val="SourceCode"/>
+              <w:spacing w:before="0" w:after="0" w:line="200" w:lineRule="auto"/>
+            </w:pPr>
+            <w:r>
+              <w:t xml:space="preserve">fstab  hosts  sshd_config.orig  tmp</w:t>
+            </w:r>
+          </w:p>
+        </w:tc>
+      </w:tr>
+    </w:tbl>
+    <w:p>
+      <w:pPr>
+        <w:spacing w:before="0" w:after="0" w:line="120" w:lineRule="exact"/>
+        <w:rPr>
+          <w:sz w:val="4"/>
+          <w:szCs w:val="4"/>
+        </w:rPr>
+      </w:pPr>
     </w:p>
     <w:p>
       <w:pPr>
@@ -2009,75 +2254,173 @@
     </w:p>
     <w:p>
       <w:pPr>
-        <w:pStyle w:val="SourceCode"/>
-        <w:spacing w:before="120" w:after="0" w:line="200" w:lineRule="auto"/>
-      </w:pPr>
-      <w:r>
-        <w:t xml:space="preserve">1. Курсор на bak/hosts</w:t>
-      </w:r>
-    </w:p>
-    <w:p>
-      <w:pPr>
-        <w:pStyle w:val="SourceCode"/>
-        <w:spacing w:before="0" w:after="0" w:line="200" w:lineRule="auto"/>
-      </w:pPr>
-      <w:r>
-        <w:t xml:space="preserve">2. F4             → відкрити у вбудованому редакторі mcedit</w:t>
-      </w:r>
-    </w:p>
-    <w:p>
-      <w:pPr>
-        <w:pStyle w:val="SourceCode"/>
-        <w:spacing w:before="0" w:after="0" w:line="200" w:lineRule="auto"/>
-      </w:pPr>
-      <w:r>
-        <w:t xml:space="preserve">3. Дописати рядок: 192.168.1.10   lab-server</w:t>
-      </w:r>
-    </w:p>
-    <w:p>
-      <w:pPr>
-        <w:pStyle w:val="SourceCode"/>
-        <w:spacing w:before="0" w:after="0" w:line="200" w:lineRule="auto"/>
-      </w:pPr>
-      <w:r>
-        <w:t xml:space="preserve">4. F2             → зберегти</w:t>
-      </w:r>
-    </w:p>
-    <w:p>
-      <w:pPr>
-        <w:pStyle w:val="SourceCode"/>
-        <w:spacing w:before="0" w:after="120" w:line="200" w:lineRule="auto"/>
-      </w:pPr>
-      <w:r>
-        <w:t xml:space="preserve">5. F10            → вийти</w:t>
-      </w:r>
-    </w:p>
-    <w:p>
-      <w:pPr>
-        <w:pStyle w:val="SourceCode"/>
-        <w:spacing w:before="120" w:after="0" w:line="200" w:lineRule="auto"/>
-      </w:pPr>
-      <w:r>
-        <w:t xml:space="preserve">student@lab-vm:~/lab9$ tail -2 bak/hosts</w:t>
-      </w:r>
-    </w:p>
-    <w:p>
-      <w:pPr>
-        <w:pStyle w:val="SourceCode"/>
-        <w:spacing w:before="0" w:after="0" w:line="200" w:lineRule="auto"/>
-      </w:pPr>
-      <w:r>
-        <w:t xml:space="preserve">::1     ip6-localhost ip6-loopback</w:t>
-      </w:r>
-    </w:p>
-    <w:p>
-      <w:pPr>
-        <w:pStyle w:val="SourceCode"/>
-        <w:spacing w:before="0" w:after="120" w:line="200" w:lineRule="auto"/>
-      </w:pPr>
-      <w:r>
-        <w:t xml:space="preserve">192.168.1.10   lab-server</w:t>
-      </w:r>
+        <w:spacing w:before="0" w:after="0" w:line="120" w:lineRule="exact"/>
+        <w:rPr>
+          <w:sz w:val="4"/>
+          <w:szCs w:val="4"/>
+        </w:rPr>
+      </w:pPr>
+    </w:p>
+    <w:tbl>
+      <w:tblPr>
+        <w:tblStyle w:val="SourceCodeTable"/>
+        <w:tblW w:type="dxa" w:w="9637"/>
+        <w:tblInd w:w="0" w:type="dxa"/>
+        <w:tblBorders>
+          <w:top w:color="BFBFBF" w:space="0" w:sz="4" w:val="single"/>
+          <w:left w:color="BFBFBF" w:space="0" w:sz="4" w:val="single"/>
+          <w:bottom w:color="BFBFBF" w:space="0" w:sz="4" w:val="single"/>
+          <w:right w:color="BFBFBF" w:space="0" w:sz="4" w:val="single"/>
+        </w:tblBorders>
+        <w:tblLayout w:type="fixed"/>
+        <w:tblCellMar>
+          <w:top w:type="dxa" w:w="113"/>
+          <w:left w:type="dxa" w:w="113"/>
+          <w:bottom w:type="dxa" w:w="113"/>
+          <w:right w:type="dxa" w:w="113"/>
+        </w:tblCellMar>
+        <w:tblLook w:val="0000" w:firstRow="0" w:lastRow="0" w:firstColumn="0" w:lastColumn="0" w:noHBand="1" w:noVBand="1"/>
+      </w:tblPr>
+      <w:tblGrid>
+        <w:gridCol w:w="9637"/>
+      </w:tblGrid>
+      <w:tr>
+        <w:tc>
+          <w:tcPr>
+            <w:tcW w:type="dxa" w:w="9637"/>
+          </w:tcPr>
+          <w:p>
+            <w:pPr>
+              <w:pStyle w:val="SourceCode"/>
+              <w:spacing w:before="0" w:after="0" w:line="200" w:lineRule="auto"/>
+            </w:pPr>
+            <w:r>
+              <w:t xml:space="preserve">1. Курсор на bak/hosts</w:t>
+            </w:r>
+          </w:p>
+          <w:p>
+            <w:pPr>
+              <w:pStyle w:val="SourceCode"/>
+              <w:spacing w:before="0" w:after="0" w:line="200" w:lineRule="auto"/>
+            </w:pPr>
+            <w:r>
+              <w:t xml:space="preserve">2. F4             → відкрити у вбудованому редакторі mcedit</w:t>
+            </w:r>
+          </w:p>
+          <w:p>
+            <w:pPr>
+              <w:pStyle w:val="SourceCode"/>
+              <w:spacing w:before="0" w:after="0" w:line="200" w:lineRule="auto"/>
+            </w:pPr>
+            <w:r>
+              <w:t xml:space="preserve">3. Дописати рядок: 192.168.1.10   lab-server</w:t>
+            </w:r>
+          </w:p>
+          <w:p>
+            <w:pPr>
+              <w:pStyle w:val="SourceCode"/>
+              <w:spacing w:before="0" w:after="0" w:line="200" w:lineRule="auto"/>
+            </w:pPr>
+            <w:r>
+              <w:t xml:space="preserve">4. F2             → зберегти</w:t>
+            </w:r>
+          </w:p>
+          <w:p>
+            <w:pPr>
+              <w:pStyle w:val="SourceCode"/>
+              <w:spacing w:before="0" w:after="0" w:line="200" w:lineRule="auto"/>
+            </w:pPr>
+            <w:r>
+              <w:t xml:space="preserve">5. F10            → вийти</w:t>
+            </w:r>
+          </w:p>
+        </w:tc>
+      </w:tr>
+    </w:tbl>
+    <w:p>
+      <w:pPr>
+        <w:spacing w:before="0" w:after="0" w:line="120" w:lineRule="exact"/>
+        <w:rPr>
+          <w:sz w:val="4"/>
+          <w:szCs w:val="4"/>
+        </w:rPr>
+      </w:pPr>
+    </w:p>
+    <w:p>
+      <w:pPr>
+        <w:spacing w:before="0" w:after="0" w:line="120" w:lineRule="exact"/>
+        <w:rPr>
+          <w:sz w:val="4"/>
+          <w:szCs w:val="4"/>
+        </w:rPr>
+      </w:pPr>
+    </w:p>
+    <w:tbl>
+      <w:tblPr>
+        <w:tblStyle w:val="SourceCodeTable"/>
+        <w:tblW w:type="dxa" w:w="9637"/>
+        <w:tblInd w:w="0" w:type="dxa"/>
+        <w:tblBorders>
+          <w:top w:color="BFBFBF" w:space="0" w:sz="4" w:val="single"/>
+          <w:left w:color="BFBFBF" w:space="0" w:sz="4" w:val="single"/>
+          <w:bottom w:color="BFBFBF" w:space="0" w:sz="4" w:val="single"/>
+          <w:right w:color="BFBFBF" w:space="0" w:sz="4" w:val="single"/>
+        </w:tblBorders>
+        <w:tblLayout w:type="fixed"/>
+        <w:tblCellMar>
+          <w:top w:type="dxa" w:w="113"/>
+          <w:left w:type="dxa" w:w="113"/>
+          <w:bottom w:type="dxa" w:w="113"/>
+          <w:right w:type="dxa" w:w="113"/>
+        </w:tblCellMar>
+        <w:tblLook w:val="0000" w:firstRow="0" w:lastRow="0" w:firstColumn="0" w:lastColumn="0" w:noHBand="1" w:noVBand="1"/>
+      </w:tblPr>
+      <w:tblGrid>
+        <w:gridCol w:w="9637"/>
+      </w:tblGrid>
+      <w:tr>
+        <w:tc>
+          <w:tcPr>
+            <w:tcW w:type="dxa" w:w="9637"/>
+          </w:tcPr>
+          <w:p>
+            <w:pPr>
+              <w:pStyle w:val="SourceCode"/>
+              <w:spacing w:before="0" w:after="0" w:line="200" w:lineRule="auto"/>
+            </w:pPr>
+            <w:r>
+              <w:t xml:space="preserve">student@lab-vm:~/lab9$ tail -2 bak/hosts</w:t>
+            </w:r>
+          </w:p>
+          <w:p>
+            <w:pPr>
+              <w:pStyle w:val="SourceCode"/>
+              <w:spacing w:before="0" w:after="0" w:line="200" w:lineRule="auto"/>
+            </w:pPr>
+            <w:r>
+              <w:t xml:space="preserve">::1     ip6-localhost ip6-loopback</w:t>
+            </w:r>
+          </w:p>
+          <w:p>
+            <w:pPr>
+              <w:pStyle w:val="SourceCode"/>
+              <w:spacing w:before="0" w:after="0" w:line="200" w:lineRule="auto"/>
+            </w:pPr>
+            <w:r>
+              <w:t xml:space="preserve">192.168.1.10   lab-server</w:t>
+            </w:r>
+          </w:p>
+        </w:tc>
+      </w:tr>
+    </w:tbl>
+    <w:p>
+      <w:pPr>
+        <w:spacing w:before="0" w:after="0" w:line="120" w:lineRule="exact"/>
+        <w:rPr>
+          <w:sz w:val="4"/>
+          <w:szCs w:val="4"/>
+        </w:rPr>
+      </w:pPr>
     </w:p>
     <w:p>
       <w:pPr>
@@ -2126,138 +2469,285 @@
     </w:p>
     <w:p>
       <w:pPr>
-        <w:pStyle w:val="SourceCode"/>
-        <w:spacing w:before="120" w:after="120" w:line="200" w:lineRule="auto"/>
-      </w:pPr>
-      <w:r>
-        <w:t xml:space="preserve">student@lab-vm:~/lab9$ vi conf/notes.txt</w:t>
-      </w:r>
-    </w:p>
-    <w:p>
-      <w:pPr>
-        <w:pStyle w:val="SourceCode"/>
-        <w:spacing w:before="120" w:after="0" w:line="200" w:lineRule="auto"/>
-      </w:pPr>
-      <w:r>
-        <w:t xml:space="preserve">i                     → режим вставки</w:t>
-      </w:r>
-    </w:p>
-    <w:p>
-      <w:pPr>
-        <w:pStyle w:val="SourceCode"/>
-        <w:spacing w:before="0" w:after="0" w:line="200" w:lineRule="auto"/>
-      </w:pPr>
-      <w:r>
-        <w:t xml:space="preserve">Лабораторна робота 9</w:t>
-      </w:r>
-    </w:p>
-    <w:p>
-      <w:pPr>
-        <w:pStyle w:val="SourceCode"/>
-        <w:spacing w:before="0" w:after="0" w:line="200" w:lineRule="auto"/>
-      </w:pPr>
-      <w:r>
-        <w:t xml:space="preserve">Робота в текстовому режимі</w:t>
-      </w:r>
-    </w:p>
-    <w:p>
-      <w:pPr>
-        <w:pStyle w:val="SourceCode"/>
-        <w:spacing w:before="0" w:after="0" w:line="200" w:lineRule="auto"/>
-      </w:pPr>
-      <w:r>
-        <w:t xml:space="preserve">Esc                   → командний режим</w:t>
-      </w:r>
-    </w:p>
-    <w:p>
-      <w:pPr>
-        <w:pStyle w:val="SourceCode"/>
-        <w:spacing w:before="0" w:after="0" w:line="200" w:lineRule="auto"/>
-      </w:pPr>
-      <w:r>
-        <w:t xml:space="preserve">:w                    → зберегти</w:t>
-      </w:r>
-    </w:p>
-    <w:p>
-      <w:pPr>
-        <w:pStyle w:val="SourceCode"/>
-        <w:spacing w:before="0" w:after="0" w:line="200" w:lineRule="auto"/>
-      </w:pPr>
-      <w:r>
-        <w:t xml:space="preserve">:set number           → показати номери рядків</w:t>
-      </w:r>
-    </w:p>
-    <w:p>
-      <w:pPr>
-        <w:pStyle w:val="SourceCode"/>
-        <w:spacing w:before="0" w:after="0" w:line="200" w:lineRule="auto"/>
-      </w:pPr>
-      <w:r>
-        <w:t xml:space="preserve">o                     → новий рядок нижче, режим вставки</w:t>
-      </w:r>
-    </w:p>
-    <w:p>
-      <w:pPr>
-        <w:pStyle w:val="SourceCode"/>
-        <w:spacing w:before="0" w:after="0" w:line="200" w:lineRule="auto"/>
-      </w:pPr>
-      <w:r>
-        <w:t xml:space="preserve">Автор: Студент</w:t>
-      </w:r>
-    </w:p>
-    <w:p>
-      <w:pPr>
-        <w:pStyle w:val="SourceCode"/>
-        <w:spacing w:before="0" w:after="0" w:line="200" w:lineRule="auto"/>
-      </w:pPr>
-      <w:r>
-        <w:t xml:space="preserve">Esc</w:t>
-      </w:r>
-    </w:p>
-    <w:p>
-      <w:pPr>
-        <w:pStyle w:val="SourceCode"/>
-        <w:spacing w:before="0" w:after="120" w:line="200" w:lineRule="auto"/>
-      </w:pPr>
-      <w:r>
-        <w:t xml:space="preserve">:wq                   → зберегти й вийти</w:t>
-      </w:r>
-    </w:p>
-    <w:p>
-      <w:pPr>
-        <w:pStyle w:val="SourceCode"/>
-        <w:spacing w:before="120" w:after="0" w:line="200" w:lineRule="auto"/>
-      </w:pPr>
-      <w:r>
-        <w:t xml:space="preserve">student@lab-vm:~/lab9$ cat -n conf/notes.txt</w:t>
-      </w:r>
-    </w:p>
-    <w:p>
-      <w:pPr>
-        <w:pStyle w:val="SourceCode"/>
-        <w:spacing w:before="0" w:after="0" w:line="200" w:lineRule="auto"/>
-      </w:pPr>
-      <w:r>
-        <w:t xml:space="preserve">     1  Лабораторна робота 9</w:t>
-      </w:r>
-    </w:p>
-    <w:p>
-      <w:pPr>
-        <w:pStyle w:val="SourceCode"/>
-        <w:spacing w:before="0" w:after="0" w:line="200" w:lineRule="auto"/>
-      </w:pPr>
-      <w:r>
-        <w:t xml:space="preserve">     2  Робота в текстовому режимі</w:t>
-      </w:r>
-    </w:p>
-    <w:p>
-      <w:pPr>
-        <w:pStyle w:val="SourceCode"/>
-        <w:spacing w:before="0" w:after="120" w:line="200" w:lineRule="auto"/>
-      </w:pPr>
-      <w:r>
-        <w:t xml:space="preserve">     3  Автор: Студент</w:t>
-      </w:r>
+        <w:spacing w:before="0" w:after="0" w:line="120" w:lineRule="exact"/>
+        <w:rPr>
+          <w:sz w:val="4"/>
+          <w:szCs w:val="4"/>
+        </w:rPr>
+      </w:pPr>
+    </w:p>
+    <w:tbl>
+      <w:tblPr>
+        <w:tblStyle w:val="SourceCodeTable"/>
+        <w:tblW w:type="dxa" w:w="9637"/>
+        <w:tblInd w:w="0" w:type="dxa"/>
+        <w:tblBorders>
+          <w:top w:color="BFBFBF" w:space="0" w:sz="4" w:val="single"/>
+          <w:left w:color="BFBFBF" w:space="0" w:sz="4" w:val="single"/>
+          <w:bottom w:color="BFBFBF" w:space="0" w:sz="4" w:val="single"/>
+          <w:right w:color="BFBFBF" w:space="0" w:sz="4" w:val="single"/>
+        </w:tblBorders>
+        <w:tblLayout w:type="fixed"/>
+        <w:tblCellMar>
+          <w:top w:type="dxa" w:w="113"/>
+          <w:left w:type="dxa" w:w="113"/>
+          <w:bottom w:type="dxa" w:w="113"/>
+          <w:right w:type="dxa" w:w="113"/>
+        </w:tblCellMar>
+        <w:tblLook w:val="0000" w:firstRow="0" w:lastRow="0" w:firstColumn="0" w:lastColumn="0" w:noHBand="1" w:noVBand="1"/>
+      </w:tblPr>
+      <w:tblGrid>
+        <w:gridCol w:w="9637"/>
+      </w:tblGrid>
+      <w:tr>
+        <w:tc>
+          <w:tcPr>
+            <w:tcW w:type="dxa" w:w="9637"/>
+          </w:tcPr>
+          <w:p>
+            <w:pPr>
+              <w:pStyle w:val="SourceCode"/>
+              <w:spacing w:before="0" w:after="0" w:line="200" w:lineRule="auto"/>
+            </w:pPr>
+            <w:r>
+              <w:t xml:space="preserve">student@lab-vm:~/lab9$ vi conf/notes.txt</w:t>
+            </w:r>
+          </w:p>
+        </w:tc>
+      </w:tr>
+    </w:tbl>
+    <w:p>
+      <w:pPr>
+        <w:spacing w:before="0" w:after="0" w:line="120" w:lineRule="exact"/>
+        <w:rPr>
+          <w:sz w:val="4"/>
+          <w:szCs w:val="4"/>
+        </w:rPr>
+      </w:pPr>
+    </w:p>
+    <w:p>
+      <w:pPr>
+        <w:spacing w:before="0" w:after="0" w:line="120" w:lineRule="exact"/>
+        <w:rPr>
+          <w:sz w:val="4"/>
+          <w:szCs w:val="4"/>
+        </w:rPr>
+      </w:pPr>
+    </w:p>
+    <w:tbl>
+      <w:tblPr>
+        <w:tblStyle w:val="SourceCodeTable"/>
+        <w:tblW w:type="dxa" w:w="9637"/>
+        <w:tblInd w:w="0" w:type="dxa"/>
+        <w:tblBorders>
+          <w:top w:color="BFBFBF" w:space="0" w:sz="4" w:val="single"/>
+          <w:left w:color="BFBFBF" w:space="0" w:sz="4" w:val="single"/>
+          <w:bottom w:color="BFBFBF" w:space="0" w:sz="4" w:val="single"/>
+          <w:right w:color="BFBFBF" w:space="0" w:sz="4" w:val="single"/>
+        </w:tblBorders>
+        <w:tblLayout w:type="fixed"/>
+        <w:tblCellMar>
+          <w:top w:type="dxa" w:w="113"/>
+          <w:left w:type="dxa" w:w="113"/>
+          <w:bottom w:type="dxa" w:w="113"/>
+          <w:right w:type="dxa" w:w="113"/>
+        </w:tblCellMar>
+        <w:tblLook w:val="0000" w:firstRow="0" w:lastRow="0" w:firstColumn="0" w:lastColumn="0" w:noHBand="1" w:noVBand="1"/>
+      </w:tblPr>
+      <w:tblGrid>
+        <w:gridCol w:w="9637"/>
+      </w:tblGrid>
+      <w:tr>
+        <w:tc>
+          <w:tcPr>
+            <w:tcW w:type="dxa" w:w="9637"/>
+          </w:tcPr>
+          <w:p>
+            <w:pPr>
+              <w:pStyle w:val="SourceCode"/>
+              <w:spacing w:before="0" w:after="0" w:line="200" w:lineRule="auto"/>
+            </w:pPr>
+            <w:r>
+              <w:t xml:space="preserve">i                     → режим вставки</w:t>
+            </w:r>
+          </w:p>
+          <w:p>
+            <w:pPr>
+              <w:pStyle w:val="SourceCode"/>
+              <w:spacing w:before="0" w:after="0" w:line="200" w:lineRule="auto"/>
+            </w:pPr>
+            <w:r>
+              <w:t xml:space="preserve">Лабораторна робота 9</w:t>
+            </w:r>
+          </w:p>
+          <w:p>
+            <w:pPr>
+              <w:pStyle w:val="SourceCode"/>
+              <w:spacing w:before="0" w:after="0" w:line="200" w:lineRule="auto"/>
+            </w:pPr>
+            <w:r>
+              <w:t xml:space="preserve">Робота в текстовому режимі</w:t>
+            </w:r>
+          </w:p>
+          <w:p>
+            <w:pPr>
+              <w:pStyle w:val="SourceCode"/>
+              <w:spacing w:before="0" w:after="0" w:line="200" w:lineRule="auto"/>
+            </w:pPr>
+            <w:r>
+              <w:t xml:space="preserve">Esc                   → командний режим</w:t>
+            </w:r>
+          </w:p>
+          <w:p>
+            <w:pPr>
+              <w:pStyle w:val="SourceCode"/>
+              <w:spacing w:before="0" w:after="0" w:line="200" w:lineRule="auto"/>
+            </w:pPr>
+            <w:r>
+              <w:t xml:space="preserve">:w                    → зберегти</w:t>
+            </w:r>
+          </w:p>
+          <w:p>
+            <w:pPr>
+              <w:pStyle w:val="SourceCode"/>
+              <w:spacing w:before="0" w:after="0" w:line="200" w:lineRule="auto"/>
+            </w:pPr>
+            <w:r>
+              <w:t xml:space="preserve">:set number           → показати номери рядків</w:t>
+            </w:r>
+          </w:p>
+          <w:p>
+            <w:pPr>
+              <w:pStyle w:val="SourceCode"/>
+              <w:spacing w:before="0" w:after="0" w:line="200" w:lineRule="auto"/>
+            </w:pPr>
+            <w:r>
+              <w:t xml:space="preserve">o                     → новий рядок нижче, режим вставки</w:t>
+            </w:r>
+          </w:p>
+          <w:p>
+            <w:pPr>
+              <w:pStyle w:val="SourceCode"/>
+              <w:spacing w:before="0" w:after="0" w:line="200" w:lineRule="auto"/>
+            </w:pPr>
+            <w:r>
+              <w:t xml:space="preserve">Автор: Студент</w:t>
+            </w:r>
+          </w:p>
+          <w:p>
+            <w:pPr>
+              <w:pStyle w:val="SourceCode"/>
+              <w:spacing w:before="0" w:after="0" w:line="200" w:lineRule="auto"/>
+            </w:pPr>
+            <w:r>
+              <w:t xml:space="preserve">Esc</w:t>
+            </w:r>
+          </w:p>
+          <w:p>
+            <w:pPr>
+              <w:pStyle w:val="SourceCode"/>
+              <w:spacing w:before="0" w:after="0" w:line="200" w:lineRule="auto"/>
+            </w:pPr>
+            <w:r>
+              <w:t xml:space="preserve">:wq                   → зберегти й вийти</w:t>
+            </w:r>
+          </w:p>
+        </w:tc>
+      </w:tr>
+    </w:tbl>
+    <w:p>
+      <w:pPr>
+        <w:spacing w:before="0" w:after="0" w:line="120" w:lineRule="exact"/>
+        <w:rPr>
+          <w:sz w:val="4"/>
+          <w:szCs w:val="4"/>
+        </w:rPr>
+      </w:pPr>
+    </w:p>
+    <w:p>
+      <w:pPr>
+        <w:spacing w:before="0" w:after="0" w:line="120" w:lineRule="exact"/>
+        <w:rPr>
+          <w:sz w:val="4"/>
+          <w:szCs w:val="4"/>
+        </w:rPr>
+      </w:pPr>
+    </w:p>
+    <w:tbl>
+      <w:tblPr>
+        <w:tblStyle w:val="SourceCodeTable"/>
+        <w:tblW w:type="dxa" w:w="9637"/>
+        <w:tblInd w:w="0" w:type="dxa"/>
+        <w:tblBorders>
+          <w:top w:color="BFBFBF" w:space="0" w:sz="4" w:val="single"/>
+          <w:left w:color="BFBFBF" w:space="0" w:sz="4" w:val="single"/>
+          <w:bottom w:color="BFBFBF" w:space="0" w:sz="4" w:val="single"/>
+          <w:right w:color="BFBFBF" w:space="0" w:sz="4" w:val="single"/>
+        </w:tblBorders>
+        <w:tblLayout w:type="fixed"/>
+        <w:tblCellMar>
+          <w:top w:type="dxa" w:w="113"/>
+          <w:left w:type="dxa" w:w="113"/>
+          <w:bottom w:type="dxa" w:w="113"/>
+          <w:right w:type="dxa" w:w="113"/>
+        </w:tblCellMar>
+        <w:tblLook w:val="0000" w:firstRow="0" w:lastRow="0" w:firstColumn="0" w:lastColumn="0" w:noHBand="1" w:noVBand="1"/>
+      </w:tblPr>
+      <w:tblGrid>
+        <w:gridCol w:w="9637"/>
+      </w:tblGrid>
+      <w:tr>
+        <w:tc>
+          <w:tcPr>
+            <w:tcW w:type="dxa" w:w="9637"/>
+          </w:tcPr>
+          <w:p>
+            <w:pPr>
+              <w:pStyle w:val="SourceCode"/>
+              <w:spacing w:before="0" w:after="0" w:line="200" w:lineRule="auto"/>
+            </w:pPr>
+            <w:r>
+              <w:t xml:space="preserve">student@lab-vm:~/lab9$ cat -n conf/notes.txt</w:t>
+            </w:r>
+          </w:p>
+          <w:p>
+            <w:pPr>
+              <w:pStyle w:val="SourceCode"/>
+              <w:spacing w:before="0" w:after="0" w:line="200" w:lineRule="auto"/>
+            </w:pPr>
+            <w:r>
+              <w:t xml:space="preserve">     1  Лабораторна робота 9</w:t>
+            </w:r>
+          </w:p>
+          <w:p>
+            <w:pPr>
+              <w:pStyle w:val="SourceCode"/>
+              <w:spacing w:before="0" w:after="0" w:line="200" w:lineRule="auto"/>
+            </w:pPr>
+            <w:r>
+              <w:t xml:space="preserve">     2  Робота в текстовому режимі</w:t>
+            </w:r>
+          </w:p>
+          <w:p>
+            <w:pPr>
+              <w:pStyle w:val="SourceCode"/>
+              <w:spacing w:before="0" w:after="0" w:line="200" w:lineRule="auto"/>
+            </w:pPr>
+            <w:r>
+              <w:t xml:space="preserve">     3  Автор: Студент</w:t>
+            </w:r>
+          </w:p>
+        </w:tc>
+      </w:tr>
+    </w:tbl>
+    <w:p>
+      <w:pPr>
+        <w:spacing w:before="0" w:after="0" w:line="120" w:lineRule="exact"/>
+        <w:rPr>
+          <w:sz w:val="4"/>
+          <w:szCs w:val="4"/>
+        </w:rPr>
+      </w:pPr>
     </w:p>
     <w:bookmarkEnd w:id="19"/>
     <w:bookmarkStart w:id="20" w:name="крок-5.-переміщення-видалення-скасування"/>
@@ -2271,111 +2761,209 @@
     </w:p>
     <w:p>
       <w:pPr>
-        <w:pStyle w:val="SourceCode"/>
-        <w:spacing w:before="120" w:after="120" w:line="200" w:lineRule="auto"/>
-      </w:pPr>
-      <w:r>
-        <w:t xml:space="preserve">student@lab-vm:~/lab9$ vi conf/sshd_config.orig</w:t>
-      </w:r>
-    </w:p>
-    <w:p>
-      <w:pPr>
-        <w:pStyle w:val="SourceCode"/>
-        <w:spacing w:before="120" w:after="0" w:line="200" w:lineRule="auto"/>
-      </w:pPr>
-      <w:r>
-        <w:t xml:space="preserve">:set number           → номери рядків</w:t>
-      </w:r>
-    </w:p>
-    <w:p>
-      <w:pPr>
-        <w:pStyle w:val="SourceCode"/>
-        <w:spacing w:before="0" w:after="0" w:line="200" w:lineRule="auto"/>
-      </w:pPr>
-      <w:r>
-        <w:t xml:space="preserve">G                     → кінець файлу</w:t>
-      </w:r>
-    </w:p>
-    <w:p>
-      <w:pPr>
-        <w:pStyle w:val="SourceCode"/>
-        <w:spacing w:before="0" w:after="0" w:line="200" w:lineRule="auto"/>
-      </w:pPr>
-      <w:r>
-        <w:t xml:space="preserve">gg                    → початок файлу</w:t>
-      </w:r>
-    </w:p>
-    <w:p>
-      <w:pPr>
-        <w:pStyle w:val="SourceCode"/>
-        <w:spacing w:before="0" w:after="0" w:line="200" w:lineRule="auto"/>
-      </w:pPr>
-      <w:r>
-        <w:t xml:space="preserve">/Port                 → знайти слово Port</w:t>
-      </w:r>
-    </w:p>
-    <w:p>
-      <w:pPr>
-        <w:pStyle w:val="SourceCode"/>
-        <w:spacing w:before="0" w:after="0" w:line="200" w:lineRule="auto"/>
-      </w:pPr>
-      <w:r>
-        <w:t xml:space="preserve">n                     → наступне збігання</w:t>
-      </w:r>
-    </w:p>
-    <w:p>
-      <w:pPr>
-        <w:pStyle w:val="SourceCode"/>
-        <w:spacing w:before="0" w:after="0" w:line="200" w:lineRule="auto"/>
-      </w:pPr>
-      <w:r>
-        <w:t xml:space="preserve">dd                    → видалити поточний рядок</w:t>
-      </w:r>
-    </w:p>
-    <w:p>
-      <w:pPr>
-        <w:pStyle w:val="SourceCode"/>
-        <w:spacing w:before="0" w:after="0" w:line="200" w:lineRule="auto"/>
-      </w:pPr>
-      <w:r>
-        <w:t xml:space="preserve">u                     → скасувати видалення</w:t>
-      </w:r>
-    </w:p>
-    <w:p>
-      <w:pPr>
-        <w:pStyle w:val="SourceCode"/>
-        <w:spacing w:before="0" w:after="0" w:line="200" w:lineRule="auto"/>
-      </w:pPr>
-      <w:r>
-        <w:t xml:space="preserve">:15                   → перейти до рядка 15</w:t>
-      </w:r>
-    </w:p>
-    <w:p>
-      <w:pPr>
-        <w:pStyle w:val="SourceCode"/>
-        <w:spacing w:before="0" w:after="0" w:line="200" w:lineRule="auto"/>
-      </w:pPr>
-      <w:r>
-        <w:t xml:space="preserve">3dd                   → видалити три рядки</w:t>
-      </w:r>
-    </w:p>
-    <w:p>
-      <w:pPr>
-        <w:pStyle w:val="SourceCode"/>
-        <w:spacing w:before="0" w:after="0" w:line="200" w:lineRule="auto"/>
-      </w:pPr>
-      <w:r>
-        <w:t xml:space="preserve">u                     → скасувати</w:t>
-      </w:r>
-    </w:p>
-    <w:p>
-      <w:pPr>
-        <w:pStyle w:val="SourceCode"/>
-        <w:spacing w:before="0" w:after="120" w:line="200" w:lineRule="auto"/>
-      </w:pPr>
-      <w:r>
-        <w:t xml:space="preserve">:q!                   → вийти без збереження</w:t>
-      </w:r>
+        <w:spacing w:before="0" w:after="0" w:line="120" w:lineRule="exact"/>
+        <w:rPr>
+          <w:sz w:val="4"/>
+          <w:szCs w:val="4"/>
+        </w:rPr>
+      </w:pPr>
+    </w:p>
+    <w:tbl>
+      <w:tblPr>
+        <w:tblStyle w:val="SourceCodeTable"/>
+        <w:tblW w:type="dxa" w:w="9637"/>
+        <w:tblInd w:w="0" w:type="dxa"/>
+        <w:tblBorders>
+          <w:top w:color="BFBFBF" w:space="0" w:sz="4" w:val="single"/>
+          <w:left w:color="BFBFBF" w:space="0" w:sz="4" w:val="single"/>
+          <w:bottom w:color="BFBFBF" w:space="0" w:sz="4" w:val="single"/>
+          <w:right w:color="BFBFBF" w:space="0" w:sz="4" w:val="single"/>
+        </w:tblBorders>
+        <w:tblLayout w:type="fixed"/>
+        <w:tblCellMar>
+          <w:top w:type="dxa" w:w="113"/>
+          <w:left w:type="dxa" w:w="113"/>
+          <w:bottom w:type="dxa" w:w="113"/>
+          <w:right w:type="dxa" w:w="113"/>
+        </w:tblCellMar>
+        <w:tblLook w:val="0000" w:firstRow="0" w:lastRow="0" w:firstColumn="0" w:lastColumn="0" w:noHBand="1" w:noVBand="1"/>
+      </w:tblPr>
+      <w:tblGrid>
+        <w:gridCol w:w="9637"/>
+      </w:tblGrid>
+      <w:tr>
+        <w:tc>
+          <w:tcPr>
+            <w:tcW w:type="dxa" w:w="9637"/>
+          </w:tcPr>
+          <w:p>
+            <w:pPr>
+              <w:pStyle w:val="SourceCode"/>
+              <w:spacing w:before="0" w:after="0" w:line="200" w:lineRule="auto"/>
+            </w:pPr>
+            <w:r>
+              <w:t xml:space="preserve">student@lab-vm:~/lab9$ vi conf/sshd_config.orig</w:t>
+            </w:r>
+          </w:p>
+        </w:tc>
+      </w:tr>
+    </w:tbl>
+    <w:p>
+      <w:pPr>
+        <w:spacing w:before="0" w:after="0" w:line="120" w:lineRule="exact"/>
+        <w:rPr>
+          <w:sz w:val="4"/>
+          <w:szCs w:val="4"/>
+        </w:rPr>
+      </w:pPr>
+    </w:p>
+    <w:p>
+      <w:pPr>
+        <w:spacing w:before="0" w:after="0" w:line="120" w:lineRule="exact"/>
+        <w:rPr>
+          <w:sz w:val="4"/>
+          <w:szCs w:val="4"/>
+        </w:rPr>
+      </w:pPr>
+    </w:p>
+    <w:tbl>
+      <w:tblPr>
+        <w:tblStyle w:val="SourceCodeTable"/>
+        <w:tblW w:type="dxa" w:w="9637"/>
+        <w:tblInd w:w="0" w:type="dxa"/>
+        <w:tblBorders>
+          <w:top w:color="BFBFBF" w:space="0" w:sz="4" w:val="single"/>
+          <w:left w:color="BFBFBF" w:space="0" w:sz="4" w:val="single"/>
+          <w:bottom w:color="BFBFBF" w:space="0" w:sz="4" w:val="single"/>
+          <w:right w:color="BFBFBF" w:space="0" w:sz="4" w:val="single"/>
+        </w:tblBorders>
+        <w:tblLayout w:type="fixed"/>
+        <w:tblCellMar>
+          <w:top w:type="dxa" w:w="113"/>
+          <w:left w:type="dxa" w:w="113"/>
+          <w:bottom w:type="dxa" w:w="113"/>
+          <w:right w:type="dxa" w:w="113"/>
+        </w:tblCellMar>
+        <w:tblLook w:val="0000" w:firstRow="0" w:lastRow="0" w:firstColumn="0" w:lastColumn="0" w:noHBand="1" w:noVBand="1"/>
+      </w:tblPr>
+      <w:tblGrid>
+        <w:gridCol w:w="9637"/>
+      </w:tblGrid>
+      <w:tr>
+        <w:tc>
+          <w:tcPr>
+            <w:tcW w:type="dxa" w:w="9637"/>
+          </w:tcPr>
+          <w:p>
+            <w:pPr>
+              <w:pStyle w:val="SourceCode"/>
+              <w:spacing w:before="0" w:after="0" w:line="200" w:lineRule="auto"/>
+            </w:pPr>
+            <w:r>
+              <w:t xml:space="preserve">:set number           → номери рядків</w:t>
+            </w:r>
+          </w:p>
+          <w:p>
+            <w:pPr>
+              <w:pStyle w:val="SourceCode"/>
+              <w:spacing w:before="0" w:after="0" w:line="200" w:lineRule="auto"/>
+            </w:pPr>
+            <w:r>
+              <w:t xml:space="preserve">G                     → кінець файлу</w:t>
+            </w:r>
+          </w:p>
+          <w:p>
+            <w:pPr>
+              <w:pStyle w:val="SourceCode"/>
+              <w:spacing w:before="0" w:after="0" w:line="200" w:lineRule="auto"/>
+            </w:pPr>
+            <w:r>
+              <w:t xml:space="preserve">gg                    → початок файлу</w:t>
+            </w:r>
+          </w:p>
+          <w:p>
+            <w:pPr>
+              <w:pStyle w:val="SourceCode"/>
+              <w:spacing w:before="0" w:after="0" w:line="200" w:lineRule="auto"/>
+            </w:pPr>
+            <w:r>
+              <w:t xml:space="preserve">/Port                 → знайти слово Port</w:t>
+            </w:r>
+          </w:p>
+          <w:p>
+            <w:pPr>
+              <w:pStyle w:val="SourceCode"/>
+              <w:spacing w:before="0" w:after="0" w:line="200" w:lineRule="auto"/>
+            </w:pPr>
+            <w:r>
+              <w:t xml:space="preserve">n                     → наступне збігання</w:t>
+            </w:r>
+          </w:p>
+          <w:p>
+            <w:pPr>
+              <w:pStyle w:val="SourceCode"/>
+              <w:spacing w:before="0" w:after="0" w:line="200" w:lineRule="auto"/>
+            </w:pPr>
+            <w:r>
+              <w:t xml:space="preserve">dd                    → видалити поточний рядок</w:t>
+            </w:r>
+          </w:p>
+          <w:p>
+            <w:pPr>
+              <w:pStyle w:val="SourceCode"/>
+              <w:spacing w:before="0" w:after="0" w:line="200" w:lineRule="auto"/>
+            </w:pPr>
+            <w:r>
+              <w:t xml:space="preserve">u                     → скасувати видалення</w:t>
+            </w:r>
+          </w:p>
+          <w:p>
+            <w:pPr>
+              <w:pStyle w:val="SourceCode"/>
+              <w:spacing w:before="0" w:after="0" w:line="200" w:lineRule="auto"/>
+            </w:pPr>
+            <w:r>
+              <w:t xml:space="preserve">:15                   → перейти до рядка 15</w:t>
+            </w:r>
+          </w:p>
+          <w:p>
+            <w:pPr>
+              <w:pStyle w:val="SourceCode"/>
+              <w:spacing w:before="0" w:after="0" w:line="200" w:lineRule="auto"/>
+            </w:pPr>
+            <w:r>
+              <w:t xml:space="preserve">3dd                   → видалити три рядки</w:t>
+            </w:r>
+          </w:p>
+          <w:p>
+            <w:pPr>
+              <w:pStyle w:val="SourceCode"/>
+              <w:spacing w:before="0" w:after="0" w:line="200" w:lineRule="auto"/>
+            </w:pPr>
+            <w:r>
+              <w:t xml:space="preserve">u                     → скасувати</w:t>
+            </w:r>
+          </w:p>
+          <w:p>
+            <w:pPr>
+              <w:pStyle w:val="SourceCode"/>
+              <w:spacing w:before="0" w:after="0" w:line="200" w:lineRule="auto"/>
+            </w:pPr>
+            <w:r>
+              <w:t xml:space="preserve">:q!                   → вийти без збереження</w:t>
+            </w:r>
+          </w:p>
+        </w:tc>
+      </w:tr>
+    </w:tbl>
+    <w:p>
+      <w:pPr>
+        <w:spacing w:before="0" w:after="0" w:line="120" w:lineRule="exact"/>
+        <w:rPr>
+          <w:sz w:val="4"/>
+          <w:szCs w:val="4"/>
+        </w:rPr>
+      </w:pPr>
     </w:p>
     <w:p>
       <w:pPr>
@@ -2442,135 +3030,282 @@
     </w:p>
     <w:p>
       <w:pPr>
-        <w:pStyle w:val="SourceCode"/>
-        <w:spacing w:before="120" w:after="0" w:line="200" w:lineRule="auto"/>
-      </w:pPr>
-      <w:r>
-        <w:t xml:space="preserve">student@lab-vm:~/lab9$ cp conf/sshd_config.orig conf/sshd_config.test</w:t>
-      </w:r>
-    </w:p>
-    <w:p>
-      <w:pPr>
-        <w:pStyle w:val="SourceCode"/>
-        <w:spacing w:before="0" w:after="120" w:line="200" w:lineRule="auto"/>
-      </w:pPr>
-      <w:r>
-        <w:t xml:space="preserve">student@lab-vm:~/lab9$ vi conf/sshd_config.test</w:t>
-      </w:r>
-    </w:p>
-    <w:p>
-      <w:pPr>
-        <w:pStyle w:val="SourceCode"/>
-        <w:spacing w:before="120" w:after="0" w:line="200" w:lineRule="auto"/>
-      </w:pPr>
-      <w:r>
-        <w:t xml:space="preserve">/PermitRootLogin      → знайти параметр</w:t>
-      </w:r>
-    </w:p>
-    <w:p>
-      <w:pPr>
-        <w:pStyle w:val="SourceCode"/>
-        <w:spacing w:before="0" w:after="0" w:line="200" w:lineRule="auto"/>
-      </w:pPr>
-      <w:r>
-        <w:t xml:space="preserve">:%s/#Port 22/Port 2222/g     → замінити в усьому файлі</w:t>
-      </w:r>
-    </w:p>
-    <w:p>
-      <w:pPr>
-        <w:pStyle w:val="SourceCode"/>
-        <w:spacing w:before="0" w:after="0" w:line="200" w:lineRule="auto"/>
-      </w:pPr>
-      <w:r>
-        <w:t xml:space="preserve">:%s/yes/no/gc                → замінити з підтвердженням (y/n для кожного)</w:t>
-      </w:r>
-    </w:p>
-    <w:p>
-      <w:pPr>
-        <w:pStyle w:val="SourceCode"/>
-        <w:spacing w:before="0" w:after="0" w:line="200" w:lineRule="auto"/>
-      </w:pPr>
-      <w:r>
-        <w:t xml:space="preserve">:w                            → зберегти</w:t>
-      </w:r>
-    </w:p>
-    <w:p>
-      <w:pPr>
-        <w:pStyle w:val="SourceCode"/>
-        <w:spacing w:before="0" w:after="120" w:line="200" w:lineRule="auto"/>
-      </w:pPr>
-      <w:r>
-        <w:t xml:space="preserve">:q                            → вийти</w:t>
-      </w:r>
-    </w:p>
-    <w:p>
-      <w:pPr>
-        <w:pStyle w:val="SourceCode"/>
-        <w:spacing w:before="120" w:after="0" w:line="200" w:lineRule="auto"/>
-      </w:pPr>
-      <w:r>
-        <w:t xml:space="preserve">student@lab-vm:~/lab9$ grep -n "Port 2222" conf/sshd_config.test</w:t>
-      </w:r>
-    </w:p>
-    <w:p>
-      <w:pPr>
-        <w:pStyle w:val="SourceCode"/>
-        <w:spacing w:before="0" w:after="0" w:line="200" w:lineRule="auto"/>
-      </w:pPr>
-      <w:r>
-        <w:t xml:space="preserve">13:Port 2222</w:t>
-      </w:r>
-    </w:p>
-    <w:p>
-      <w:pPr>
-        <w:pStyle w:val="SourceCode"/>
-        <w:spacing w:before="0" w:after="0" w:line="200" w:lineRule="auto"/>
-      </w:pPr>
-    </w:p>
-    <w:p>
-      <w:pPr>
-        <w:pStyle w:val="SourceCode"/>
-        <w:spacing w:before="0" w:after="0" w:line="200" w:lineRule="auto"/>
-      </w:pPr>
-      <w:r>
-        <w:t xml:space="preserve">student@lab-vm:~/lab9$ diff conf/sshd_config.orig conf/sshd_config.test | head -4</w:t>
-      </w:r>
-    </w:p>
-    <w:p>
-      <w:pPr>
-        <w:pStyle w:val="SourceCode"/>
-        <w:spacing w:before="0" w:after="0" w:line="200" w:lineRule="auto"/>
-      </w:pPr>
-      <w:r>
-        <w:t xml:space="preserve">13c13</w:t>
-      </w:r>
-    </w:p>
-    <w:p>
-      <w:pPr>
-        <w:pStyle w:val="SourceCode"/>
-        <w:spacing w:before="0" w:after="0" w:line="200" w:lineRule="auto"/>
-      </w:pPr>
-      <w:r>
-        <w:t xml:space="preserve">&lt; #Port 22</w:t>
-      </w:r>
-    </w:p>
-    <w:p>
-      <w:pPr>
-        <w:pStyle w:val="SourceCode"/>
-        <w:spacing w:before="0" w:after="0" w:line="200" w:lineRule="auto"/>
-      </w:pPr>
-      <w:r>
-        <w:t xml:space="preserve">---</w:t>
-      </w:r>
-    </w:p>
-    <w:p>
-      <w:pPr>
-        <w:pStyle w:val="SourceCode"/>
-        <w:spacing w:before="0" w:after="120" w:line="200" w:lineRule="auto"/>
-      </w:pPr>
-      <w:r>
-        <w:t xml:space="preserve">&gt; Port 2222</w:t>
-      </w:r>
+        <w:spacing w:before="0" w:after="0" w:line="120" w:lineRule="exact"/>
+        <w:rPr>
+          <w:sz w:val="4"/>
+          <w:szCs w:val="4"/>
+        </w:rPr>
+      </w:pPr>
+    </w:p>
+    <w:tbl>
+      <w:tblPr>
+        <w:tblStyle w:val="SourceCodeTable"/>
+        <w:tblW w:type="dxa" w:w="9637"/>
+        <w:tblInd w:w="0" w:type="dxa"/>
+        <w:tblBorders>
+          <w:top w:color="BFBFBF" w:space="0" w:sz="4" w:val="single"/>
+          <w:left w:color="BFBFBF" w:space="0" w:sz="4" w:val="single"/>
+          <w:bottom w:color="BFBFBF" w:space="0" w:sz="4" w:val="single"/>
+          <w:right w:color="BFBFBF" w:space="0" w:sz="4" w:val="single"/>
+        </w:tblBorders>
+        <w:tblLayout w:type="fixed"/>
+        <w:tblCellMar>
+          <w:top w:type="dxa" w:w="113"/>
+          <w:left w:type="dxa" w:w="113"/>
+          <w:bottom w:type="dxa" w:w="113"/>
+          <w:right w:type="dxa" w:w="113"/>
+        </w:tblCellMar>
+        <w:tblLook w:val="0000" w:firstRow="0" w:lastRow="0" w:firstColumn="0" w:lastColumn="0" w:noHBand="1" w:noVBand="1"/>
+      </w:tblPr>
+      <w:tblGrid>
+        <w:gridCol w:w="9637"/>
+      </w:tblGrid>
+      <w:tr>
+        <w:tc>
+          <w:tcPr>
+            <w:tcW w:type="dxa" w:w="9637"/>
+          </w:tcPr>
+          <w:p>
+            <w:pPr>
+              <w:pStyle w:val="SourceCode"/>
+              <w:spacing w:before="0" w:after="0" w:line="200" w:lineRule="auto"/>
+            </w:pPr>
+            <w:r>
+              <w:t xml:space="preserve">student@lab-vm:~/lab9$ cp conf/sshd_config.orig conf/sshd_config.test</w:t>
+            </w:r>
+          </w:p>
+          <w:p>
+            <w:pPr>
+              <w:pStyle w:val="SourceCode"/>
+              <w:spacing w:before="0" w:after="0" w:line="200" w:lineRule="auto"/>
+            </w:pPr>
+            <w:r>
+              <w:t xml:space="preserve">student@lab-vm:~/lab9$ vi conf/sshd_config.test</w:t>
+            </w:r>
+          </w:p>
+        </w:tc>
+      </w:tr>
+    </w:tbl>
+    <w:p>
+      <w:pPr>
+        <w:spacing w:before="0" w:after="0" w:line="120" w:lineRule="exact"/>
+        <w:rPr>
+          <w:sz w:val="4"/>
+          <w:szCs w:val="4"/>
+        </w:rPr>
+      </w:pPr>
+    </w:p>
+    <w:p>
+      <w:pPr>
+        <w:spacing w:before="0" w:after="0" w:line="120" w:lineRule="exact"/>
+        <w:rPr>
+          <w:sz w:val="4"/>
+          <w:szCs w:val="4"/>
+        </w:rPr>
+      </w:pPr>
+    </w:p>
+    <w:tbl>
+      <w:tblPr>
+        <w:tblStyle w:val="SourceCodeTable"/>
+        <w:tblW w:type="dxa" w:w="9637"/>
+        <w:tblInd w:w="0" w:type="dxa"/>
+        <w:tblBorders>
+          <w:top w:color="BFBFBF" w:space="0" w:sz="4" w:val="single"/>
+          <w:left w:color="BFBFBF" w:space="0" w:sz="4" w:val="single"/>
+          <w:bottom w:color="BFBFBF" w:space="0" w:sz="4" w:val="single"/>
+          <w:right w:color="BFBFBF" w:space="0" w:sz="4" w:val="single"/>
+        </w:tblBorders>
+        <w:tblLayout w:type="fixed"/>
+        <w:tblCellMar>
+          <w:top w:type="dxa" w:w="113"/>
+          <w:left w:type="dxa" w:w="113"/>
+          <w:bottom w:type="dxa" w:w="113"/>
+          <w:right w:type="dxa" w:w="113"/>
+        </w:tblCellMar>
+        <w:tblLook w:val="0000" w:firstRow="0" w:lastRow="0" w:firstColumn="0" w:lastColumn="0" w:noHBand="1" w:noVBand="1"/>
+      </w:tblPr>
+      <w:tblGrid>
+        <w:gridCol w:w="9637"/>
+      </w:tblGrid>
+      <w:tr>
+        <w:tc>
+          <w:tcPr>
+            <w:tcW w:type="dxa" w:w="9637"/>
+          </w:tcPr>
+          <w:p>
+            <w:pPr>
+              <w:pStyle w:val="SourceCode"/>
+              <w:spacing w:before="0" w:after="0" w:line="200" w:lineRule="auto"/>
+            </w:pPr>
+            <w:r>
+              <w:t xml:space="preserve">/PermitRootLogin      → знайти параметр</w:t>
+            </w:r>
+          </w:p>
+          <w:p>
+            <w:pPr>
+              <w:pStyle w:val="SourceCode"/>
+              <w:spacing w:before="0" w:after="0" w:line="200" w:lineRule="auto"/>
+            </w:pPr>
+            <w:r>
+              <w:t xml:space="preserve">:%s/#Port 22/Port 2222/g     → замінити в усьому файлі</w:t>
+            </w:r>
+          </w:p>
+          <w:p>
+            <w:pPr>
+              <w:pStyle w:val="SourceCode"/>
+              <w:spacing w:before="0" w:after="0" w:line="200" w:lineRule="auto"/>
+            </w:pPr>
+            <w:r>
+              <w:t xml:space="preserve">:%s/yes/no/gc                → замінити з підтвердженням (y/n для кожного)</w:t>
+            </w:r>
+          </w:p>
+          <w:p>
+            <w:pPr>
+              <w:pStyle w:val="SourceCode"/>
+              <w:spacing w:before="0" w:after="0" w:line="200" w:lineRule="auto"/>
+            </w:pPr>
+            <w:r>
+              <w:t xml:space="preserve">:w                            → зберегти</w:t>
+            </w:r>
+          </w:p>
+          <w:p>
+            <w:pPr>
+              <w:pStyle w:val="SourceCode"/>
+              <w:spacing w:before="0" w:after="0" w:line="200" w:lineRule="auto"/>
+            </w:pPr>
+            <w:r>
+              <w:t xml:space="preserve">:q                            → вийти</w:t>
+            </w:r>
+          </w:p>
+        </w:tc>
+      </w:tr>
+    </w:tbl>
+    <w:p>
+      <w:pPr>
+        <w:spacing w:before="0" w:after="0" w:line="120" w:lineRule="exact"/>
+        <w:rPr>
+          <w:sz w:val="4"/>
+          <w:szCs w:val="4"/>
+        </w:rPr>
+      </w:pPr>
+    </w:p>
+    <w:p>
+      <w:pPr>
+        <w:spacing w:before="0" w:after="0" w:line="120" w:lineRule="exact"/>
+        <w:rPr>
+          <w:sz w:val="4"/>
+          <w:szCs w:val="4"/>
+        </w:rPr>
+      </w:pPr>
+    </w:p>
+    <w:tbl>
+      <w:tblPr>
+        <w:tblStyle w:val="SourceCodeTable"/>
+        <w:tblW w:type="dxa" w:w="9637"/>
+        <w:tblInd w:w="0" w:type="dxa"/>
+        <w:tblBorders>
+          <w:top w:color="BFBFBF" w:space="0" w:sz="4" w:val="single"/>
+          <w:left w:color="BFBFBF" w:space="0" w:sz="4" w:val="single"/>
+          <w:bottom w:color="BFBFBF" w:space="0" w:sz="4" w:val="single"/>
+          <w:right w:color="BFBFBF" w:space="0" w:sz="4" w:val="single"/>
+        </w:tblBorders>
+        <w:tblLayout w:type="fixed"/>
+        <w:tblCellMar>
+          <w:top w:type="dxa" w:w="113"/>
+          <w:left w:type="dxa" w:w="113"/>
+          <w:bottom w:type="dxa" w:w="113"/>
+          <w:right w:type="dxa" w:w="113"/>
+        </w:tblCellMar>
+        <w:tblLook w:val="0000" w:firstRow="0" w:lastRow="0" w:firstColumn="0" w:lastColumn="0" w:noHBand="1" w:noVBand="1"/>
+      </w:tblPr>
+      <w:tblGrid>
+        <w:gridCol w:w="9637"/>
+      </w:tblGrid>
+      <w:tr>
+        <w:tc>
+          <w:tcPr>
+            <w:tcW w:type="dxa" w:w="9637"/>
+          </w:tcPr>
+          <w:p>
+            <w:pPr>
+              <w:pStyle w:val="SourceCode"/>
+              <w:spacing w:before="0" w:after="0" w:line="200" w:lineRule="auto"/>
+            </w:pPr>
+            <w:r>
+              <w:t xml:space="preserve">student@lab-vm:~/lab9$ grep -n "Port 2222" conf/sshd_config.test</w:t>
+            </w:r>
+          </w:p>
+          <w:p>
+            <w:pPr>
+              <w:pStyle w:val="SourceCode"/>
+              <w:spacing w:before="0" w:after="0" w:line="200" w:lineRule="auto"/>
+            </w:pPr>
+            <w:r>
+              <w:t xml:space="preserve">13:Port 2222</w:t>
+            </w:r>
+          </w:p>
+          <w:p>
+            <w:pPr>
+              <w:pStyle w:val="SourceCode"/>
+              <w:spacing w:before="0" w:after="0" w:line="200" w:lineRule="auto"/>
+            </w:pPr>
+          </w:p>
+          <w:p>
+            <w:pPr>
+              <w:pStyle w:val="SourceCode"/>
+              <w:spacing w:before="0" w:after="0" w:line="200" w:lineRule="auto"/>
+            </w:pPr>
+            <w:r>
+              <w:t xml:space="preserve">student@lab-vm:~/lab9$ diff conf/sshd_config.orig conf/sshd_config.test | head -4</w:t>
+            </w:r>
+          </w:p>
+          <w:p>
+            <w:pPr>
+              <w:pStyle w:val="SourceCode"/>
+              <w:spacing w:before="0" w:after="0" w:line="200" w:lineRule="auto"/>
+            </w:pPr>
+            <w:r>
+              <w:t xml:space="preserve">13c13</w:t>
+            </w:r>
+          </w:p>
+          <w:p>
+            <w:pPr>
+              <w:pStyle w:val="SourceCode"/>
+              <w:spacing w:before="0" w:after="0" w:line="200" w:lineRule="auto"/>
+            </w:pPr>
+            <w:r>
+              <w:t xml:space="preserve">&lt; #Port 22</w:t>
+            </w:r>
+          </w:p>
+          <w:p>
+            <w:pPr>
+              <w:pStyle w:val="SourceCode"/>
+              <w:spacing w:before="0" w:after="0" w:line="200" w:lineRule="auto"/>
+            </w:pPr>
+            <w:r>
+              <w:t xml:space="preserve">---</w:t>
+            </w:r>
+          </w:p>
+          <w:p>
+            <w:pPr>
+              <w:pStyle w:val="SourceCode"/>
+              <w:spacing w:before="0" w:after="0" w:line="200" w:lineRule="auto"/>
+            </w:pPr>
+            <w:r>
+              <w:t xml:space="preserve">&gt; Port 2222</w:t>
+            </w:r>
+          </w:p>
+        </w:tc>
+      </w:tr>
+    </w:tbl>
+    <w:p>
+      <w:pPr>
+        <w:spacing w:before="0" w:after="0" w:line="120" w:lineRule="exact"/>
+        <w:rPr>
+          <w:sz w:val="4"/>
+          <w:szCs w:val="4"/>
+        </w:rPr>
+      </w:pPr>
     </w:p>
     <w:p>
       <w:pPr>
@@ -6757,7 +7492,7 @@
     <w:basedOn w:val="Normal"/>
     <w:qFormat/>
     <w:pPr>
-      <w:spacing w:after="120" w:before="120" w:line="200" w:lineRule="auto"/>
+      <w:spacing w:after="0" w:before="0" w:line="200" w:lineRule="auto"/>
       <w:ind w:hanging="340" w:left="340" w:right="0"/>
       <w:jc w:val="left"/>
     </w:pPr>
@@ -6766,6 +7501,26 @@
       <w:sz w:val="18"/>
       <w:szCs w:val="18"/>
     </w:rPr>
+  </w:style>
+  <w:style w:customStyle="1" w:styleId="SourceCodeTable" w:type="table">
+    <w:name w:val="Source Code Table"/>
+    <w:basedOn w:val="TableNormal"/>
+    <w:qFormat/>
+    <w:tblPr>
+      <w:tblInd w:type="dxa" w:w="0"/>
+      <w:tblBorders>
+        <w:top w:color="BFBFBF" w:space="0" w:sz="4" w:val="single"/>
+        <w:left w:color="BFBFBF" w:space="0" w:sz="4" w:val="single"/>
+        <w:bottom w:color="BFBFBF" w:space="0" w:sz="4" w:val="single"/>
+        <w:right w:color="BFBFBF" w:space="0" w:sz="4" w:val="single"/>
+      </w:tblBorders>
+      <w:tblCellMar>
+        <w:top w:type="dxa" w:w="113"/>
+        <w:left w:type="dxa" w:w="113"/>
+        <w:bottom w:type="dxa" w:w="113"/>
+        <w:right w:type="dxa" w:w="113"/>
+      </w:tblCellMar>
+    </w:tblPr>
   </w:style>
   <w:style w:type="paragraph" w:customStyle="1" w:styleId="TableCaption">
     <w:name w:val="TableCaption"/>

--- a/public/labs/os/pz-24/ЛР9_ОС_Оболонка_mc_та_редактор_vi.docx
+++ b/public/labs/os/pz-24/ЛР9_ОС_Оболонка_mc_та_редактор_vi.docx
@@ -1121,6 +1121,7 @@
           <w:bottom w:color="BFBFBF" w:space="0" w:sz="4" w:val="single"/>
           <w:right w:color="BFBFBF" w:space="0" w:sz="4" w:val="single"/>
         </w:tblBorders>
+        <w:shd w:color="auto" w:fill="F4F4F4" w:val="clear"/>
         <w:tblLayout w:type="fixed"/>
         <w:tblCellMar>
           <w:top w:type="dxa" w:w="113"/>
@@ -1137,6 +1138,7 @@
         <w:tc>
           <w:tcPr>
             <w:tcW w:type="dxa" w:w="9637"/>
+            <w:shd w:color="auto" w:fill="F4F4F4" w:val="clear"/>
           </w:tcPr>
           <w:p>
             <w:pPr>
@@ -1224,6 +1226,7 @@
           <w:bottom w:color="BFBFBF" w:space="0" w:sz="4" w:val="single"/>
           <w:right w:color="BFBFBF" w:space="0" w:sz="4" w:val="single"/>
         </w:tblBorders>
+        <w:shd w:color="auto" w:fill="F4F4F4" w:val="clear"/>
         <w:tblLayout w:type="fixed"/>
         <w:tblCellMar>
           <w:top w:type="dxa" w:w="113"/>
@@ -1240,6 +1243,7 @@
         <w:tc>
           <w:tcPr>
             <w:tcW w:type="dxa" w:w="9637"/>
+            <w:shd w:color="auto" w:fill="F4F4F4" w:val="clear"/>
           </w:tcPr>
           <w:p>
             <w:pPr>
@@ -1834,6 +1838,7 @@
           <w:bottom w:color="BFBFBF" w:space="0" w:sz="4" w:val="single"/>
           <w:right w:color="BFBFBF" w:space="0" w:sz="4" w:val="single"/>
         </w:tblBorders>
+        <w:shd w:color="auto" w:fill="F4F4F4" w:val="clear"/>
         <w:tblLayout w:type="fixed"/>
         <w:tblCellMar>
           <w:top w:type="dxa" w:w="113"/>
@@ -1850,6 +1855,7 @@
         <w:tc>
           <w:tcPr>
             <w:tcW w:type="dxa" w:w="9637"/>
+            <w:shd w:color="auto" w:fill="F4F4F4" w:val="clear"/>
           </w:tcPr>
           <w:p>
             <w:pPr>
@@ -1979,6 +1985,7 @@
           <w:bottom w:color="BFBFBF" w:space="0" w:sz="4" w:val="single"/>
           <w:right w:color="BFBFBF" w:space="0" w:sz="4" w:val="single"/>
         </w:tblBorders>
+        <w:shd w:color="auto" w:fill="F4F4F4" w:val="clear"/>
         <w:tblLayout w:type="fixed"/>
         <w:tblCellMar>
           <w:top w:type="dxa" w:w="113"/>
@@ -1995,6 +2002,7 @@
         <w:tc>
           <w:tcPr>
             <w:tcW w:type="dxa" w:w="9637"/>
+            <w:shd w:color="auto" w:fill="F4F4F4" w:val="clear"/>
           </w:tcPr>
           <w:p>
             <w:pPr>
@@ -2100,6 +2108,7 @@
           <w:bottom w:color="BFBFBF" w:space="0" w:sz="4" w:val="single"/>
           <w:right w:color="BFBFBF" w:space="0" w:sz="4" w:val="single"/>
         </w:tblBorders>
+        <w:shd w:color="auto" w:fill="F4F4F4" w:val="clear"/>
         <w:tblLayout w:type="fixed"/>
         <w:tblCellMar>
           <w:top w:type="dxa" w:w="113"/>
@@ -2116,6 +2125,7 @@
         <w:tc>
           <w:tcPr>
             <w:tcW w:type="dxa" w:w="9637"/>
+            <w:shd w:color="auto" w:fill="F4F4F4" w:val="clear"/>
           </w:tcPr>
           <w:p>
             <w:pPr>
@@ -2272,6 +2282,7 @@
           <w:bottom w:color="BFBFBF" w:space="0" w:sz="4" w:val="single"/>
           <w:right w:color="BFBFBF" w:space="0" w:sz="4" w:val="single"/>
         </w:tblBorders>
+        <w:shd w:color="auto" w:fill="F4F4F4" w:val="clear"/>
         <w:tblLayout w:type="fixed"/>
         <w:tblCellMar>
           <w:top w:type="dxa" w:w="113"/>
@@ -2288,6 +2299,7 @@
         <w:tc>
           <w:tcPr>
             <w:tcW w:type="dxa" w:w="9637"/>
+            <w:shd w:color="auto" w:fill="F4F4F4" w:val="clear"/>
           </w:tcPr>
           <w:p>
             <w:pPr>
@@ -2366,6 +2378,7 @@
           <w:bottom w:color="BFBFBF" w:space="0" w:sz="4" w:val="single"/>
           <w:right w:color="BFBFBF" w:space="0" w:sz="4" w:val="single"/>
         </w:tblBorders>
+        <w:shd w:color="auto" w:fill="F4F4F4" w:val="clear"/>
         <w:tblLayout w:type="fixed"/>
         <w:tblCellMar>
           <w:top w:type="dxa" w:w="113"/>
@@ -2382,6 +2395,7 @@
         <w:tc>
           <w:tcPr>
             <w:tcW w:type="dxa" w:w="9637"/>
+            <w:shd w:color="auto" w:fill="F4F4F4" w:val="clear"/>
           </w:tcPr>
           <w:p>
             <w:pPr>
@@ -2487,6 +2501,7 @@
           <w:bottom w:color="BFBFBF" w:space="0" w:sz="4" w:val="single"/>
           <w:right w:color="BFBFBF" w:space="0" w:sz="4" w:val="single"/>
         </w:tblBorders>
+        <w:shd w:color="auto" w:fill="F4F4F4" w:val="clear"/>
         <w:tblLayout w:type="fixed"/>
         <w:tblCellMar>
           <w:top w:type="dxa" w:w="113"/>
@@ -2503,6 +2518,7 @@
         <w:tc>
           <w:tcPr>
             <w:tcW w:type="dxa" w:w="9637"/>
+            <w:shd w:color="auto" w:fill="F4F4F4" w:val="clear"/>
           </w:tcPr>
           <w:p>
             <w:pPr>
@@ -2545,6 +2561,7 @@
           <w:bottom w:color="BFBFBF" w:space="0" w:sz="4" w:val="single"/>
           <w:right w:color="BFBFBF" w:space="0" w:sz="4" w:val="single"/>
         </w:tblBorders>
+        <w:shd w:color="auto" w:fill="F4F4F4" w:val="clear"/>
         <w:tblLayout w:type="fixed"/>
         <w:tblCellMar>
           <w:top w:type="dxa" w:w="113"/>
@@ -2561,6 +2578,7 @@
         <w:tc>
           <w:tcPr>
             <w:tcW w:type="dxa" w:w="9637"/>
+            <w:shd w:color="auto" w:fill="F4F4F4" w:val="clear"/>
           </w:tcPr>
           <w:p>
             <w:pPr>
@@ -2684,6 +2702,7 @@
           <w:bottom w:color="BFBFBF" w:space="0" w:sz="4" w:val="single"/>
           <w:right w:color="BFBFBF" w:space="0" w:sz="4" w:val="single"/>
         </w:tblBorders>
+        <w:shd w:color="auto" w:fill="F4F4F4" w:val="clear"/>
         <w:tblLayout w:type="fixed"/>
         <w:tblCellMar>
           <w:top w:type="dxa" w:w="113"/>
@@ -2700,6 +2719,7 @@
         <w:tc>
           <w:tcPr>
             <w:tcW w:type="dxa" w:w="9637"/>
+            <w:shd w:color="auto" w:fill="F4F4F4" w:val="clear"/>
           </w:tcPr>
           <w:p>
             <w:pPr>
@@ -2779,6 +2799,7 @@
           <w:bottom w:color="BFBFBF" w:space="0" w:sz="4" w:val="single"/>
           <w:right w:color="BFBFBF" w:space="0" w:sz="4" w:val="single"/>
         </w:tblBorders>
+        <w:shd w:color="auto" w:fill="F4F4F4" w:val="clear"/>
         <w:tblLayout w:type="fixed"/>
         <w:tblCellMar>
           <w:top w:type="dxa" w:w="113"/>
@@ -2795,6 +2816,7 @@
         <w:tc>
           <w:tcPr>
             <w:tcW w:type="dxa" w:w="9637"/>
+            <w:shd w:color="auto" w:fill="F4F4F4" w:val="clear"/>
           </w:tcPr>
           <w:p>
             <w:pPr>
@@ -2837,6 +2859,7 @@
           <w:bottom w:color="BFBFBF" w:space="0" w:sz="4" w:val="single"/>
           <w:right w:color="BFBFBF" w:space="0" w:sz="4" w:val="single"/>
         </w:tblBorders>
+        <w:shd w:color="auto" w:fill="F4F4F4" w:val="clear"/>
         <w:tblLayout w:type="fixed"/>
         <w:tblCellMar>
           <w:top w:type="dxa" w:w="113"/>
@@ -2853,6 +2876,7 @@
         <w:tc>
           <w:tcPr>
             <w:tcW w:type="dxa" w:w="9637"/>
+            <w:shd w:color="auto" w:fill="F4F4F4" w:val="clear"/>
           </w:tcPr>
           <w:p>
             <w:pPr>
@@ -3048,6 +3072,7 @@
           <w:bottom w:color="BFBFBF" w:space="0" w:sz="4" w:val="single"/>
           <w:right w:color="BFBFBF" w:space="0" w:sz="4" w:val="single"/>
         </w:tblBorders>
+        <w:shd w:color="auto" w:fill="F4F4F4" w:val="clear"/>
         <w:tblLayout w:type="fixed"/>
         <w:tblCellMar>
           <w:top w:type="dxa" w:w="113"/>
@@ -3064,6 +3089,7 @@
         <w:tc>
           <w:tcPr>
             <w:tcW w:type="dxa" w:w="9637"/>
+            <w:shd w:color="auto" w:fill="F4F4F4" w:val="clear"/>
           </w:tcPr>
           <w:p>
             <w:pPr>
@@ -3115,6 +3141,7 @@
           <w:bottom w:color="BFBFBF" w:space="0" w:sz="4" w:val="single"/>
           <w:right w:color="BFBFBF" w:space="0" w:sz="4" w:val="single"/>
         </w:tblBorders>
+        <w:shd w:color="auto" w:fill="F4F4F4" w:val="clear"/>
         <w:tblLayout w:type="fixed"/>
         <w:tblCellMar>
           <w:top w:type="dxa" w:w="113"/>
@@ -3131,6 +3158,7 @@
         <w:tc>
           <w:tcPr>
             <w:tcW w:type="dxa" w:w="9637"/>
+            <w:shd w:color="auto" w:fill="F4F4F4" w:val="clear"/>
           </w:tcPr>
           <w:p>
             <w:pPr>
@@ -3209,6 +3237,7 @@
           <w:bottom w:color="BFBFBF" w:space="0" w:sz="4" w:val="single"/>
           <w:right w:color="BFBFBF" w:space="0" w:sz="4" w:val="single"/>
         </w:tblBorders>
+        <w:shd w:color="auto" w:fill="F4F4F4" w:val="clear"/>
         <w:tblLayout w:type="fixed"/>
         <w:tblCellMar>
           <w:top w:type="dxa" w:w="113"/>
@@ -3225,6 +3254,7 @@
         <w:tc>
           <w:tcPr>
             <w:tcW w:type="dxa" w:w="9637"/>
+            <w:shd w:color="auto" w:fill="F4F4F4" w:val="clear"/>
           </w:tcPr>
           <w:p>
             <w:pPr>
@@ -7514,6 +7544,7 @@
         <w:bottom w:color="BFBFBF" w:space="0" w:sz="4" w:val="single"/>
         <w:right w:color="BFBFBF" w:space="0" w:sz="4" w:val="single"/>
       </w:tblBorders>
+      <w:shd w:color="auto" w:fill="F4F4F4" w:val="clear"/>
       <w:tblCellMar>
         <w:top w:type="dxa" w:w="113"/>
         <w:left w:type="dxa" w:w="113"/>

--- a/public/labs/os/pz-24/ЛР9_ОС_Оболонка_mc_та_редактор_vi.docx
+++ b/public/labs/os/pz-24/ЛР9_ОС_Оболонка_mc_та_редактор_vi.docx
@@ -1103,142 +1103,240 @@
     </w:p>
     <w:p>
       <w:pPr>
-        <w:pStyle w:val="SourceCode"/>
-      </w:pPr>
-      <w:r>
-        <w:rPr>
-          <w:rStyle w:val="VerbatimChar"/>
-        </w:rPr>
-        <w:t xml:space="preserve">h j k l        ліворуч, вниз, вгору, праворуч</w:t>
-      </w:r>
-      <w:r>
-        <w:br/>
-      </w:r>
-      <w:r>
-        <w:rPr>
-          <w:rStyle w:val="VerbatimChar"/>
-        </w:rPr>
-        <w:t xml:space="preserve">0  $           початок і кінець рядка</w:t>
-      </w:r>
-      <w:r>
-        <w:br/>
-      </w:r>
-      <w:r>
-        <w:rPr>
-          <w:rStyle w:val="VerbatimChar"/>
-        </w:rPr>
-        <w:t xml:space="preserve">w  b           наступне й попереднє слово</w:t>
-      </w:r>
-      <w:r>
-        <w:br/>
-      </w:r>
-      <w:r>
-        <w:rPr>
-          <w:rStyle w:val="VerbatimChar"/>
-        </w:rPr>
-        <w:t xml:space="preserve">gg  G          початок і кінець файлу</w:t>
-      </w:r>
-      <w:r>
-        <w:br/>
-      </w:r>
-      <w:r>
-        <w:rPr>
-          <w:rStyle w:val="VerbatimChar"/>
-        </w:rPr>
-        <w:t xml:space="preserve">:25            перейти до рядка 25</w:t>
-      </w:r>
-      <w:r>
-        <w:br/>
-      </w:r>
-      <w:r>
-        <w:rPr>
-          <w:rStyle w:val="VerbatimChar"/>
-        </w:rPr>
-        <w:t xml:space="preserve">Ctrl+f Ctrl+b  сторінка вперед і назад</w:t>
-      </w:r>
-    </w:p>
-    <w:p>
-      <w:pPr>
-        <w:pStyle w:val="SourceCode"/>
-      </w:pPr>
-      <w:r>
-        <w:rPr>
-          <w:rStyle w:val="VerbatimChar"/>
-        </w:rPr>
-        <w:t xml:space="preserve">x              видалити символ під курсором</w:t>
-      </w:r>
-      <w:r>
-        <w:br/>
-      </w:r>
-      <w:r>
-        <w:rPr>
-          <w:rStyle w:val="VerbatimChar"/>
-        </w:rPr>
-        <w:t xml:space="preserve">dd             видалити рядок</w:t>
-      </w:r>
-      <w:r>
-        <w:br/>
-      </w:r>
-      <w:r>
-        <w:rPr>
-          <w:rStyle w:val="VerbatimChar"/>
-        </w:rPr>
-        <w:t xml:space="preserve">3dd            видалити три рядки</w:t>
-      </w:r>
-      <w:r>
-        <w:br/>
-      </w:r>
-      <w:r>
-        <w:rPr>
-          <w:rStyle w:val="VerbatimChar"/>
-        </w:rPr>
-        <w:t xml:space="preserve">dw             видалити слово</w:t>
-      </w:r>
-      <w:r>
-        <w:br/>
-      </w:r>
-      <w:r>
-        <w:rPr>
-          <w:rStyle w:val="VerbatimChar"/>
-        </w:rPr>
-        <w:t xml:space="preserve">yy             скопіювати рядок</w:t>
-      </w:r>
-      <w:r>
-        <w:br/>
-      </w:r>
-      <w:r>
-        <w:rPr>
-          <w:rStyle w:val="VerbatimChar"/>
-        </w:rPr>
-        <w:t xml:space="preserve">p              вставити після курсора</w:t>
-      </w:r>
-      <w:r>
-        <w:br/>
-      </w:r>
-      <w:r>
-        <w:rPr>
-          <w:rStyle w:val="VerbatimChar"/>
-        </w:rPr>
-        <w:t xml:space="preserve">u              скасувати останню дію</w:t>
-      </w:r>
-      <w:r>
-        <w:br/>
-      </w:r>
-      <w:r>
-        <w:rPr>
-          <w:rStyle w:val="VerbatimChar"/>
-        </w:rPr>
-        <w:t xml:space="preserve">Ctrl+r         повторити скасовану дію</w:t>
-      </w:r>
-      <w:r>
-        <w:br/>
-      </w:r>
-      <w:r>
-        <w:rPr>
-          <w:rStyle w:val="VerbatimChar"/>
-        </w:rPr>
-        <w:t xml:space="preserve">.              повторити останню команду</w:t>
-      </w:r>
+        <w:spacing w:before="0" w:after="0" w:line="120" w:lineRule="exact"/>
+        <w:rPr>
+          <w:sz w:val="4"/>
+          <w:szCs w:val="4"/>
+        </w:rPr>
+      </w:pPr>
+    </w:p>
+    <w:tbl>
+      <w:tblPr>
+        <w:tblStyle w:val="SourceCodeTable"/>
+        <w:tblW w:type="dxa" w:w="9637"/>
+        <w:tblInd w:w="0" w:type="dxa"/>
+        <w:tblBorders>
+          <w:top w:color="BFBFBF" w:space="0" w:sz="4" w:val="single"/>
+          <w:left w:color="BFBFBF" w:space="0" w:sz="4" w:val="single"/>
+          <w:bottom w:color="BFBFBF" w:space="0" w:sz="4" w:val="single"/>
+          <w:right w:color="BFBFBF" w:space="0" w:sz="4" w:val="single"/>
+        </w:tblBorders>
+        <w:shd w:color="auto" w:fill="F4F4F4" w:val="clear"/>
+        <w:tblLayout w:type="fixed"/>
+        <w:tblCellMar>
+          <w:top w:type="dxa" w:w="113"/>
+          <w:left w:type="dxa" w:w="113"/>
+          <w:bottom w:type="dxa" w:w="113"/>
+          <w:right w:type="dxa" w:w="113"/>
+        </w:tblCellMar>
+        <w:tblLook w:val="0000" w:firstRow="0" w:lastRow="0" w:firstColumn="0" w:lastColumn="0" w:noHBand="1" w:noVBand="1"/>
+      </w:tblPr>
+      <w:tblGrid>
+        <w:gridCol w:w="9637"/>
+      </w:tblGrid>
+      <w:tr>
+        <w:tc>
+          <w:tcPr>
+            <w:tcW w:type="dxa" w:w="9637"/>
+            <w:shd w:color="auto" w:fill="F4F4F4" w:val="clear"/>
+          </w:tcPr>
+          <w:p>
+            <w:pPr>
+              <w:pStyle w:val="SourceCode"/>
+              <w:spacing w:before="0" w:after="0" w:line="200" w:lineRule="auto"/>
+            </w:pPr>
+            <w:r>
+              <w:t xml:space="preserve">h j k l        ліворуч, вниз, вгору, праворуч</w:t>
+            </w:r>
+          </w:p>
+          <w:p>
+            <w:pPr>
+              <w:pStyle w:val="SourceCode"/>
+              <w:spacing w:before="0" w:after="0" w:line="200" w:lineRule="auto"/>
+            </w:pPr>
+            <w:r>
+              <w:t xml:space="preserve">0  $           початок і кінець рядка</w:t>
+            </w:r>
+          </w:p>
+          <w:p>
+            <w:pPr>
+              <w:pStyle w:val="SourceCode"/>
+              <w:spacing w:before="0" w:after="0" w:line="200" w:lineRule="auto"/>
+            </w:pPr>
+            <w:r>
+              <w:t xml:space="preserve">w  b           наступне й попереднє слово</w:t>
+            </w:r>
+          </w:p>
+          <w:p>
+            <w:pPr>
+              <w:pStyle w:val="SourceCode"/>
+              <w:spacing w:before="0" w:after="0" w:line="200" w:lineRule="auto"/>
+            </w:pPr>
+            <w:r>
+              <w:t xml:space="preserve">gg  G          початок і кінець файлу</w:t>
+            </w:r>
+          </w:p>
+          <w:p>
+            <w:pPr>
+              <w:pStyle w:val="SourceCode"/>
+              <w:spacing w:before="0" w:after="0" w:line="200" w:lineRule="auto"/>
+            </w:pPr>
+            <w:r>
+              <w:t xml:space="preserve">:25            перейти до рядка 25</w:t>
+            </w:r>
+          </w:p>
+          <w:p>
+            <w:pPr>
+              <w:pStyle w:val="SourceCode"/>
+              <w:spacing w:before="0" w:after="0" w:line="200" w:lineRule="auto"/>
+            </w:pPr>
+            <w:r>
+              <w:t xml:space="preserve">Ctrl+f Ctrl+b  сторінка вперед і назад</w:t>
+            </w:r>
+          </w:p>
+        </w:tc>
+      </w:tr>
+    </w:tbl>
+    <w:p>
+      <w:pPr>
+        <w:spacing w:before="0" w:after="0" w:line="120" w:lineRule="exact"/>
+        <w:rPr>
+          <w:sz w:val="4"/>
+          <w:szCs w:val="4"/>
+        </w:rPr>
+      </w:pPr>
+    </w:p>
+    <w:p>
+      <w:pPr>
+        <w:spacing w:before="0" w:after="0" w:line="120" w:lineRule="exact"/>
+        <w:rPr>
+          <w:sz w:val="4"/>
+          <w:szCs w:val="4"/>
+        </w:rPr>
+      </w:pPr>
+    </w:p>
+    <w:tbl>
+      <w:tblPr>
+        <w:tblStyle w:val="SourceCodeTable"/>
+        <w:tblW w:type="dxa" w:w="9637"/>
+        <w:tblInd w:w="0" w:type="dxa"/>
+        <w:tblBorders>
+          <w:top w:color="BFBFBF" w:space="0" w:sz="4" w:val="single"/>
+          <w:left w:color="BFBFBF" w:space="0" w:sz="4" w:val="single"/>
+          <w:bottom w:color="BFBFBF" w:space="0" w:sz="4" w:val="single"/>
+          <w:right w:color="BFBFBF" w:space="0" w:sz="4" w:val="single"/>
+        </w:tblBorders>
+        <w:shd w:color="auto" w:fill="F4F4F4" w:val="clear"/>
+        <w:tblLayout w:type="fixed"/>
+        <w:tblCellMar>
+          <w:top w:type="dxa" w:w="113"/>
+          <w:left w:type="dxa" w:w="113"/>
+          <w:bottom w:type="dxa" w:w="113"/>
+          <w:right w:type="dxa" w:w="113"/>
+        </w:tblCellMar>
+        <w:tblLook w:val="0000" w:firstRow="0" w:lastRow="0" w:firstColumn="0" w:lastColumn="0" w:noHBand="1" w:noVBand="1"/>
+      </w:tblPr>
+      <w:tblGrid>
+        <w:gridCol w:w="9637"/>
+      </w:tblGrid>
+      <w:tr>
+        <w:tc>
+          <w:tcPr>
+            <w:tcW w:type="dxa" w:w="9637"/>
+            <w:shd w:color="auto" w:fill="F4F4F4" w:val="clear"/>
+          </w:tcPr>
+          <w:p>
+            <w:pPr>
+              <w:pStyle w:val="SourceCode"/>
+              <w:spacing w:before="0" w:after="0" w:line="200" w:lineRule="auto"/>
+            </w:pPr>
+            <w:r>
+              <w:t xml:space="preserve">x              видалити символ під курсором</w:t>
+            </w:r>
+          </w:p>
+          <w:p>
+            <w:pPr>
+              <w:pStyle w:val="SourceCode"/>
+              <w:spacing w:before="0" w:after="0" w:line="200" w:lineRule="auto"/>
+            </w:pPr>
+            <w:r>
+              <w:t xml:space="preserve">dd             видалити рядок</w:t>
+            </w:r>
+          </w:p>
+          <w:p>
+            <w:pPr>
+              <w:pStyle w:val="SourceCode"/>
+              <w:spacing w:before="0" w:after="0" w:line="200" w:lineRule="auto"/>
+            </w:pPr>
+            <w:r>
+              <w:t xml:space="preserve">3dd            видалити три рядки</w:t>
+            </w:r>
+          </w:p>
+          <w:p>
+            <w:pPr>
+              <w:pStyle w:val="SourceCode"/>
+              <w:spacing w:before="0" w:after="0" w:line="200" w:lineRule="auto"/>
+            </w:pPr>
+            <w:r>
+              <w:t xml:space="preserve">dw             видалити слово</w:t>
+            </w:r>
+          </w:p>
+          <w:p>
+            <w:pPr>
+              <w:pStyle w:val="SourceCode"/>
+              <w:spacing w:before="0" w:after="0" w:line="200" w:lineRule="auto"/>
+            </w:pPr>
+            <w:r>
+              <w:t xml:space="preserve">yy             скопіювати рядок</w:t>
+            </w:r>
+          </w:p>
+          <w:p>
+            <w:pPr>
+              <w:pStyle w:val="SourceCode"/>
+              <w:spacing w:before="0" w:after="0" w:line="200" w:lineRule="auto"/>
+            </w:pPr>
+            <w:r>
+              <w:t xml:space="preserve">p              вставити після курсора</w:t>
+            </w:r>
+          </w:p>
+          <w:p>
+            <w:pPr>
+              <w:pStyle w:val="SourceCode"/>
+              <w:spacing w:before="0" w:after="0" w:line="200" w:lineRule="auto"/>
+            </w:pPr>
+            <w:r>
+              <w:t xml:space="preserve">u              скасувати останню дію</w:t>
+            </w:r>
+          </w:p>
+          <w:p>
+            <w:pPr>
+              <w:pStyle w:val="SourceCode"/>
+              <w:spacing w:before="0" w:after="0" w:line="200" w:lineRule="auto"/>
+            </w:pPr>
+            <w:r>
+              <w:t xml:space="preserve">Ctrl+r         повторити скасовану дію</w:t>
+            </w:r>
+          </w:p>
+          <w:p>
+            <w:pPr>
+              <w:pStyle w:val="SourceCode"/>
+              <w:spacing w:before="0" w:after="0" w:line="200" w:lineRule="auto"/>
+            </w:pPr>
+            <w:r>
+              <w:t xml:space="preserve">.              повторити останню команду</w:t>
+            </w:r>
+          </w:p>
+        </w:tc>
+      </w:tr>
+    </w:tbl>
+    <w:p>
+      <w:pPr>
+        <w:spacing w:before="0" w:after="0" w:line="120" w:lineRule="exact"/>
+        <w:rPr>
+          <w:sz w:val="4"/>
+          <w:szCs w:val="4"/>
+        </w:rPr>
+      </w:pPr>
     </w:p>
     <w:p>
       <w:pPr>
@@ -1722,41 +1820,90 @@
     </w:p>
     <w:p>
       <w:pPr>
-        <w:pStyle w:val="SourceCode"/>
-      </w:pPr>
-      <w:r>
-        <w:rPr>
-          <w:rStyle w:val="VerbatimChar"/>
-        </w:rPr>
-        <w:t xml:space="preserve">student@lab-vm:~$ sudo apt install -y mc vim</w:t>
-      </w:r>
-      <w:r>
-        <w:br/>
-      </w:r>
-      <w:r>
-        <w:rPr>
-          <w:rStyle w:val="VerbatimChar"/>
-        </w:rPr>
-        <w:t xml:space="preserve">student@lab-vm:~$ mkdir -p ~/lab9/{conf,bak}</w:t>
-      </w:r>
-      <w:r>
-        <w:br/>
-      </w:r>
-      <w:r>
-        <w:rPr>
-          <w:rStyle w:val="VerbatimChar"/>
-        </w:rPr>
-        <w:t xml:space="preserve">student@lab-vm:~$ cp /etc/ssh/sshd_config /etc/fstab /etc/hosts ~/lab9/conf/</w:t>
-      </w:r>
-      <w:r>
-        <w:br/>
-      </w:r>
-      <w:r>
-        <w:rPr>
-          <w:rStyle w:val="VerbatimChar"/>
-        </w:rPr>
-        <w:t xml:space="preserve">student@lab-vm:~$ cd ~/lab9 &amp;&amp; mc</w:t>
-      </w:r>
+        <w:spacing w:before="0" w:after="0" w:line="120" w:lineRule="exact"/>
+        <w:rPr>
+          <w:sz w:val="4"/>
+          <w:szCs w:val="4"/>
+        </w:rPr>
+      </w:pPr>
+    </w:p>
+    <w:tbl>
+      <w:tblPr>
+        <w:tblStyle w:val="SourceCodeTable"/>
+        <w:tblW w:type="dxa" w:w="9637"/>
+        <w:tblInd w:w="0" w:type="dxa"/>
+        <w:tblBorders>
+          <w:top w:color="BFBFBF" w:space="0" w:sz="4" w:val="single"/>
+          <w:left w:color="BFBFBF" w:space="0" w:sz="4" w:val="single"/>
+          <w:bottom w:color="BFBFBF" w:space="0" w:sz="4" w:val="single"/>
+          <w:right w:color="BFBFBF" w:space="0" w:sz="4" w:val="single"/>
+        </w:tblBorders>
+        <w:shd w:color="auto" w:fill="F4F4F4" w:val="clear"/>
+        <w:tblLayout w:type="fixed"/>
+        <w:tblCellMar>
+          <w:top w:type="dxa" w:w="113"/>
+          <w:left w:type="dxa" w:w="113"/>
+          <w:bottom w:type="dxa" w:w="113"/>
+          <w:right w:type="dxa" w:w="113"/>
+        </w:tblCellMar>
+        <w:tblLook w:val="0000" w:firstRow="0" w:lastRow="0" w:firstColumn="0" w:lastColumn="0" w:noHBand="1" w:noVBand="1"/>
+      </w:tblPr>
+      <w:tblGrid>
+        <w:gridCol w:w="9637"/>
+      </w:tblGrid>
+      <w:tr>
+        <w:tc>
+          <w:tcPr>
+            <w:tcW w:type="dxa" w:w="9637"/>
+            <w:shd w:color="auto" w:fill="F4F4F4" w:val="clear"/>
+          </w:tcPr>
+          <w:p>
+            <w:pPr>
+              <w:pStyle w:val="SourceCode"/>
+              <w:spacing w:before="0" w:after="0" w:line="200" w:lineRule="auto"/>
+            </w:pPr>
+            <w:r>
+              <w:t xml:space="preserve">student@lab-vm:~$ sudo apt install -y mc vim</w:t>
+            </w:r>
+          </w:p>
+          <w:p>
+            <w:pPr>
+              <w:pStyle w:val="SourceCode"/>
+              <w:spacing w:before="0" w:after="0" w:line="200" w:lineRule="auto"/>
+            </w:pPr>
+            <w:r>
+              <w:t xml:space="preserve">student@lab-vm:~$ mkdir -p ~/lab9/{conf,bak}</w:t>
+            </w:r>
+          </w:p>
+          <w:p>
+            <w:pPr>
+              <w:pStyle w:val="SourceCode"/>
+              <w:spacing w:before="0" w:after="0" w:line="200" w:lineRule="auto"/>
+            </w:pPr>
+            <w:r>
+              <w:t xml:space="preserve">student@lab-vm:~$ cp /etc/ssh/sshd_config /etc/fstab /etc/hosts ~/lab9/conf/</w:t>
+            </w:r>
+          </w:p>
+          <w:p>
+            <w:pPr>
+              <w:pStyle w:val="SourceCode"/>
+              <w:spacing w:before="0" w:after="0" w:line="200" w:lineRule="auto"/>
+            </w:pPr>
+            <w:r>
+              <w:t xml:space="preserve">student@lab-vm:~$ cd ~/lab9 &amp;&amp; mc</w:t>
+            </w:r>
+          </w:p>
+        </w:tc>
+      </w:tr>
+    </w:tbl>
+    <w:p>
+      <w:pPr>
+        <w:spacing w:before="0" w:after="0" w:line="120" w:lineRule="exact"/>
+        <w:rPr>
+          <w:sz w:val="4"/>
+          <w:szCs w:val="4"/>
+        </w:rPr>
+      </w:pPr>
     </w:p>
     <w:p>
       <w:pPr>
@@ -1820,148 +1967,252 @@
     </w:p>
     <w:p>
       <w:pPr>
-        <w:pStyle w:val="SourceCode"/>
-      </w:pPr>
-      <w:r>
-        <w:rPr>
-          <w:rStyle w:val="VerbatimChar"/>
-        </w:rPr>
-        <w:t xml:space="preserve">1. Tab            → перейти на праву панель</w:t>
-      </w:r>
-      <w:r>
-        <w:br/>
-      </w:r>
-      <w:r>
-        <w:rPr>
-          <w:rStyle w:val="VerbatimChar"/>
-        </w:rPr>
-        <w:t xml:space="preserve">2. Enter на lab9  → відкрити робочий каталог</w:t>
-      </w:r>
-      <w:r>
-        <w:br/>
-      </w:r>
-      <w:r>
-        <w:rPr>
-          <w:rStyle w:val="VerbatimChar"/>
-        </w:rPr>
-        <w:t xml:space="preserve">3. Tab, Enter на conf</w:t>
-      </w:r>
-      <w:r>
-        <w:br/>
-      </w:r>
-      <w:r>
-        <w:rPr>
-          <w:rStyle w:val="VerbatimChar"/>
-        </w:rPr>
-        <w:t xml:space="preserve">4. Insert         → позначити hosts і fstab (два файли)</w:t>
-      </w:r>
-      <w:r>
-        <w:br/>
-      </w:r>
-      <w:r>
-        <w:rPr>
-          <w:rStyle w:val="VerbatimChar"/>
-        </w:rPr>
-        <w:t xml:space="preserve">5. F5             → копіювати на протилежну панель (bak)</w:t>
-      </w:r>
-      <w:r>
-        <w:br/>
-      </w:r>
-      <w:r>
-        <w:rPr>
-          <w:rStyle w:val="VerbatimChar"/>
-        </w:rPr>
-        <w:t xml:space="preserve">6. F6 на sshd_config → перейменувати на sshd_config.orig</w:t>
-      </w:r>
-      <w:r>
-        <w:br/>
-      </w:r>
-      <w:r>
-        <w:rPr>
-          <w:rStyle w:val="VerbatimChar"/>
-        </w:rPr>
-        <w:t xml:space="preserve">7. F7             → створити каталог tmp</w:t>
-      </w:r>
-      <w:r>
-        <w:br/>
-      </w:r>
-      <w:r>
-        <w:rPr>
-          <w:rStyle w:val="VerbatimChar"/>
-        </w:rPr>
-        <w:t xml:space="preserve">8. F3 на hosts    → переглянути вміст, вихід — F10</w:t>
-      </w:r>
-    </w:p>
-    <w:p>
-      <w:pPr>
-        <w:pStyle w:val="SourceCode"/>
-      </w:pPr>
-      <w:r>
-        <w:rPr>
-          <w:rStyle w:val="VerbatimChar"/>
-        </w:rPr>
-        <w:t xml:space="preserve">student@lab-vm:~/lab9$ ls -R</w:t>
-      </w:r>
-      <w:r>
-        <w:br/>
-      </w:r>
-      <w:r>
-        <w:rPr>
-          <w:rStyle w:val="VerbatimChar"/>
-        </w:rPr>
-        <w:t xml:space="preserve">.:</w:t>
-      </w:r>
-      <w:r>
-        <w:br/>
-      </w:r>
-      <w:r>
-        <w:rPr>
-          <w:rStyle w:val="VerbatimChar"/>
-        </w:rPr>
-        <w:t xml:space="preserve">bak  conf</w:t>
-      </w:r>
-      <w:r>
-        <w:br/>
-      </w:r>
-      <w:r>
-        <w:br/>
-      </w:r>
-      <w:r>
-        <w:rPr>
-          <w:rStyle w:val="VerbatimChar"/>
-        </w:rPr>
-        <w:t xml:space="preserve">./bak:</w:t>
-      </w:r>
-      <w:r>
-        <w:br/>
-      </w:r>
-      <w:r>
-        <w:rPr>
-          <w:rStyle w:val="VerbatimChar"/>
-        </w:rPr>
-        <w:t xml:space="preserve">fstab  hosts</w:t>
-      </w:r>
-      <w:r>
-        <w:br/>
-      </w:r>
-      <w:r>
-        <w:br/>
-      </w:r>
-      <w:r>
-        <w:rPr>
-          <w:rStyle w:val="VerbatimChar"/>
-        </w:rPr>
-        <w:t xml:space="preserve">./conf:</w:t>
-      </w:r>
-      <w:r>
-        <w:br/>
-      </w:r>
-      <w:r>
-        <w:rPr>
-          <w:rStyle w:val="VerbatimChar"/>
-        </w:rPr>
-        <w:t xml:space="preserve">fstab  hosts  sshd_config.orig  tmp</w:t>
-      </w:r>
+        <w:spacing w:before="0" w:after="0" w:line="120" w:lineRule="exact"/>
+        <w:rPr>
+          <w:sz w:val="4"/>
+          <w:szCs w:val="4"/>
+        </w:rPr>
+      </w:pPr>
+    </w:p>
+    <w:tbl>
+      <w:tblPr>
+        <w:tblStyle w:val="SourceCodeTable"/>
+        <w:tblW w:type="dxa" w:w="9637"/>
+        <w:tblInd w:w="0" w:type="dxa"/>
+        <w:tblBorders>
+          <w:top w:color="BFBFBF" w:space="0" w:sz="4" w:val="single"/>
+          <w:left w:color="BFBFBF" w:space="0" w:sz="4" w:val="single"/>
+          <w:bottom w:color="BFBFBF" w:space="0" w:sz="4" w:val="single"/>
+          <w:right w:color="BFBFBF" w:space="0" w:sz="4" w:val="single"/>
+        </w:tblBorders>
+        <w:shd w:color="auto" w:fill="F4F4F4" w:val="clear"/>
+        <w:tblLayout w:type="fixed"/>
+        <w:tblCellMar>
+          <w:top w:type="dxa" w:w="113"/>
+          <w:left w:type="dxa" w:w="113"/>
+          <w:bottom w:type="dxa" w:w="113"/>
+          <w:right w:type="dxa" w:w="113"/>
+        </w:tblCellMar>
+        <w:tblLook w:val="0000" w:firstRow="0" w:lastRow="0" w:firstColumn="0" w:lastColumn="0" w:noHBand="1" w:noVBand="1"/>
+      </w:tblPr>
+      <w:tblGrid>
+        <w:gridCol w:w="9637"/>
+      </w:tblGrid>
+      <w:tr>
+        <w:tc>
+          <w:tcPr>
+            <w:tcW w:type="dxa" w:w="9637"/>
+            <w:shd w:color="auto" w:fill="F4F4F4" w:val="clear"/>
+          </w:tcPr>
+          <w:p>
+            <w:pPr>
+              <w:pStyle w:val="SourceCode"/>
+              <w:spacing w:before="0" w:after="0" w:line="200" w:lineRule="auto"/>
+            </w:pPr>
+            <w:r>
+              <w:t xml:space="preserve">1. Tab            → перейти на праву панель</w:t>
+            </w:r>
+          </w:p>
+          <w:p>
+            <w:pPr>
+              <w:pStyle w:val="SourceCode"/>
+              <w:spacing w:before="0" w:after="0" w:line="200" w:lineRule="auto"/>
+            </w:pPr>
+            <w:r>
+              <w:t xml:space="preserve">2. Enter на lab9  → відкрити робочий каталог</w:t>
+            </w:r>
+          </w:p>
+          <w:p>
+            <w:pPr>
+              <w:pStyle w:val="SourceCode"/>
+              <w:spacing w:before="0" w:after="0" w:line="200" w:lineRule="auto"/>
+            </w:pPr>
+            <w:r>
+              <w:t xml:space="preserve">3. Tab, Enter на conf</w:t>
+            </w:r>
+          </w:p>
+          <w:p>
+            <w:pPr>
+              <w:pStyle w:val="SourceCode"/>
+              <w:spacing w:before="0" w:after="0" w:line="200" w:lineRule="auto"/>
+            </w:pPr>
+            <w:r>
+              <w:t xml:space="preserve">4. Insert         → позначити hosts і fstab (два файли)</w:t>
+            </w:r>
+          </w:p>
+          <w:p>
+            <w:pPr>
+              <w:pStyle w:val="SourceCode"/>
+              <w:spacing w:before="0" w:after="0" w:line="200" w:lineRule="auto"/>
+            </w:pPr>
+            <w:r>
+              <w:t xml:space="preserve">5. F5             → копіювати на протилежну панель (bak)</w:t>
+            </w:r>
+          </w:p>
+          <w:p>
+            <w:pPr>
+              <w:pStyle w:val="SourceCode"/>
+              <w:spacing w:before="0" w:after="0" w:line="200" w:lineRule="auto"/>
+            </w:pPr>
+            <w:r>
+              <w:t xml:space="preserve">6. F6 на sshd_config → перейменувати на sshd_config.orig</w:t>
+            </w:r>
+          </w:p>
+          <w:p>
+            <w:pPr>
+              <w:pStyle w:val="SourceCode"/>
+              <w:spacing w:before="0" w:after="0" w:line="200" w:lineRule="auto"/>
+            </w:pPr>
+            <w:r>
+              <w:t xml:space="preserve">7. F7             → створити каталог tmp</w:t>
+            </w:r>
+          </w:p>
+          <w:p>
+            <w:pPr>
+              <w:pStyle w:val="SourceCode"/>
+              <w:spacing w:before="0" w:after="0" w:line="200" w:lineRule="auto"/>
+            </w:pPr>
+            <w:r>
+              <w:t xml:space="preserve">8. F3 на hosts    → переглянути вміст, вихід — F10</w:t>
+            </w:r>
+          </w:p>
+        </w:tc>
+      </w:tr>
+    </w:tbl>
+    <w:p>
+      <w:pPr>
+        <w:spacing w:before="0" w:after="0" w:line="120" w:lineRule="exact"/>
+        <w:rPr>
+          <w:sz w:val="4"/>
+          <w:szCs w:val="4"/>
+        </w:rPr>
+      </w:pPr>
+    </w:p>
+    <w:p>
+      <w:pPr>
+        <w:spacing w:before="0" w:after="0" w:line="120" w:lineRule="exact"/>
+        <w:rPr>
+          <w:sz w:val="4"/>
+          <w:szCs w:val="4"/>
+        </w:rPr>
+      </w:pPr>
+    </w:p>
+    <w:tbl>
+      <w:tblPr>
+        <w:tblStyle w:val="SourceCodeTable"/>
+        <w:tblW w:type="dxa" w:w="9637"/>
+        <w:tblInd w:w="0" w:type="dxa"/>
+        <w:tblBorders>
+          <w:top w:color="BFBFBF" w:space="0" w:sz="4" w:val="single"/>
+          <w:left w:color="BFBFBF" w:space="0" w:sz="4" w:val="single"/>
+          <w:bottom w:color="BFBFBF" w:space="0" w:sz="4" w:val="single"/>
+          <w:right w:color="BFBFBF" w:space="0" w:sz="4" w:val="single"/>
+        </w:tblBorders>
+        <w:shd w:color="auto" w:fill="F4F4F4" w:val="clear"/>
+        <w:tblLayout w:type="fixed"/>
+        <w:tblCellMar>
+          <w:top w:type="dxa" w:w="113"/>
+          <w:left w:type="dxa" w:w="113"/>
+          <w:bottom w:type="dxa" w:w="113"/>
+          <w:right w:type="dxa" w:w="113"/>
+        </w:tblCellMar>
+        <w:tblLook w:val="0000" w:firstRow="0" w:lastRow="0" w:firstColumn="0" w:lastColumn="0" w:noHBand="1" w:noVBand="1"/>
+      </w:tblPr>
+      <w:tblGrid>
+        <w:gridCol w:w="9637"/>
+      </w:tblGrid>
+      <w:tr>
+        <w:tc>
+          <w:tcPr>
+            <w:tcW w:type="dxa" w:w="9637"/>
+            <w:shd w:color="auto" w:fill="F4F4F4" w:val="clear"/>
+          </w:tcPr>
+          <w:p>
+            <w:pPr>
+              <w:pStyle w:val="SourceCode"/>
+              <w:spacing w:before="0" w:after="0" w:line="200" w:lineRule="auto"/>
+            </w:pPr>
+            <w:r>
+              <w:t xml:space="preserve">student@lab-vm:~/lab9$ ls -R</w:t>
+            </w:r>
+          </w:p>
+          <w:p>
+            <w:pPr>
+              <w:pStyle w:val="SourceCode"/>
+              <w:spacing w:before="0" w:after="0" w:line="200" w:lineRule="auto"/>
+            </w:pPr>
+            <w:r>
+              <w:t xml:space="preserve">.:</w:t>
+            </w:r>
+          </w:p>
+          <w:p>
+            <w:pPr>
+              <w:pStyle w:val="SourceCode"/>
+              <w:spacing w:before="0" w:after="0" w:line="200" w:lineRule="auto"/>
+            </w:pPr>
+            <w:r>
+              <w:t xml:space="preserve">bak  conf</w:t>
+            </w:r>
+          </w:p>
+          <w:p>
+            <w:pPr>
+              <w:pStyle w:val="SourceCode"/>
+              <w:spacing w:before="0" w:after="0" w:line="200" w:lineRule="auto"/>
+            </w:pPr>
+          </w:p>
+          <w:p>
+            <w:pPr>
+              <w:pStyle w:val="SourceCode"/>
+              <w:spacing w:before="0" w:after="0" w:line="200" w:lineRule="auto"/>
+            </w:pPr>
+            <w:r>
+              <w:t xml:space="preserve">./bak:</w:t>
+            </w:r>
+          </w:p>
+          <w:p>
+            <w:pPr>
+              <w:pStyle w:val="SourceCode"/>
+              <w:spacing w:before="0" w:after="0" w:line="200" w:lineRule="auto"/>
+            </w:pPr>
+            <w:r>
+              <w:t xml:space="preserve">fstab  hosts</w:t>
+            </w:r>
+          </w:p>
+          <w:p>
+            <w:pPr>
+              <w:pStyle w:val="SourceCode"/>
+              <w:spacing w:before="0" w:after="0" w:line="200" w:lineRule="auto"/>
+            </w:pPr>
+          </w:p>
+          <w:p>
+            <w:pPr>
+              <w:pStyle w:val="SourceCode"/>
+              <w:spacing w:before="0" w:after="0" w:line="200" w:lineRule="auto"/>
+            </w:pPr>
+            <w:r>
+              <w:t xml:space="preserve">./conf:</w:t>
+            </w:r>
+          </w:p>
+          <w:p>
+            <w:pPr>
+              <w:pStyle w:val="SourceCode"/>
+              <w:spacing w:before="0" w:after="0" w:line="200" w:lineRule="auto"/>
+            </w:pPr>
+            <w:r>
+              <w:t xml:space="preserve">fstab  hosts  sshd_config.orig  tmp</w:t>
+            </w:r>
+          </w:p>
+        </w:tc>
+      </w:tr>
+    </w:tbl>
+    <w:p>
+      <w:pPr>
+        <w:spacing w:before="0" w:after="0" w:line="120" w:lineRule="exact"/>
+        <w:rPr>
+          <w:sz w:val="4"/>
+          <w:szCs w:val="4"/>
+        </w:rPr>
+      </w:pPr>
     </w:p>
     <w:p>
       <w:pPr>
@@ -2013,79 +2264,177 @@
     </w:p>
     <w:p>
       <w:pPr>
-        <w:pStyle w:val="SourceCode"/>
-      </w:pPr>
-      <w:r>
-        <w:rPr>
-          <w:rStyle w:val="VerbatimChar"/>
-        </w:rPr>
-        <w:t xml:space="preserve">1. Курсор на bak/hosts</w:t>
-      </w:r>
-      <w:r>
-        <w:br/>
-      </w:r>
-      <w:r>
-        <w:rPr>
-          <w:rStyle w:val="VerbatimChar"/>
-        </w:rPr>
-        <w:t xml:space="preserve">2. F4             → відкрити у вбудованому редакторі mcedit</w:t>
-      </w:r>
-      <w:r>
-        <w:br/>
-      </w:r>
-      <w:r>
-        <w:rPr>
-          <w:rStyle w:val="VerbatimChar"/>
-        </w:rPr>
-        <w:t xml:space="preserve">3. Дописати рядок: 192.168.1.10   lab-server</w:t>
-      </w:r>
-      <w:r>
-        <w:br/>
-      </w:r>
-      <w:r>
-        <w:rPr>
-          <w:rStyle w:val="VerbatimChar"/>
-        </w:rPr>
-        <w:t xml:space="preserve">4. F2             → зберегти</w:t>
-      </w:r>
-      <w:r>
-        <w:br/>
-      </w:r>
-      <w:r>
-        <w:rPr>
-          <w:rStyle w:val="VerbatimChar"/>
-        </w:rPr>
-        <w:t xml:space="preserve">5. F10            → вийти</w:t>
-      </w:r>
-    </w:p>
-    <w:p>
-      <w:pPr>
-        <w:pStyle w:val="SourceCode"/>
-      </w:pPr>
-      <w:r>
-        <w:rPr>
-          <w:rStyle w:val="VerbatimChar"/>
-        </w:rPr>
-        <w:t xml:space="preserve">student@lab-vm:~/lab9$ tail -2 bak/hosts</w:t>
-      </w:r>
-      <w:r>
-        <w:br/>
-      </w:r>
-      <w:r>
-        <w:rPr>
-          <w:rStyle w:val="VerbatimChar"/>
-        </w:rPr>
-        <w:t xml:space="preserve">::1     ip6-localhost ip6-loopback</w:t>
-      </w:r>
-      <w:r>
-        <w:br/>
-      </w:r>
-      <w:r>
-        <w:rPr>
-          <w:rStyle w:val="VerbatimChar"/>
-        </w:rPr>
-        <w:t xml:space="preserve">192.168.1.10   lab-server</w:t>
-      </w:r>
+        <w:spacing w:before="0" w:after="0" w:line="120" w:lineRule="exact"/>
+        <w:rPr>
+          <w:sz w:val="4"/>
+          <w:szCs w:val="4"/>
+        </w:rPr>
+      </w:pPr>
+    </w:p>
+    <w:tbl>
+      <w:tblPr>
+        <w:tblStyle w:val="SourceCodeTable"/>
+        <w:tblW w:type="dxa" w:w="9637"/>
+        <w:tblInd w:w="0" w:type="dxa"/>
+        <w:tblBorders>
+          <w:top w:color="BFBFBF" w:space="0" w:sz="4" w:val="single"/>
+          <w:left w:color="BFBFBF" w:space="0" w:sz="4" w:val="single"/>
+          <w:bottom w:color="BFBFBF" w:space="0" w:sz="4" w:val="single"/>
+          <w:right w:color="BFBFBF" w:space="0" w:sz="4" w:val="single"/>
+        </w:tblBorders>
+        <w:shd w:color="auto" w:fill="F4F4F4" w:val="clear"/>
+        <w:tblLayout w:type="fixed"/>
+        <w:tblCellMar>
+          <w:top w:type="dxa" w:w="113"/>
+          <w:left w:type="dxa" w:w="113"/>
+          <w:bottom w:type="dxa" w:w="113"/>
+          <w:right w:type="dxa" w:w="113"/>
+        </w:tblCellMar>
+        <w:tblLook w:val="0000" w:firstRow="0" w:lastRow="0" w:firstColumn="0" w:lastColumn="0" w:noHBand="1" w:noVBand="1"/>
+      </w:tblPr>
+      <w:tblGrid>
+        <w:gridCol w:w="9637"/>
+      </w:tblGrid>
+      <w:tr>
+        <w:tc>
+          <w:tcPr>
+            <w:tcW w:type="dxa" w:w="9637"/>
+            <w:shd w:color="auto" w:fill="F4F4F4" w:val="clear"/>
+          </w:tcPr>
+          <w:p>
+            <w:pPr>
+              <w:pStyle w:val="SourceCode"/>
+              <w:spacing w:before="0" w:after="0" w:line="200" w:lineRule="auto"/>
+            </w:pPr>
+            <w:r>
+              <w:t xml:space="preserve">1. Курсор на bak/hosts</w:t>
+            </w:r>
+          </w:p>
+          <w:p>
+            <w:pPr>
+              <w:pStyle w:val="SourceCode"/>
+              <w:spacing w:before="0" w:after="0" w:line="200" w:lineRule="auto"/>
+            </w:pPr>
+            <w:r>
+              <w:t xml:space="preserve">2. F4             → відкрити у вбудованому редакторі mcedit</w:t>
+            </w:r>
+          </w:p>
+          <w:p>
+            <w:pPr>
+              <w:pStyle w:val="SourceCode"/>
+              <w:spacing w:before="0" w:after="0" w:line="200" w:lineRule="auto"/>
+            </w:pPr>
+            <w:r>
+              <w:t xml:space="preserve">3. Дописати рядок: 192.168.1.10   lab-server</w:t>
+            </w:r>
+          </w:p>
+          <w:p>
+            <w:pPr>
+              <w:pStyle w:val="SourceCode"/>
+              <w:spacing w:before="0" w:after="0" w:line="200" w:lineRule="auto"/>
+            </w:pPr>
+            <w:r>
+              <w:t xml:space="preserve">4. F2             → зберегти</w:t>
+            </w:r>
+          </w:p>
+          <w:p>
+            <w:pPr>
+              <w:pStyle w:val="SourceCode"/>
+              <w:spacing w:before="0" w:after="0" w:line="200" w:lineRule="auto"/>
+            </w:pPr>
+            <w:r>
+              <w:t xml:space="preserve">5. F10            → вийти</w:t>
+            </w:r>
+          </w:p>
+        </w:tc>
+      </w:tr>
+    </w:tbl>
+    <w:p>
+      <w:pPr>
+        <w:spacing w:before="0" w:after="0" w:line="120" w:lineRule="exact"/>
+        <w:rPr>
+          <w:sz w:val="4"/>
+          <w:szCs w:val="4"/>
+        </w:rPr>
+      </w:pPr>
+    </w:p>
+    <w:p>
+      <w:pPr>
+        <w:spacing w:before="0" w:after="0" w:line="120" w:lineRule="exact"/>
+        <w:rPr>
+          <w:sz w:val="4"/>
+          <w:szCs w:val="4"/>
+        </w:rPr>
+      </w:pPr>
+    </w:p>
+    <w:tbl>
+      <w:tblPr>
+        <w:tblStyle w:val="SourceCodeTable"/>
+        <w:tblW w:type="dxa" w:w="9637"/>
+        <w:tblInd w:w="0" w:type="dxa"/>
+        <w:tblBorders>
+          <w:top w:color="BFBFBF" w:space="0" w:sz="4" w:val="single"/>
+          <w:left w:color="BFBFBF" w:space="0" w:sz="4" w:val="single"/>
+          <w:bottom w:color="BFBFBF" w:space="0" w:sz="4" w:val="single"/>
+          <w:right w:color="BFBFBF" w:space="0" w:sz="4" w:val="single"/>
+        </w:tblBorders>
+        <w:shd w:color="auto" w:fill="F4F4F4" w:val="clear"/>
+        <w:tblLayout w:type="fixed"/>
+        <w:tblCellMar>
+          <w:top w:type="dxa" w:w="113"/>
+          <w:left w:type="dxa" w:w="113"/>
+          <w:bottom w:type="dxa" w:w="113"/>
+          <w:right w:type="dxa" w:w="113"/>
+        </w:tblCellMar>
+        <w:tblLook w:val="0000" w:firstRow="0" w:lastRow="0" w:firstColumn="0" w:lastColumn="0" w:noHBand="1" w:noVBand="1"/>
+      </w:tblPr>
+      <w:tblGrid>
+        <w:gridCol w:w="9637"/>
+      </w:tblGrid>
+      <w:tr>
+        <w:tc>
+          <w:tcPr>
+            <w:tcW w:type="dxa" w:w="9637"/>
+            <w:shd w:color="auto" w:fill="F4F4F4" w:val="clear"/>
+          </w:tcPr>
+          <w:p>
+            <w:pPr>
+              <w:pStyle w:val="SourceCode"/>
+              <w:spacing w:before="0" w:after="0" w:line="200" w:lineRule="auto"/>
+            </w:pPr>
+            <w:r>
+              <w:t xml:space="preserve">student@lab-vm:~/lab9$ tail -2 bak/hosts</w:t>
+            </w:r>
+          </w:p>
+          <w:p>
+            <w:pPr>
+              <w:pStyle w:val="SourceCode"/>
+              <w:spacing w:before="0" w:after="0" w:line="200" w:lineRule="auto"/>
+            </w:pPr>
+            <w:r>
+              <w:t xml:space="preserve">::1     ip6-localhost ip6-loopback</w:t>
+            </w:r>
+          </w:p>
+          <w:p>
+            <w:pPr>
+              <w:pStyle w:val="SourceCode"/>
+              <w:spacing w:before="0" w:after="0" w:line="200" w:lineRule="auto"/>
+            </w:pPr>
+            <w:r>
+              <w:t xml:space="preserve">192.168.1.10   lab-server</w:t>
+            </w:r>
+          </w:p>
+        </w:tc>
+      </w:tr>
+    </w:tbl>
+    <w:p>
+      <w:pPr>
+        <w:spacing w:before="0" w:after="0" w:line="120" w:lineRule="exact"/>
+        <w:rPr>
+          <w:sz w:val="4"/>
+          <w:szCs w:val="4"/>
+        </w:rPr>
+      </w:pPr>
     </w:p>
     <w:p>
       <w:pPr>
@@ -2134,144 +2483,291 @@
     </w:p>
     <w:p>
       <w:pPr>
-        <w:pStyle w:val="SourceCode"/>
-      </w:pPr>
-      <w:r>
-        <w:rPr>
-          <w:rStyle w:val="VerbatimChar"/>
-        </w:rPr>
-        <w:t xml:space="preserve">student@lab-vm:~/lab9$ vi conf/notes.txt</w:t>
-      </w:r>
-    </w:p>
-    <w:p>
-      <w:pPr>
-        <w:pStyle w:val="SourceCode"/>
-      </w:pPr>
-      <w:r>
-        <w:rPr>
-          <w:rStyle w:val="VerbatimChar"/>
-        </w:rPr>
-        <w:t xml:space="preserve">i                     → режим вставки</w:t>
-      </w:r>
-      <w:r>
-        <w:br/>
-      </w:r>
-      <w:r>
-        <w:rPr>
-          <w:rStyle w:val="VerbatimChar"/>
-        </w:rPr>
-        <w:t xml:space="preserve">Лабораторна робота 9</w:t>
-      </w:r>
-      <w:r>
-        <w:br/>
-      </w:r>
-      <w:r>
-        <w:rPr>
-          <w:rStyle w:val="VerbatimChar"/>
-        </w:rPr>
-        <w:t xml:space="preserve">Робота в текстовому режимі</w:t>
-      </w:r>
-      <w:r>
-        <w:br/>
-      </w:r>
-      <w:r>
-        <w:rPr>
-          <w:rStyle w:val="VerbatimChar"/>
-        </w:rPr>
-        <w:t xml:space="preserve">Esc                   → командний режим</w:t>
-      </w:r>
-      <w:r>
-        <w:br/>
-      </w:r>
-      <w:r>
-        <w:rPr>
-          <w:rStyle w:val="VerbatimChar"/>
-        </w:rPr>
-        <w:t xml:space="preserve">:w                    → зберегти</w:t>
-      </w:r>
-      <w:r>
-        <w:br/>
-      </w:r>
-      <w:r>
-        <w:rPr>
-          <w:rStyle w:val="VerbatimChar"/>
-        </w:rPr>
-        <w:t xml:space="preserve">:set number           → показати номери рядків</w:t>
-      </w:r>
-      <w:r>
-        <w:br/>
-      </w:r>
-      <w:r>
-        <w:rPr>
-          <w:rStyle w:val="VerbatimChar"/>
-        </w:rPr>
-        <w:t xml:space="preserve">o                     → новий рядок нижче, режим вставки</w:t>
-      </w:r>
-      <w:r>
-        <w:br/>
-      </w:r>
-      <w:r>
-        <w:rPr>
-          <w:rStyle w:val="VerbatimChar"/>
-        </w:rPr>
-        <w:t xml:space="preserve">Автор: Студент</w:t>
-      </w:r>
-      <w:r>
-        <w:br/>
-      </w:r>
-      <w:r>
-        <w:rPr>
-          <w:rStyle w:val="VerbatimChar"/>
-        </w:rPr>
-        <w:t xml:space="preserve">Esc</w:t>
-      </w:r>
-      <w:r>
-        <w:br/>
-      </w:r>
-      <w:r>
-        <w:rPr>
-          <w:rStyle w:val="VerbatimChar"/>
-        </w:rPr>
-        <w:t xml:space="preserve">:wq                   → зберегти й вийти</w:t>
-      </w:r>
-    </w:p>
-    <w:p>
-      <w:pPr>
-        <w:pStyle w:val="SourceCode"/>
-      </w:pPr>
-      <w:r>
-        <w:rPr>
-          <w:rStyle w:val="VerbatimChar"/>
-        </w:rPr>
-        <w:t xml:space="preserve">student@lab-vm:~/lab9$ cat -n conf/notes.txt</w:t>
-      </w:r>
-      <w:r>
-        <w:br/>
-      </w:r>
-      <w:r>
-        <w:rPr>
-          <w:rStyle w:val="VerbatimChar"/>
-        </w:rPr>
-        <w:t xml:space="preserve">     1  Лабораторна робота 9</w:t>
-      </w:r>
-      <w:r>
-        <w:br/>
-      </w:r>
-      <w:r>
-        <w:rPr>
-          <w:rStyle w:val="VerbatimChar"/>
-        </w:rPr>
-        <w:t xml:space="preserve">     2  Робота в текстовому режимі</w:t>
-      </w:r>
-      <w:r>
-        <w:br/>
-      </w:r>
-      <w:r>
-        <w:rPr>
-          <w:rStyle w:val="VerbatimChar"/>
-        </w:rPr>
-        <w:t xml:space="preserve">     3  Автор: Студент</w:t>
-      </w:r>
+        <w:spacing w:before="0" w:after="0" w:line="120" w:lineRule="exact"/>
+        <w:rPr>
+          <w:sz w:val="4"/>
+          <w:szCs w:val="4"/>
+        </w:rPr>
+      </w:pPr>
+    </w:p>
+    <w:tbl>
+      <w:tblPr>
+        <w:tblStyle w:val="SourceCodeTable"/>
+        <w:tblW w:type="dxa" w:w="9637"/>
+        <w:tblInd w:w="0" w:type="dxa"/>
+        <w:tblBorders>
+          <w:top w:color="BFBFBF" w:space="0" w:sz="4" w:val="single"/>
+          <w:left w:color="BFBFBF" w:space="0" w:sz="4" w:val="single"/>
+          <w:bottom w:color="BFBFBF" w:space="0" w:sz="4" w:val="single"/>
+          <w:right w:color="BFBFBF" w:space="0" w:sz="4" w:val="single"/>
+        </w:tblBorders>
+        <w:shd w:color="auto" w:fill="F4F4F4" w:val="clear"/>
+        <w:tblLayout w:type="fixed"/>
+        <w:tblCellMar>
+          <w:top w:type="dxa" w:w="113"/>
+          <w:left w:type="dxa" w:w="113"/>
+          <w:bottom w:type="dxa" w:w="113"/>
+          <w:right w:type="dxa" w:w="113"/>
+        </w:tblCellMar>
+        <w:tblLook w:val="0000" w:firstRow="0" w:lastRow="0" w:firstColumn="0" w:lastColumn="0" w:noHBand="1" w:noVBand="1"/>
+      </w:tblPr>
+      <w:tblGrid>
+        <w:gridCol w:w="9637"/>
+      </w:tblGrid>
+      <w:tr>
+        <w:tc>
+          <w:tcPr>
+            <w:tcW w:type="dxa" w:w="9637"/>
+            <w:shd w:color="auto" w:fill="F4F4F4" w:val="clear"/>
+          </w:tcPr>
+          <w:p>
+            <w:pPr>
+              <w:pStyle w:val="SourceCode"/>
+              <w:spacing w:before="0" w:after="0" w:line="200" w:lineRule="auto"/>
+            </w:pPr>
+            <w:r>
+              <w:t xml:space="preserve">student@lab-vm:~/lab9$ vi conf/notes.txt</w:t>
+            </w:r>
+          </w:p>
+        </w:tc>
+      </w:tr>
+    </w:tbl>
+    <w:p>
+      <w:pPr>
+        <w:spacing w:before="0" w:after="0" w:line="120" w:lineRule="exact"/>
+        <w:rPr>
+          <w:sz w:val="4"/>
+          <w:szCs w:val="4"/>
+        </w:rPr>
+      </w:pPr>
+    </w:p>
+    <w:p>
+      <w:pPr>
+        <w:spacing w:before="0" w:after="0" w:line="120" w:lineRule="exact"/>
+        <w:rPr>
+          <w:sz w:val="4"/>
+          <w:szCs w:val="4"/>
+        </w:rPr>
+      </w:pPr>
+    </w:p>
+    <w:tbl>
+      <w:tblPr>
+        <w:tblStyle w:val="SourceCodeTable"/>
+        <w:tblW w:type="dxa" w:w="9637"/>
+        <w:tblInd w:w="0" w:type="dxa"/>
+        <w:tblBorders>
+          <w:top w:color="BFBFBF" w:space="0" w:sz="4" w:val="single"/>
+          <w:left w:color="BFBFBF" w:space="0" w:sz="4" w:val="single"/>
+          <w:bottom w:color="BFBFBF" w:space="0" w:sz="4" w:val="single"/>
+          <w:right w:color="BFBFBF" w:space="0" w:sz="4" w:val="single"/>
+        </w:tblBorders>
+        <w:shd w:color="auto" w:fill="F4F4F4" w:val="clear"/>
+        <w:tblLayout w:type="fixed"/>
+        <w:tblCellMar>
+          <w:top w:type="dxa" w:w="113"/>
+          <w:left w:type="dxa" w:w="113"/>
+          <w:bottom w:type="dxa" w:w="113"/>
+          <w:right w:type="dxa" w:w="113"/>
+        </w:tblCellMar>
+        <w:tblLook w:val="0000" w:firstRow="0" w:lastRow="0" w:firstColumn="0" w:lastColumn="0" w:noHBand="1" w:noVBand="1"/>
+      </w:tblPr>
+      <w:tblGrid>
+        <w:gridCol w:w="9637"/>
+      </w:tblGrid>
+      <w:tr>
+        <w:tc>
+          <w:tcPr>
+            <w:tcW w:type="dxa" w:w="9637"/>
+            <w:shd w:color="auto" w:fill="F4F4F4" w:val="clear"/>
+          </w:tcPr>
+          <w:p>
+            <w:pPr>
+              <w:pStyle w:val="SourceCode"/>
+              <w:spacing w:before="0" w:after="0" w:line="200" w:lineRule="auto"/>
+            </w:pPr>
+            <w:r>
+              <w:t xml:space="preserve">i                     → режим вставки</w:t>
+            </w:r>
+          </w:p>
+          <w:p>
+            <w:pPr>
+              <w:pStyle w:val="SourceCode"/>
+              <w:spacing w:before="0" w:after="0" w:line="200" w:lineRule="auto"/>
+            </w:pPr>
+            <w:r>
+              <w:t xml:space="preserve">Лабораторна робота 9</w:t>
+            </w:r>
+          </w:p>
+          <w:p>
+            <w:pPr>
+              <w:pStyle w:val="SourceCode"/>
+              <w:spacing w:before="0" w:after="0" w:line="200" w:lineRule="auto"/>
+            </w:pPr>
+            <w:r>
+              <w:t xml:space="preserve">Робота в текстовому режимі</w:t>
+            </w:r>
+          </w:p>
+          <w:p>
+            <w:pPr>
+              <w:pStyle w:val="SourceCode"/>
+              <w:spacing w:before="0" w:after="0" w:line="200" w:lineRule="auto"/>
+            </w:pPr>
+            <w:r>
+              <w:t xml:space="preserve">Esc                   → командний режим</w:t>
+            </w:r>
+          </w:p>
+          <w:p>
+            <w:pPr>
+              <w:pStyle w:val="SourceCode"/>
+              <w:spacing w:before="0" w:after="0" w:line="200" w:lineRule="auto"/>
+            </w:pPr>
+            <w:r>
+              <w:t xml:space="preserve">:w                    → зберегти</w:t>
+            </w:r>
+          </w:p>
+          <w:p>
+            <w:pPr>
+              <w:pStyle w:val="SourceCode"/>
+              <w:spacing w:before="0" w:after="0" w:line="200" w:lineRule="auto"/>
+            </w:pPr>
+            <w:r>
+              <w:t xml:space="preserve">:set number           → показати номери рядків</w:t>
+            </w:r>
+          </w:p>
+          <w:p>
+            <w:pPr>
+              <w:pStyle w:val="SourceCode"/>
+              <w:spacing w:before="0" w:after="0" w:line="200" w:lineRule="auto"/>
+            </w:pPr>
+            <w:r>
+              <w:t xml:space="preserve">o                     → новий рядок нижче, режим вставки</w:t>
+            </w:r>
+          </w:p>
+          <w:p>
+            <w:pPr>
+              <w:pStyle w:val="SourceCode"/>
+              <w:spacing w:before="0" w:after="0" w:line="200" w:lineRule="auto"/>
+            </w:pPr>
+            <w:r>
+              <w:t xml:space="preserve">Автор: Студент</w:t>
+            </w:r>
+          </w:p>
+          <w:p>
+            <w:pPr>
+              <w:pStyle w:val="SourceCode"/>
+              <w:spacing w:before="0" w:after="0" w:line="200" w:lineRule="auto"/>
+            </w:pPr>
+            <w:r>
+              <w:t xml:space="preserve">Esc</w:t>
+            </w:r>
+          </w:p>
+          <w:p>
+            <w:pPr>
+              <w:pStyle w:val="SourceCode"/>
+              <w:spacing w:before="0" w:after="0" w:line="200" w:lineRule="auto"/>
+            </w:pPr>
+            <w:r>
+              <w:t xml:space="preserve">:wq                   → зберегти й вийти</w:t>
+            </w:r>
+          </w:p>
+        </w:tc>
+      </w:tr>
+    </w:tbl>
+    <w:p>
+      <w:pPr>
+        <w:spacing w:before="0" w:after="0" w:line="120" w:lineRule="exact"/>
+        <w:rPr>
+          <w:sz w:val="4"/>
+          <w:szCs w:val="4"/>
+        </w:rPr>
+      </w:pPr>
+    </w:p>
+    <w:p>
+      <w:pPr>
+        <w:spacing w:before="0" w:after="0" w:line="120" w:lineRule="exact"/>
+        <w:rPr>
+          <w:sz w:val="4"/>
+          <w:szCs w:val="4"/>
+        </w:rPr>
+      </w:pPr>
+    </w:p>
+    <w:tbl>
+      <w:tblPr>
+        <w:tblStyle w:val="SourceCodeTable"/>
+        <w:tblW w:type="dxa" w:w="9637"/>
+        <w:tblInd w:w="0" w:type="dxa"/>
+        <w:tblBorders>
+          <w:top w:color="BFBFBF" w:space="0" w:sz="4" w:val="single"/>
+          <w:left w:color="BFBFBF" w:space="0" w:sz="4" w:val="single"/>
+          <w:bottom w:color="BFBFBF" w:space="0" w:sz="4" w:val="single"/>
+          <w:right w:color="BFBFBF" w:space="0" w:sz="4" w:val="single"/>
+        </w:tblBorders>
+        <w:shd w:color="auto" w:fill="F4F4F4" w:val="clear"/>
+        <w:tblLayout w:type="fixed"/>
+        <w:tblCellMar>
+          <w:top w:type="dxa" w:w="113"/>
+          <w:left w:type="dxa" w:w="113"/>
+          <w:bottom w:type="dxa" w:w="113"/>
+          <w:right w:type="dxa" w:w="113"/>
+        </w:tblCellMar>
+        <w:tblLook w:val="0000" w:firstRow="0" w:lastRow="0" w:firstColumn="0" w:lastColumn="0" w:noHBand="1" w:noVBand="1"/>
+      </w:tblPr>
+      <w:tblGrid>
+        <w:gridCol w:w="9637"/>
+      </w:tblGrid>
+      <w:tr>
+        <w:tc>
+          <w:tcPr>
+            <w:tcW w:type="dxa" w:w="9637"/>
+            <w:shd w:color="auto" w:fill="F4F4F4" w:val="clear"/>
+          </w:tcPr>
+          <w:p>
+            <w:pPr>
+              <w:pStyle w:val="SourceCode"/>
+              <w:spacing w:before="0" w:after="0" w:line="200" w:lineRule="auto"/>
+            </w:pPr>
+            <w:r>
+              <w:t xml:space="preserve">student@lab-vm:~/lab9$ cat -n conf/notes.txt</w:t>
+            </w:r>
+          </w:p>
+          <w:p>
+            <w:pPr>
+              <w:pStyle w:val="SourceCode"/>
+              <w:spacing w:before="0" w:after="0" w:line="200" w:lineRule="auto"/>
+            </w:pPr>
+            <w:r>
+              <w:t xml:space="preserve">     1  Лабораторна робота 9</w:t>
+            </w:r>
+          </w:p>
+          <w:p>
+            <w:pPr>
+              <w:pStyle w:val="SourceCode"/>
+              <w:spacing w:before="0" w:after="0" w:line="200" w:lineRule="auto"/>
+            </w:pPr>
+            <w:r>
+              <w:t xml:space="preserve">     2  Робота в текстовому режимі</w:t>
+            </w:r>
+          </w:p>
+          <w:p>
+            <w:pPr>
+              <w:pStyle w:val="SourceCode"/>
+              <w:spacing w:before="0" w:after="0" w:line="200" w:lineRule="auto"/>
+            </w:pPr>
+            <w:r>
+              <w:t xml:space="preserve">     3  Автор: Студент</w:t>
+            </w:r>
+          </w:p>
+        </w:tc>
+      </w:tr>
+    </w:tbl>
+    <w:p>
+      <w:pPr>
+        <w:spacing w:before="0" w:after="0" w:line="120" w:lineRule="exact"/>
+        <w:rPr>
+          <w:sz w:val="4"/>
+          <w:szCs w:val="4"/>
+        </w:rPr>
+      </w:pPr>
     </w:p>
     <w:bookmarkEnd w:id="19"/>
     <w:bookmarkStart w:id="20" w:name="крок-5.-переміщення-видалення-скасування"/>
@@ -2285,115 +2781,213 @@
     </w:p>
     <w:p>
       <w:pPr>
-        <w:pStyle w:val="SourceCode"/>
-      </w:pPr>
-      <w:r>
-        <w:rPr>
-          <w:rStyle w:val="VerbatimChar"/>
-        </w:rPr>
-        <w:t xml:space="preserve">student@lab-vm:~/lab9$ vi conf/sshd_config.orig</w:t>
-      </w:r>
-    </w:p>
-    <w:p>
-      <w:pPr>
-        <w:pStyle w:val="SourceCode"/>
-      </w:pPr>
-      <w:r>
-        <w:rPr>
-          <w:rStyle w:val="VerbatimChar"/>
-        </w:rPr>
-        <w:t xml:space="preserve">:set number           → номери рядків</w:t>
-      </w:r>
-      <w:r>
-        <w:br/>
-      </w:r>
-      <w:r>
-        <w:rPr>
-          <w:rStyle w:val="VerbatimChar"/>
-        </w:rPr>
-        <w:t xml:space="preserve">G                     → кінець файлу</w:t>
-      </w:r>
-      <w:r>
-        <w:br/>
-      </w:r>
-      <w:r>
-        <w:rPr>
-          <w:rStyle w:val="VerbatimChar"/>
-        </w:rPr>
-        <w:t xml:space="preserve">gg                    → початок файлу</w:t>
-      </w:r>
-      <w:r>
-        <w:br/>
-      </w:r>
-      <w:r>
-        <w:rPr>
-          <w:rStyle w:val="VerbatimChar"/>
-        </w:rPr>
-        <w:t xml:space="preserve">/Port                 → знайти слово Port</w:t>
-      </w:r>
-      <w:r>
-        <w:br/>
-      </w:r>
-      <w:r>
-        <w:rPr>
-          <w:rStyle w:val="VerbatimChar"/>
-        </w:rPr>
-        <w:t xml:space="preserve">n                     → наступне збігання</w:t>
-      </w:r>
-      <w:r>
-        <w:br/>
-      </w:r>
-      <w:r>
-        <w:rPr>
-          <w:rStyle w:val="VerbatimChar"/>
-        </w:rPr>
-        <w:t xml:space="preserve">dd                    → видалити поточний рядок</w:t>
-      </w:r>
-      <w:r>
-        <w:br/>
-      </w:r>
-      <w:r>
-        <w:rPr>
-          <w:rStyle w:val="VerbatimChar"/>
-        </w:rPr>
-        <w:t xml:space="preserve">u                     → скасувати видалення</w:t>
-      </w:r>
-      <w:r>
-        <w:br/>
-      </w:r>
-      <w:r>
-        <w:rPr>
-          <w:rStyle w:val="VerbatimChar"/>
-        </w:rPr>
-        <w:t xml:space="preserve">:15                   → перейти до рядка 15</w:t>
-      </w:r>
-      <w:r>
-        <w:br/>
-      </w:r>
-      <w:r>
-        <w:rPr>
-          <w:rStyle w:val="VerbatimChar"/>
-        </w:rPr>
-        <w:t xml:space="preserve">3dd                   → видалити три рядки</w:t>
-      </w:r>
-      <w:r>
-        <w:br/>
-      </w:r>
-      <w:r>
-        <w:rPr>
-          <w:rStyle w:val="VerbatimChar"/>
-        </w:rPr>
-        <w:t xml:space="preserve">u                     → скасувати</w:t>
-      </w:r>
-      <w:r>
-        <w:br/>
-      </w:r>
-      <w:r>
-        <w:rPr>
-          <w:rStyle w:val="VerbatimChar"/>
-        </w:rPr>
-        <w:t xml:space="preserve">:q!                   → вийти без збереження</w:t>
-      </w:r>
+        <w:spacing w:before="0" w:after="0" w:line="120" w:lineRule="exact"/>
+        <w:rPr>
+          <w:sz w:val="4"/>
+          <w:szCs w:val="4"/>
+        </w:rPr>
+      </w:pPr>
+    </w:p>
+    <w:tbl>
+      <w:tblPr>
+        <w:tblStyle w:val="SourceCodeTable"/>
+        <w:tblW w:type="dxa" w:w="9637"/>
+        <w:tblInd w:w="0" w:type="dxa"/>
+        <w:tblBorders>
+          <w:top w:color="BFBFBF" w:space="0" w:sz="4" w:val="single"/>
+          <w:left w:color="BFBFBF" w:space="0" w:sz="4" w:val="single"/>
+          <w:bottom w:color="BFBFBF" w:space="0" w:sz="4" w:val="single"/>
+          <w:right w:color="BFBFBF" w:space="0" w:sz="4" w:val="single"/>
+        </w:tblBorders>
+        <w:shd w:color="auto" w:fill="F4F4F4" w:val="clear"/>
+        <w:tblLayout w:type="fixed"/>
+        <w:tblCellMar>
+          <w:top w:type="dxa" w:w="113"/>
+          <w:left w:type="dxa" w:w="113"/>
+          <w:bottom w:type="dxa" w:w="113"/>
+          <w:right w:type="dxa" w:w="113"/>
+        </w:tblCellMar>
+        <w:tblLook w:val="0000" w:firstRow="0" w:lastRow="0" w:firstColumn="0" w:lastColumn="0" w:noHBand="1" w:noVBand="1"/>
+      </w:tblPr>
+      <w:tblGrid>
+        <w:gridCol w:w="9637"/>
+      </w:tblGrid>
+      <w:tr>
+        <w:tc>
+          <w:tcPr>
+            <w:tcW w:type="dxa" w:w="9637"/>
+            <w:shd w:color="auto" w:fill="F4F4F4" w:val="clear"/>
+          </w:tcPr>
+          <w:p>
+            <w:pPr>
+              <w:pStyle w:val="SourceCode"/>
+              <w:spacing w:before="0" w:after="0" w:line="200" w:lineRule="auto"/>
+            </w:pPr>
+            <w:r>
+              <w:t xml:space="preserve">student@lab-vm:~/lab9$ vi conf/sshd_config.orig</w:t>
+            </w:r>
+          </w:p>
+        </w:tc>
+      </w:tr>
+    </w:tbl>
+    <w:p>
+      <w:pPr>
+        <w:spacing w:before="0" w:after="0" w:line="120" w:lineRule="exact"/>
+        <w:rPr>
+          <w:sz w:val="4"/>
+          <w:szCs w:val="4"/>
+        </w:rPr>
+      </w:pPr>
+    </w:p>
+    <w:p>
+      <w:pPr>
+        <w:spacing w:before="0" w:after="0" w:line="120" w:lineRule="exact"/>
+        <w:rPr>
+          <w:sz w:val="4"/>
+          <w:szCs w:val="4"/>
+        </w:rPr>
+      </w:pPr>
+    </w:p>
+    <w:tbl>
+      <w:tblPr>
+        <w:tblStyle w:val="SourceCodeTable"/>
+        <w:tblW w:type="dxa" w:w="9637"/>
+        <w:tblInd w:w="0" w:type="dxa"/>
+        <w:tblBorders>
+          <w:top w:color="BFBFBF" w:space="0" w:sz="4" w:val="single"/>
+          <w:left w:color="BFBFBF" w:space="0" w:sz="4" w:val="single"/>
+          <w:bottom w:color="BFBFBF" w:space="0" w:sz="4" w:val="single"/>
+          <w:right w:color="BFBFBF" w:space="0" w:sz="4" w:val="single"/>
+        </w:tblBorders>
+        <w:shd w:color="auto" w:fill="F4F4F4" w:val="clear"/>
+        <w:tblLayout w:type="fixed"/>
+        <w:tblCellMar>
+          <w:top w:type="dxa" w:w="113"/>
+          <w:left w:type="dxa" w:w="113"/>
+          <w:bottom w:type="dxa" w:w="113"/>
+          <w:right w:type="dxa" w:w="113"/>
+        </w:tblCellMar>
+        <w:tblLook w:val="0000" w:firstRow="0" w:lastRow="0" w:firstColumn="0" w:lastColumn="0" w:noHBand="1" w:noVBand="1"/>
+      </w:tblPr>
+      <w:tblGrid>
+        <w:gridCol w:w="9637"/>
+      </w:tblGrid>
+      <w:tr>
+        <w:tc>
+          <w:tcPr>
+            <w:tcW w:type="dxa" w:w="9637"/>
+            <w:shd w:color="auto" w:fill="F4F4F4" w:val="clear"/>
+          </w:tcPr>
+          <w:p>
+            <w:pPr>
+              <w:pStyle w:val="SourceCode"/>
+              <w:spacing w:before="0" w:after="0" w:line="200" w:lineRule="auto"/>
+            </w:pPr>
+            <w:r>
+              <w:t xml:space="preserve">:set number           → номери рядків</w:t>
+            </w:r>
+          </w:p>
+          <w:p>
+            <w:pPr>
+              <w:pStyle w:val="SourceCode"/>
+              <w:spacing w:before="0" w:after="0" w:line="200" w:lineRule="auto"/>
+            </w:pPr>
+            <w:r>
+              <w:t xml:space="preserve">G                     → кінець файлу</w:t>
+            </w:r>
+          </w:p>
+          <w:p>
+            <w:pPr>
+              <w:pStyle w:val="SourceCode"/>
+              <w:spacing w:before="0" w:after="0" w:line="200" w:lineRule="auto"/>
+            </w:pPr>
+            <w:r>
+              <w:t xml:space="preserve">gg                    → початок файлу</w:t>
+            </w:r>
+          </w:p>
+          <w:p>
+            <w:pPr>
+              <w:pStyle w:val="SourceCode"/>
+              <w:spacing w:before="0" w:after="0" w:line="200" w:lineRule="auto"/>
+            </w:pPr>
+            <w:r>
+              <w:t xml:space="preserve">/Port                 → знайти слово Port</w:t>
+            </w:r>
+          </w:p>
+          <w:p>
+            <w:pPr>
+              <w:pStyle w:val="SourceCode"/>
+              <w:spacing w:before="0" w:after="0" w:line="200" w:lineRule="auto"/>
+            </w:pPr>
+            <w:r>
+              <w:t xml:space="preserve">n                     → наступне збігання</w:t>
+            </w:r>
+          </w:p>
+          <w:p>
+            <w:pPr>
+              <w:pStyle w:val="SourceCode"/>
+              <w:spacing w:before="0" w:after="0" w:line="200" w:lineRule="auto"/>
+            </w:pPr>
+            <w:r>
+              <w:t xml:space="preserve">dd                    → видалити поточний рядок</w:t>
+            </w:r>
+          </w:p>
+          <w:p>
+            <w:pPr>
+              <w:pStyle w:val="SourceCode"/>
+              <w:spacing w:before="0" w:after="0" w:line="200" w:lineRule="auto"/>
+            </w:pPr>
+            <w:r>
+              <w:t xml:space="preserve">u                     → скасувати видалення</w:t>
+            </w:r>
+          </w:p>
+          <w:p>
+            <w:pPr>
+              <w:pStyle w:val="SourceCode"/>
+              <w:spacing w:before="0" w:after="0" w:line="200" w:lineRule="auto"/>
+            </w:pPr>
+            <w:r>
+              <w:t xml:space="preserve">:15                   → перейти до рядка 15</w:t>
+            </w:r>
+          </w:p>
+          <w:p>
+            <w:pPr>
+              <w:pStyle w:val="SourceCode"/>
+              <w:spacing w:before="0" w:after="0" w:line="200" w:lineRule="auto"/>
+            </w:pPr>
+            <w:r>
+              <w:t xml:space="preserve">3dd                   → видалити три рядки</w:t>
+            </w:r>
+          </w:p>
+          <w:p>
+            <w:pPr>
+              <w:pStyle w:val="SourceCode"/>
+              <w:spacing w:before="0" w:after="0" w:line="200" w:lineRule="auto"/>
+            </w:pPr>
+            <w:r>
+              <w:t xml:space="preserve">u                     → скасувати</w:t>
+            </w:r>
+          </w:p>
+          <w:p>
+            <w:pPr>
+              <w:pStyle w:val="SourceCode"/>
+              <w:spacing w:before="0" w:after="0" w:line="200" w:lineRule="auto"/>
+            </w:pPr>
+            <w:r>
+              <w:t xml:space="preserve">:q!                   → вийти без збереження</w:t>
+            </w:r>
+          </w:p>
+        </w:tc>
+      </w:tr>
+    </w:tbl>
+    <w:p>
+      <w:pPr>
+        <w:spacing w:before="0" w:after="0" w:line="120" w:lineRule="exact"/>
+        <w:rPr>
+          <w:sz w:val="4"/>
+          <w:szCs w:val="4"/>
+        </w:rPr>
+      </w:pPr>
     </w:p>
     <w:p>
       <w:pPr>
@@ -2460,138 +3054,288 @@
     </w:p>
     <w:p>
       <w:pPr>
-        <w:pStyle w:val="SourceCode"/>
-      </w:pPr>
-      <w:r>
-        <w:rPr>
-          <w:rStyle w:val="VerbatimChar"/>
-        </w:rPr>
-        <w:t xml:space="preserve">student@lab-vm:~/lab9$ cp conf/sshd_config.orig conf/sshd_config.test</w:t>
-      </w:r>
-      <w:r>
-        <w:br/>
-      </w:r>
-      <w:r>
-        <w:rPr>
-          <w:rStyle w:val="VerbatimChar"/>
-        </w:rPr>
-        <w:t xml:space="preserve">student@lab-vm:~/lab9$ vi conf/sshd_config.test</w:t>
-      </w:r>
-    </w:p>
-    <w:p>
-      <w:pPr>
-        <w:pStyle w:val="SourceCode"/>
-      </w:pPr>
-      <w:r>
-        <w:rPr>
-          <w:rStyle w:val="VerbatimChar"/>
-        </w:rPr>
-        <w:t xml:space="preserve">/PermitRootLogin      → знайти параметр</w:t>
-      </w:r>
-      <w:r>
-        <w:br/>
-      </w:r>
-      <w:r>
-        <w:rPr>
-          <w:rStyle w:val="VerbatimChar"/>
-        </w:rPr>
-        <w:t xml:space="preserve">:%s/#Port 22/Port 2222/g     → замінити в усьому файлі</w:t>
-      </w:r>
-      <w:r>
-        <w:br/>
-      </w:r>
-      <w:r>
-        <w:rPr>
-          <w:rStyle w:val="VerbatimChar"/>
-        </w:rPr>
-        <w:t xml:space="preserve">:%s/yes/no/gc                → замінити з підтвердженням (y/n для кожного)</w:t>
-      </w:r>
-      <w:r>
-        <w:br/>
-      </w:r>
-      <w:r>
-        <w:rPr>
-          <w:rStyle w:val="VerbatimChar"/>
-        </w:rPr>
-        <w:t xml:space="preserve">:w                            → зберегти</w:t>
-      </w:r>
-      <w:r>
-        <w:br/>
-      </w:r>
-      <w:r>
-        <w:rPr>
-          <w:rStyle w:val="VerbatimChar"/>
-        </w:rPr>
-        <w:t xml:space="preserve">:q                            → вийти</w:t>
-      </w:r>
-    </w:p>
-    <w:p>
-      <w:pPr>
-        <w:pStyle w:val="SourceCode"/>
-      </w:pPr>
-      <w:r>
-        <w:rPr>
-          <w:rStyle w:val="VerbatimChar"/>
-        </w:rPr>
-        <w:t xml:space="preserve">student@lab-vm:~/lab9$ grep -n "Port 2222" conf/sshd_config.test</w:t>
-      </w:r>
-      <w:r>
-        <w:br/>
-      </w:r>
-      <w:r>
-        <w:rPr>
-          <w:rStyle w:val="VerbatimChar"/>
-        </w:rPr>
-        <w:t xml:space="preserve">13:Port 2222</w:t>
-      </w:r>
-      <w:r>
-        <w:br/>
-      </w:r>
-      <w:r>
-        <w:br/>
-      </w:r>
-      <w:r>
-        <w:rPr>
-          <w:rStyle w:val="VerbatimChar"/>
-        </w:rPr>
-        <w:t xml:space="preserve">student@lab-vm:~/lab9$ diff conf/sshd_config.orig conf/sshd_config.test | head -4</w:t>
-      </w:r>
-      <w:r>
-        <w:br/>
-      </w:r>
-      <w:r>
-        <w:rPr>
-          <w:rStyle w:val="VerbatimChar"/>
-        </w:rPr>
-        <w:t xml:space="preserve">13c13</w:t>
-      </w:r>
-      <w:r>
-        <w:br/>
-      </w:r>
-      <w:r>
-        <w:rPr>
-          <w:rStyle w:val="VerbatimChar"/>
-        </w:rPr>
-        <w:t xml:space="preserve">&lt; #Port 22</w:t>
-      </w:r>
-      <w:r>
-        <w:br/>
-      </w:r>
-      <w:r>
-        <w:rPr>
-          <w:rStyle w:val="VerbatimChar"/>
-        </w:rPr>
-        <w:t xml:space="preserve">---</w:t>
-      </w:r>
-      <w:r>
-        <w:br/>
-      </w:r>
-      <w:r>
-        <w:rPr>
-          <w:rStyle w:val="VerbatimChar"/>
-        </w:rPr>
-        <w:t xml:space="preserve">&gt; Port 2222</w:t>
-      </w:r>
+        <w:spacing w:before="0" w:after="0" w:line="120" w:lineRule="exact"/>
+        <w:rPr>
+          <w:sz w:val="4"/>
+          <w:szCs w:val="4"/>
+        </w:rPr>
+      </w:pPr>
+    </w:p>
+    <w:tbl>
+      <w:tblPr>
+        <w:tblStyle w:val="SourceCodeTable"/>
+        <w:tblW w:type="dxa" w:w="9637"/>
+        <w:tblInd w:w="0" w:type="dxa"/>
+        <w:tblBorders>
+          <w:top w:color="BFBFBF" w:space="0" w:sz="4" w:val="single"/>
+          <w:left w:color="BFBFBF" w:space="0" w:sz="4" w:val="single"/>
+          <w:bottom w:color="BFBFBF" w:space="0" w:sz="4" w:val="single"/>
+          <w:right w:color="BFBFBF" w:space="0" w:sz="4" w:val="single"/>
+        </w:tblBorders>
+        <w:shd w:color="auto" w:fill="F4F4F4" w:val="clear"/>
+        <w:tblLayout w:type="fixed"/>
+        <w:tblCellMar>
+          <w:top w:type="dxa" w:w="113"/>
+          <w:left w:type="dxa" w:w="113"/>
+          <w:bottom w:type="dxa" w:w="113"/>
+          <w:right w:type="dxa" w:w="113"/>
+        </w:tblCellMar>
+        <w:tblLook w:val="0000" w:firstRow="0" w:lastRow="0" w:firstColumn="0" w:lastColumn="0" w:noHBand="1" w:noVBand="1"/>
+      </w:tblPr>
+      <w:tblGrid>
+        <w:gridCol w:w="9637"/>
+      </w:tblGrid>
+      <w:tr>
+        <w:tc>
+          <w:tcPr>
+            <w:tcW w:type="dxa" w:w="9637"/>
+            <w:shd w:color="auto" w:fill="F4F4F4" w:val="clear"/>
+          </w:tcPr>
+          <w:p>
+            <w:pPr>
+              <w:pStyle w:val="SourceCode"/>
+              <w:spacing w:before="0" w:after="0" w:line="200" w:lineRule="auto"/>
+            </w:pPr>
+            <w:r>
+              <w:t xml:space="preserve">student@lab-vm:~/lab9$ cp conf/sshd_config.orig conf/sshd_config.test</w:t>
+            </w:r>
+          </w:p>
+          <w:p>
+            <w:pPr>
+              <w:pStyle w:val="SourceCode"/>
+              <w:spacing w:before="0" w:after="0" w:line="200" w:lineRule="auto"/>
+            </w:pPr>
+            <w:r>
+              <w:t xml:space="preserve">student@lab-vm:~/lab9$ vi conf/sshd_config.test</w:t>
+            </w:r>
+          </w:p>
+        </w:tc>
+      </w:tr>
+    </w:tbl>
+    <w:p>
+      <w:pPr>
+        <w:spacing w:before="0" w:after="0" w:line="120" w:lineRule="exact"/>
+        <w:rPr>
+          <w:sz w:val="4"/>
+          <w:szCs w:val="4"/>
+        </w:rPr>
+      </w:pPr>
+    </w:p>
+    <w:p>
+      <w:pPr>
+        <w:spacing w:before="0" w:after="0" w:line="120" w:lineRule="exact"/>
+        <w:rPr>
+          <w:sz w:val="4"/>
+          <w:szCs w:val="4"/>
+        </w:rPr>
+      </w:pPr>
+    </w:p>
+    <w:tbl>
+      <w:tblPr>
+        <w:tblStyle w:val="SourceCodeTable"/>
+        <w:tblW w:type="dxa" w:w="9637"/>
+        <w:tblInd w:w="0" w:type="dxa"/>
+        <w:tblBorders>
+          <w:top w:color="BFBFBF" w:space="0" w:sz="4" w:val="single"/>
+          <w:left w:color="BFBFBF" w:space="0" w:sz="4" w:val="single"/>
+          <w:bottom w:color="BFBFBF" w:space="0" w:sz="4" w:val="single"/>
+          <w:right w:color="BFBFBF" w:space="0" w:sz="4" w:val="single"/>
+        </w:tblBorders>
+        <w:shd w:color="auto" w:fill="F4F4F4" w:val="clear"/>
+        <w:tblLayout w:type="fixed"/>
+        <w:tblCellMar>
+          <w:top w:type="dxa" w:w="113"/>
+          <w:left w:type="dxa" w:w="113"/>
+          <w:bottom w:type="dxa" w:w="113"/>
+          <w:right w:type="dxa" w:w="113"/>
+        </w:tblCellMar>
+        <w:tblLook w:val="0000" w:firstRow="0" w:lastRow="0" w:firstColumn="0" w:lastColumn="0" w:noHBand="1" w:noVBand="1"/>
+      </w:tblPr>
+      <w:tblGrid>
+        <w:gridCol w:w="9637"/>
+      </w:tblGrid>
+      <w:tr>
+        <w:tc>
+          <w:tcPr>
+            <w:tcW w:type="dxa" w:w="9637"/>
+            <w:shd w:color="auto" w:fill="F4F4F4" w:val="clear"/>
+          </w:tcPr>
+          <w:p>
+            <w:pPr>
+              <w:pStyle w:val="SourceCode"/>
+              <w:spacing w:before="0" w:after="0" w:line="200" w:lineRule="auto"/>
+            </w:pPr>
+            <w:r>
+              <w:t xml:space="preserve">/PermitRootLogin      → знайти параметр</w:t>
+            </w:r>
+          </w:p>
+          <w:p>
+            <w:pPr>
+              <w:pStyle w:val="SourceCode"/>
+              <w:spacing w:before="0" w:after="0" w:line="200" w:lineRule="auto"/>
+            </w:pPr>
+            <w:r>
+              <w:t xml:space="preserve">:%s/#Port 22/Port 2222/g     → замінити в усьому файлі</w:t>
+            </w:r>
+          </w:p>
+          <w:p>
+            <w:pPr>
+              <w:pStyle w:val="SourceCode"/>
+              <w:spacing w:before="0" w:after="0" w:line="200" w:lineRule="auto"/>
+            </w:pPr>
+            <w:r>
+              <w:t xml:space="preserve">:%s/yes/no/gc                → замінити з підтвердженням (y/n для кожного)</w:t>
+            </w:r>
+          </w:p>
+          <w:p>
+            <w:pPr>
+              <w:pStyle w:val="SourceCode"/>
+              <w:spacing w:before="0" w:after="0" w:line="200" w:lineRule="auto"/>
+            </w:pPr>
+            <w:r>
+              <w:t xml:space="preserve">:w                            → зберегти</w:t>
+            </w:r>
+          </w:p>
+          <w:p>
+            <w:pPr>
+              <w:pStyle w:val="SourceCode"/>
+              <w:spacing w:before="0" w:after="0" w:line="200" w:lineRule="auto"/>
+            </w:pPr>
+            <w:r>
+              <w:t xml:space="preserve">:q                            → вийти</w:t>
+            </w:r>
+          </w:p>
+        </w:tc>
+      </w:tr>
+    </w:tbl>
+    <w:p>
+      <w:pPr>
+        <w:spacing w:before="0" w:after="0" w:line="120" w:lineRule="exact"/>
+        <w:rPr>
+          <w:sz w:val="4"/>
+          <w:szCs w:val="4"/>
+        </w:rPr>
+      </w:pPr>
+    </w:p>
+    <w:p>
+      <w:pPr>
+        <w:spacing w:before="0" w:after="0" w:line="120" w:lineRule="exact"/>
+        <w:rPr>
+          <w:sz w:val="4"/>
+          <w:szCs w:val="4"/>
+        </w:rPr>
+      </w:pPr>
+    </w:p>
+    <w:tbl>
+      <w:tblPr>
+        <w:tblStyle w:val="SourceCodeTable"/>
+        <w:tblW w:type="dxa" w:w="9637"/>
+        <w:tblInd w:w="0" w:type="dxa"/>
+        <w:tblBorders>
+          <w:top w:color="BFBFBF" w:space="0" w:sz="4" w:val="single"/>
+          <w:left w:color="BFBFBF" w:space="0" w:sz="4" w:val="single"/>
+          <w:bottom w:color="BFBFBF" w:space="0" w:sz="4" w:val="single"/>
+          <w:right w:color="BFBFBF" w:space="0" w:sz="4" w:val="single"/>
+        </w:tblBorders>
+        <w:shd w:color="auto" w:fill="F4F4F4" w:val="clear"/>
+        <w:tblLayout w:type="fixed"/>
+        <w:tblCellMar>
+          <w:top w:type="dxa" w:w="113"/>
+          <w:left w:type="dxa" w:w="113"/>
+          <w:bottom w:type="dxa" w:w="113"/>
+          <w:right w:type="dxa" w:w="113"/>
+        </w:tblCellMar>
+        <w:tblLook w:val="0000" w:firstRow="0" w:lastRow="0" w:firstColumn="0" w:lastColumn="0" w:noHBand="1" w:noVBand="1"/>
+      </w:tblPr>
+      <w:tblGrid>
+        <w:gridCol w:w="9637"/>
+      </w:tblGrid>
+      <w:tr>
+        <w:tc>
+          <w:tcPr>
+            <w:tcW w:type="dxa" w:w="9637"/>
+            <w:shd w:color="auto" w:fill="F4F4F4" w:val="clear"/>
+          </w:tcPr>
+          <w:p>
+            <w:pPr>
+              <w:pStyle w:val="SourceCode"/>
+              <w:spacing w:before="0" w:after="0" w:line="200" w:lineRule="auto"/>
+            </w:pPr>
+            <w:r>
+              <w:t xml:space="preserve">student@lab-vm:~/lab9$ grep -n "Port 2222" conf/sshd_config.test</w:t>
+            </w:r>
+          </w:p>
+          <w:p>
+            <w:pPr>
+              <w:pStyle w:val="SourceCode"/>
+              <w:spacing w:before="0" w:after="0" w:line="200" w:lineRule="auto"/>
+            </w:pPr>
+            <w:r>
+              <w:t xml:space="preserve">13:Port 2222</w:t>
+            </w:r>
+          </w:p>
+          <w:p>
+            <w:pPr>
+              <w:pStyle w:val="SourceCode"/>
+              <w:spacing w:before="0" w:after="0" w:line="200" w:lineRule="auto"/>
+            </w:pPr>
+          </w:p>
+          <w:p>
+            <w:pPr>
+              <w:pStyle w:val="SourceCode"/>
+              <w:spacing w:before="0" w:after="0" w:line="200" w:lineRule="auto"/>
+            </w:pPr>
+            <w:r>
+              <w:t xml:space="preserve">student@lab-vm:~/lab9$ diff conf/sshd_config.orig conf/sshd_config.test | head -4</w:t>
+            </w:r>
+          </w:p>
+          <w:p>
+            <w:pPr>
+              <w:pStyle w:val="SourceCode"/>
+              <w:spacing w:before="0" w:after="0" w:line="200" w:lineRule="auto"/>
+            </w:pPr>
+            <w:r>
+              <w:t xml:space="preserve">13c13</w:t>
+            </w:r>
+          </w:p>
+          <w:p>
+            <w:pPr>
+              <w:pStyle w:val="SourceCode"/>
+              <w:spacing w:before="0" w:after="0" w:line="200" w:lineRule="auto"/>
+            </w:pPr>
+            <w:r>
+              <w:t xml:space="preserve">&lt; #Port 22</w:t>
+            </w:r>
+          </w:p>
+          <w:p>
+            <w:pPr>
+              <w:pStyle w:val="SourceCode"/>
+              <w:spacing w:before="0" w:after="0" w:line="200" w:lineRule="auto"/>
+            </w:pPr>
+            <w:r>
+              <w:t xml:space="preserve">---</w:t>
+            </w:r>
+          </w:p>
+          <w:p>
+            <w:pPr>
+              <w:pStyle w:val="SourceCode"/>
+              <w:spacing w:before="0" w:after="0" w:line="200" w:lineRule="auto"/>
+            </w:pPr>
+            <w:r>
+              <w:t xml:space="preserve">&gt; Port 2222</w:t>
+            </w:r>
+          </w:p>
+        </w:tc>
+      </w:tr>
+    </w:tbl>
+    <w:p>
+      <w:pPr>
+        <w:spacing w:before="0" w:after="0" w:line="120" w:lineRule="exact"/>
+        <w:rPr>
+          <w:sz w:val="4"/>
+          <w:szCs w:val="4"/>
+        </w:rPr>
+      </w:pPr>
     </w:p>
     <w:p>
       <w:pPr>
@@ -6778,15 +7522,8 @@
     <w:basedOn w:val="Normal"/>
     <w:qFormat/>
     <w:pPr>
-      <w:pBdr>
-        <w:top w:color="BFBFBF" w:space="4" w:sz="4" w:val="single"/>
-        <w:left w:color="BFBFBF" w:space="4" w:sz="4" w:val="single"/>
-        <w:bottom w:color="BFBFBF" w:space="4" w:sz="4" w:val="single"/>
-        <w:right w:color="BFBFBF" w:space="4" w:sz="4" w:val="single"/>
-      </w:pBdr>
-      <w:shd w:color="auto" w:fill="F4F4F4" w:val="clear"/>
-      <w:spacing w:after="120" w:before="120" w:line="200" w:lineRule="auto"/>
-      <w:ind w:firstLine="0" w:left="284" w:right="284"/>
+      <w:spacing w:after="0" w:before="0" w:line="200" w:lineRule="auto"/>
+      <w:ind w:hanging="340" w:left="340" w:right="0"/>
       <w:jc w:val="left"/>
     </w:pPr>
     <w:rPr>
@@ -6794,6 +7531,27 @@
       <w:sz w:val="18"/>
       <w:szCs w:val="18"/>
     </w:rPr>
+  </w:style>
+  <w:style w:customStyle="1" w:styleId="SourceCodeTable" w:type="table">
+    <w:name w:val="Source Code Table"/>
+    <w:basedOn w:val="TableNormal"/>
+    <w:qFormat/>
+    <w:tblPr>
+      <w:tblInd w:type="dxa" w:w="0"/>
+      <w:tblBorders>
+        <w:top w:color="BFBFBF" w:space="0" w:sz="4" w:val="single"/>
+        <w:left w:color="BFBFBF" w:space="0" w:sz="4" w:val="single"/>
+        <w:bottom w:color="BFBFBF" w:space="0" w:sz="4" w:val="single"/>
+        <w:right w:color="BFBFBF" w:space="0" w:sz="4" w:val="single"/>
+      </w:tblBorders>
+      <w:shd w:color="auto" w:fill="F4F4F4" w:val="clear"/>
+      <w:tblCellMar>
+        <w:top w:type="dxa" w:w="113"/>
+        <w:left w:type="dxa" w:w="113"/>
+        <w:bottom w:type="dxa" w:w="113"/>
+        <w:right w:type="dxa" w:w="113"/>
+      </w:tblCellMar>
+    </w:tblPr>
   </w:style>
   <w:style w:type="paragraph" w:customStyle="1" w:styleId="TableCaption">
     <w:name w:val="TableCaption"/>

--- a/public/labs/os/pz-24/ЛР9_ОС_Оболонка_mc_та_редактор_vi.docx
+++ b/public/labs/os/pz-24/ЛР9_ОС_Оболонка_mc_та_редактор_vi.docx
@@ -208,7 +208,7 @@
         <w:t xml:space="preserve"> </w:t>
       </w:r>
       <w:r>
-        <w:t xml:space="preserve">присутній практично в кожній Unix-системі — від мінімального контейнера до вбудованого пристрою. Саме тому навичка виходу з</w:t>
+        <w:t xml:space="preserve">присутній практично в кожній Unix-системі — від мінімального контейнера до вбудованого пристрою: його вимагає стандарт POSIX. Саме тому навичка виходу з</w:t>
       </w:r>
       <w:r>
         <w:t xml:space="preserve"> </w:t>
@@ -224,6 +224,201 @@
       </w:r>
       <w:r>
         <w:t xml:space="preserve">та збереження файлу вважається базовою для адміністратора.</w:t>
+      </w:r>
+    </w:p>
+    <w:p>
+      <w:pPr>
+        <w:pStyle w:val="BodyText"/>
+      </w:pPr>
+      <w:r>
+        <w:t xml:space="preserve">Історія пояснює незвичні клавіші.</w:t>
+      </w:r>
+      <w:r>
+        <w:t xml:space="preserve"> </w:t>
+      </w:r>
+      <w:r>
+        <w:rPr>
+          <w:rStyle w:val="VerbatimChar"/>
+        </w:rPr>
+        <w:t xml:space="preserve">vi</w:t>
+      </w:r>
+      <w:r>
+        <w:t xml:space="preserve"> </w:t>
+      </w:r>
+      <w:r>
+        <w:t xml:space="preserve">1976 року написав Bill Joy як «візуальний» режим рядкового редактора</w:t>
+      </w:r>
+      <w:r>
+        <w:t xml:space="preserve"> </w:t>
+      </w:r>
+      <w:r>
+        <w:rPr>
+          <w:rStyle w:val="VerbatimChar"/>
+        </w:rPr>
+        <w:t xml:space="preserve">ex</w:t>
+      </w:r>
+      <w:r>
+        <w:t xml:space="preserve">. Працював він на терміналі Lear Siegler ADM-3A, де стрілки були намальовані саме на клавішах</w:t>
+      </w:r>
+      <w:r>
+        <w:t xml:space="preserve"> </w:t>
+      </w:r>
+      <w:r>
+        <w:rPr>
+          <w:rStyle w:val="VerbatimChar"/>
+        </w:rPr>
+        <w:t xml:space="preserve">h j k l</w:t>
+      </w:r>
+      <w:r>
+        <w:t xml:space="preserve">, а</w:t>
+      </w:r>
+      <w:r>
+        <w:t xml:space="preserve"> </w:t>
+      </w:r>
+      <w:r>
+        <w:rPr>
+          <w:rStyle w:val="VerbatimChar"/>
+        </w:rPr>
+        <w:t xml:space="preserve">Esc</w:t>
+      </w:r>
+      <w:r>
+        <w:t xml:space="preserve"> </w:t>
+      </w:r>
+      <w:r>
+        <w:t xml:space="preserve">стояв там, де в сучасних клавіатурах</w:t>
+      </w:r>
+      <w:r>
+        <w:t xml:space="preserve"> </w:t>
+      </w:r>
+      <w:r>
+        <w:rPr>
+          <w:rStyle w:val="VerbatimChar"/>
+        </w:rPr>
+        <w:t xml:space="preserve">Tab</w:t>
+      </w:r>
+      <w:r>
+        <w:t xml:space="preserve">. Сучасний</w:t>
+      </w:r>
+      <w:r>
+        <w:t xml:space="preserve"> </w:t>
+      </w:r>
+      <w:r>
+        <w:rPr>
+          <w:b/>
+          <w:bCs/>
+        </w:rPr>
+        <w:t xml:space="preserve">vim</w:t>
+      </w:r>
+      <w:r>
+        <w:t xml:space="preserve"> </w:t>
+      </w:r>
+      <w:r>
+        <w:t xml:space="preserve">(Vi IMproved, 1991) створив Bram Moolenaar; саме він запускається командою</w:t>
+      </w:r>
+      <w:r>
+        <w:t xml:space="preserve"> </w:t>
+      </w:r>
+      <w:r>
+        <w:rPr>
+          <w:rStyle w:val="VerbatimChar"/>
+        </w:rPr>
+        <w:t xml:space="preserve">vi</w:t>
+      </w:r>
+      <w:r>
+        <w:t xml:space="preserve"> </w:t>
+      </w:r>
+      <w:r>
+        <w:t xml:space="preserve">після встановлення пакета</w:t>
+      </w:r>
+      <w:r>
+        <w:t xml:space="preserve"> </w:t>
+      </w:r>
+      <w:r>
+        <w:rPr>
+          <w:rStyle w:val="VerbatimChar"/>
+        </w:rPr>
+        <w:t xml:space="preserve">vim</w:t>
+      </w:r>
+      <w:r>
+        <w:t xml:space="preserve">. Без цього пакета в Ubuntu</w:t>
+      </w:r>
+      <w:r>
+        <w:t xml:space="preserve"> </w:t>
+      </w:r>
+      <w:r>
+        <w:rPr>
+          <w:rStyle w:val="VerbatimChar"/>
+        </w:rPr>
+        <w:t xml:space="preserve">vi</w:t>
+      </w:r>
+      <w:r>
+        <w:t xml:space="preserve"> </w:t>
+      </w:r>
+      <w:r>
+        <w:t xml:space="preserve">— це урізаний</w:t>
+      </w:r>
+      <w:r>
+        <w:t xml:space="preserve"> </w:t>
+      </w:r>
+      <w:r>
+        <w:rPr>
+          <w:rStyle w:val="VerbatimChar"/>
+        </w:rPr>
+        <w:t xml:space="preserve">vim.tiny</w:t>
+      </w:r>
+      <w:r>
+        <w:t xml:space="preserve"> </w:t>
+      </w:r>
+      <w:r>
+        <w:t xml:space="preserve">у режимі сумісності, де стрілки в режимі вставки друкують літери</w:t>
+      </w:r>
+      <w:r>
+        <w:t xml:space="preserve"> </w:t>
+      </w:r>
+      <w:r>
+        <w:rPr>
+          <w:rStyle w:val="VerbatimChar"/>
+        </w:rPr>
+        <w:t xml:space="preserve">A</w:t>
+      </w:r>
+      <w:r>
+        <w:t xml:space="preserve">,</w:t>
+      </w:r>
+      <w:r>
+        <w:t xml:space="preserve"> </w:t>
+      </w:r>
+      <w:r>
+        <w:rPr>
+          <w:rStyle w:val="VerbatimChar"/>
+        </w:rPr>
+        <w:t xml:space="preserve">B</w:t>
+      </w:r>
+      <w:r>
+        <w:t xml:space="preserve">,</w:t>
+      </w:r>
+      <w:r>
+        <w:t xml:space="preserve"> </w:t>
+      </w:r>
+      <w:r>
+        <w:rPr>
+          <w:rStyle w:val="VerbatimChar"/>
+        </w:rPr>
+        <w:t xml:space="preserve">C</w:t>
+      </w:r>
+      <w:r>
+        <w:t xml:space="preserve">,</w:t>
+      </w:r>
+      <w:r>
+        <w:t xml:space="preserve"> </w:t>
+      </w:r>
+      <w:r>
+        <w:rPr>
+          <w:rStyle w:val="VerbatimChar"/>
+        </w:rPr>
+        <w:t xml:space="preserve">D</w:t>
+      </w:r>
+      <w:r>
+        <w:t xml:space="preserve">.</w:t>
       </w:r>
     </w:p>
     <w:bookmarkEnd w:id="9"/>
@@ -1768,7 +1963,7 @@
         <w:t xml:space="preserve"> </w:t>
       </w:r>
       <w:r>
-        <w:t xml:space="preserve">завершиться помилкою. Для системних файлів застосовують</w:t>
+        <w:t xml:space="preserve">завершиться помилкою. Вже перебуваючи в редакторі, зберегти зміни можна командою</w:t>
       </w:r>
       <w:r>
         <w:t xml:space="preserve"> </w:t>
@@ -1777,13 +1972,10 @@
         <w:rPr>
           <w:rStyle w:val="VerbatimChar"/>
         </w:rPr>
-        <w:t xml:space="preserve">sudo vi</w:t>
-      </w:r>
-      <w:r>
-        <w:t xml:space="preserve"> </w:t>
-      </w:r>
-      <w:r>
-        <w:t xml:space="preserve">або, вже перебуваючи в редакторі, команду</w:t>
+        <w:t xml:space="preserve">:w !sudo tee % &gt; /dev/null</w:t>
+      </w:r>
+      <w:r>
+        <w:t xml:space="preserve">: vim передає вміст буфера команді</w:t>
       </w:r>
       <w:r>
         <w:t xml:space="preserve"> </w:t>
@@ -1792,10 +1984,39 @@
         <w:rPr>
           <w:rStyle w:val="VerbatimChar"/>
         </w:rPr>
-        <w:t xml:space="preserve">:w !sudo tee %</w:t>
-      </w:r>
-      <w:r>
-        <w:t xml:space="preserve">.</w:t>
+        <w:t xml:space="preserve">tee</w:t>
+      </w:r>
+      <w:r>
+        <w:t xml:space="preserve">, запущеній через sudo, а</w:t>
+      </w:r>
+      <w:r>
+        <w:t xml:space="preserve"> </w:t>
+      </w:r>
+      <w:r>
+        <w:rPr>
+          <w:rStyle w:val="VerbatimChar"/>
+        </w:rPr>
+        <w:t xml:space="preserve">%</w:t>
+      </w:r>
+      <w:r>
+        <w:t xml:space="preserve"> </w:t>
+      </w:r>
+      <w:r>
+        <w:t xml:space="preserve">підставляє ім’я файлу. Для системних файлів надійніше з самого початку користуватися</w:t>
+      </w:r>
+      <w:r>
+        <w:t xml:space="preserve"> </w:t>
+      </w:r>
+      <w:r>
+        <w:rPr>
+          <w:rStyle w:val="VerbatimChar"/>
+          <w:b/>
+          <w:bCs/>
+        </w:rPr>
+        <w:t xml:space="preserve">sudoedit файл</w:t>
+      </w:r>
+      <w:r>
+        <w:t xml:space="preserve">: редактор працює з правами звичайного користувача над тимчасовою копією, а sudo лише записує результат на місце. Так редактор разом із усіма його плагінами не отримує прав root.</w:t>
       </w:r>
     </w:p>
     <w:bookmarkEnd w:id="14"/>
@@ -1807,6 +2028,14 @@
       </w:pPr>
       <w:r>
         <w:t xml:space="preserve">Приклад виконання</w:t>
+      </w:r>
+    </w:p>
+    <w:p>
+      <w:pPr>
+        <w:pStyle w:val="FirstParagraph"/>
+      </w:pPr>
+      <w:r>
+        <w:t xml:space="preserve">Номери рядків і вміст конфігураційних файлів залежать від версії дистрибутива — у звіт вносяться результати з вашої системи.</w:t>
       </w:r>
     </w:p>
     <w:bookmarkStart w:id="16" w:name="крок-1.-підготовка-й-запуск-mc"/>
@@ -1863,7 +2092,7 @@
               <w:spacing w:before="0" w:after="0" w:line="200" w:lineRule="auto"/>
             </w:pPr>
             <w:r>
-              <w:t xml:space="preserve">student@lab-vm:~$ sudo apt install -y mc vim</w:t>
+              <w:t xml:space="preserve">student@lab-vm:~$ sudo apt install -y mc vim openssh-server</w:t>
             </w:r>
           </w:p>
           <w:p>
@@ -1890,7 +2119,7 @@
               <w:spacing w:before="0" w:after="0" w:line="200" w:lineRule="auto"/>
             </w:pPr>
             <w:r>
-              <w:t xml:space="preserve">student@lab-vm:~$ cd ~/lab9 &amp;&amp; mc</w:t>
+              <w:t xml:space="preserve">student@lab-vm:~$ mc ~/lab9/conf ~/lab9/bak</w:t>
             </w:r>
           </w:p>
         </w:tc>
@@ -1910,7 +2139,7 @@
         <w:pStyle w:val="FirstParagraph"/>
       </w:pPr>
       <w:r>
-        <w:t xml:space="preserve">Після запуску mc ліва панель показує</w:t>
+        <w:t xml:space="preserve">У настільній Ubuntu сервера SSH немає, тому файлу</w:t>
       </w:r>
       <w:r>
         <w:t xml:space="preserve"> </w:t>
@@ -1919,10 +2148,43 @@
         <w:rPr>
           <w:rStyle w:val="VerbatimChar"/>
         </w:rPr>
-        <w:t xml:space="preserve">~/lab9</w:t>
-      </w:r>
-      <w:r>
-        <w:t xml:space="preserve">, права — домашній каталог. Клавіша</w:t>
+        <w:t xml:space="preserve">/etc/ssh/sshd_config</w:t>
+      </w:r>
+      <w:r>
+        <w:t xml:space="preserve"> </w:t>
+      </w:r>
+      <w:r>
+        <w:t xml:space="preserve">без пакета</w:t>
+      </w:r>
+      <w:r>
+        <w:t xml:space="preserve"> </w:t>
+      </w:r>
+      <w:r>
+        <w:rPr>
+          <w:rStyle w:val="VerbatimChar"/>
+        </w:rPr>
+        <w:t xml:space="preserve">openssh-server</w:t>
+      </w:r>
+      <w:r>
+        <w:t xml:space="preserve"> </w:t>
+      </w:r>
+      <w:r>
+        <w:t xml:space="preserve">не існує. Команда</w:t>
+      </w:r>
+      <w:r>
+        <w:t xml:space="preserve"> </w:t>
+      </w:r>
+      <w:r>
+        <w:rPr>
+          <w:rStyle w:val="VerbatimChar"/>
+        </w:rPr>
+        <w:t xml:space="preserve">mc</w:t>
+      </w:r>
+      <w:r>
+        <w:t xml:space="preserve"> </w:t>
+      </w:r>
+      <w:r>
+        <w:t xml:space="preserve">з двома каталогами одразу відкриває їх у лівій і правій панелях. Клавіша</w:t>
       </w:r>
       <w:r>
         <w:t xml:space="preserve"> </w:t>
@@ -2010,70 +2272,52 @@
               <w:spacing w:before="0" w:after="0" w:line="200" w:lineRule="auto"/>
             </w:pPr>
             <w:r>
-              <w:t xml:space="preserve">1. Tab            → перейти на праву панель</w:t>
-            </w:r>
-          </w:p>
-          <w:p>
-            <w:pPr>
-              <w:pStyle w:val="SourceCode"/>
-              <w:spacing w:before="0" w:after="0" w:line="200" w:lineRule="auto"/>
-            </w:pPr>
-            <w:r>
-              <w:t xml:space="preserve">2. Enter на lab9  → відкрити робочий каталог</w:t>
-            </w:r>
-          </w:p>
-          <w:p>
-            <w:pPr>
-              <w:pStyle w:val="SourceCode"/>
-              <w:spacing w:before="0" w:after="0" w:line="200" w:lineRule="auto"/>
-            </w:pPr>
-            <w:r>
-              <w:t xml:space="preserve">3. Tab, Enter на conf</w:t>
-            </w:r>
-          </w:p>
-          <w:p>
-            <w:pPr>
-              <w:pStyle w:val="SourceCode"/>
-              <w:spacing w:before="0" w:after="0" w:line="200" w:lineRule="auto"/>
-            </w:pPr>
-            <w:r>
-              <w:t xml:space="preserve">4. Insert         → позначити hosts і fstab (два файли)</w:t>
-            </w:r>
-          </w:p>
-          <w:p>
-            <w:pPr>
-              <w:pStyle w:val="SourceCode"/>
-              <w:spacing w:before="0" w:after="0" w:line="200" w:lineRule="auto"/>
-            </w:pPr>
-            <w:r>
-              <w:t xml:space="preserve">5. F5             → копіювати на протилежну панель (bak)</w:t>
-            </w:r>
-          </w:p>
-          <w:p>
-            <w:pPr>
-              <w:pStyle w:val="SourceCode"/>
-              <w:spacing w:before="0" w:after="0" w:line="200" w:lineRule="auto"/>
-            </w:pPr>
-            <w:r>
-              <w:t xml:space="preserve">6. F6 на sshd_config → перейменувати на sshd_config.orig</w:t>
-            </w:r>
-          </w:p>
-          <w:p>
-            <w:pPr>
-              <w:pStyle w:val="SourceCode"/>
-              <w:spacing w:before="0" w:after="0" w:line="200" w:lineRule="auto"/>
-            </w:pPr>
-            <w:r>
-              <w:t xml:space="preserve">7. F7             → створити каталог tmp</w:t>
-            </w:r>
-          </w:p>
-          <w:p>
-            <w:pPr>
-              <w:pStyle w:val="SourceCode"/>
-              <w:spacing w:before="0" w:after="0" w:line="200" w:lineRule="auto"/>
-            </w:pPr>
-            <w:r>
-              <w:t xml:space="preserve">8. F3 на hosts    → переглянути вміст, вихід — F10</w:t>
+              <w:t xml:space="preserve">1. Ліва панель активна, у ній ~/lab9/conf; права — ~/lab9/bak</w:t>
+            </w:r>
+          </w:p>
+          <w:p>
+            <w:pPr>
+              <w:pStyle w:val="SourceCode"/>
+              <w:spacing w:before="0" w:after="0" w:line="200" w:lineRule="auto"/>
+            </w:pPr>
+            <w:r>
+              <w:t xml:space="preserve">2. Insert на hosts, Insert на fstab → обидва файли позначено</w:t>
+            </w:r>
+          </w:p>
+          <w:p>
+            <w:pPr>
+              <w:pStyle w:val="SourceCode"/>
+              <w:spacing w:before="0" w:after="0" w:line="200" w:lineRule="auto"/>
+            </w:pPr>
+            <w:r>
+              <w:t xml:space="preserve">3. F5, Enter      → скопіювати позначене на протилежну панель (у bak)</w:t>
+            </w:r>
+          </w:p>
+          <w:p>
+            <w:pPr>
+              <w:pStyle w:val="SourceCode"/>
+              <w:spacing w:before="0" w:after="0" w:line="200" w:lineRule="auto"/>
+            </w:pPr>
+            <w:r>
+              <w:t xml:space="preserve">4. F6 на sshd_config, у полі ім'я sshd_config.orig, Enter → перейменувати</w:t>
+            </w:r>
+          </w:p>
+          <w:p>
+            <w:pPr>
+              <w:pStyle w:val="SourceCode"/>
+              <w:spacing w:before="0" w:after="0" w:line="200" w:lineRule="auto"/>
+            </w:pPr>
+            <w:r>
+              <w:t xml:space="preserve">5. F7, tmp, Enter → створити каталог tmp у conf</w:t>
+            </w:r>
+          </w:p>
+          <w:p>
+            <w:pPr>
+              <w:pStyle w:val="SourceCode"/>
+              <w:spacing w:before="0" w:after="0" w:line="200" w:lineRule="auto"/>
+            </w:pPr>
+            <w:r>
+              <w:t xml:space="preserve">6. F3 на hosts    → переглянути вміст, вихід — F10 або F3</w:t>
             </w:r>
           </w:p>
         </w:tc>
@@ -2412,7 +2656,7 @@
               <w:spacing w:before="0" w:after="0" w:line="200" w:lineRule="auto"/>
             </w:pPr>
             <w:r>
-              <w:t xml:space="preserve">::1     ip6-localhost ip6-loopback</w:t>
+              <w:t xml:space="preserve">ff02::2 ip6-allrouters</w:t>
             </w:r>
           </w:p>
           <w:p>
@@ -2468,7 +2712,7 @@
         <w:t xml:space="preserve">vi</w:t>
       </w:r>
       <w:r>
-        <w:t xml:space="preserve">.</w:t>
+        <w:t xml:space="preserve">. Якщо F4 відкриває не mcedit, а інший редактор, це налаштовується в F9 → Options → Configuration → Use internal edit.</w:t>
       </w:r>
     </w:p>
     <w:bookmarkEnd w:id="18"/>
@@ -3476,7 +3720,55 @@
         <w:t xml:space="preserve"> </w:t>
       </w:r>
       <w:r>
-        <w:t xml:space="preserve">три конфігураційні файли, зазначені у варіанті.</w:t>
+        <w:t xml:space="preserve">три конфігураційні файли, зазначені у варіанті (шляхи відносно</w:t>
+      </w:r>
+      <w:r>
+        <w:t xml:space="preserve"> </w:t>
+      </w:r>
+      <w:r>
+        <w:rPr>
+          <w:rStyle w:val="VerbatimChar"/>
+        </w:rPr>
+        <w:t xml:space="preserve">/etc</w:t>
+      </w:r>
+      <w:r>
+        <w:t xml:space="preserve">). Файли, які звичайний користувач прочитати не може (</w:t>
+      </w:r>
+      <w:r>
+        <w:rPr>
+          <w:rStyle w:val="VerbatimChar"/>
+        </w:rPr>
+        <w:t xml:space="preserve">sudoers</w:t>
+      </w:r>
+      <w:r>
+        <w:t xml:space="preserve">), копіювати командою</w:t>
+      </w:r>
+      <w:r>
+        <w:t xml:space="preserve"> </w:t>
+      </w:r>
+      <w:r>
+        <w:rPr>
+          <w:rStyle w:val="VerbatimChar"/>
+        </w:rPr>
+        <w:t xml:space="preserve">sudo cp</w:t>
+      </w:r>
+      <w:r>
+        <w:t xml:space="preserve"> </w:t>
+      </w:r>
+      <w:r>
+        <w:t xml:space="preserve">і передавати собі:</w:t>
+      </w:r>
+      <w:r>
+        <w:t xml:space="preserve"> </w:t>
+      </w:r>
+      <w:r>
+        <w:rPr>
+          <w:rStyle w:val="VerbatimChar"/>
+        </w:rPr>
+        <w:t xml:space="preserve">sudo chown $USER ~/lab9/conf/sudoers</w:t>
+      </w:r>
+      <w:r>
+        <w:t xml:space="preserve">. Якщо якогось файлу у вашій системі немає, погодити заміну з викладачем.</w:t>
       </w:r>
     </w:p>
     <w:p>
@@ -4043,7 +4335,7 @@
               <w:rPr>
                 <w:rStyle w:val="VerbatimChar"/>
               </w:rPr>
-              <w:t xml:space="preserve">profile</w:t>
+              <w:t xml:space="preserve">skel/.profile</w:t>
             </w:r>
             <w:r>
               <w:t xml:space="preserve">,</w:t>
@@ -4099,6 +4391,24 @@
                 <w:rStyle w:val="VerbatimChar"/>
               </w:rPr>
               <w:t xml:space="preserve">umask 027</w:t>
+            </w:r>
+            <w:r>
+              <w:t xml:space="preserve"> </w:t>
+            </w:r>
+            <w:r>
+              <w:t xml:space="preserve">(у</w:t>
+            </w:r>
+            <w:r>
+              <w:t xml:space="preserve"> </w:t>
+            </w:r>
+            <w:r>
+              <w:rPr>
+                <w:rStyle w:val="VerbatimChar"/>
+              </w:rPr>
+              <w:t xml:space="preserve">.profile</w:t>
+            </w:r>
+            <w:r>
+              <w:t xml:space="preserve">)</w:t>
             </w:r>
           </w:p>
         </w:tc>
@@ -4527,7 +4837,7 @@
               <w:rPr>
                 <w:rStyle w:val="VerbatimChar"/>
               </w:rPr>
-              <w:t xml:space="preserve">PermitRootLogin yes</w:t>
+              <w:t xml:space="preserve">#PermitRootLogin prohibit-password</w:t>
             </w:r>
             <w:r>
               <w:t xml:space="preserve"> </w:t>
@@ -4542,7 +4852,7 @@
               <w:rPr>
                 <w:rStyle w:val="VerbatimChar"/>
               </w:rPr>
-              <w:t xml:space="preserve">no</w:t>
+              <w:t xml:space="preserve">PermitRootLogin no</w:t>
             </w:r>
           </w:p>
         </w:tc>
@@ -5339,7 +5649,7 @@
               <w:rPr>
                 <w:rStyle w:val="VerbatimChar"/>
               </w:rPr>
-              <w:t xml:space="preserve">bash.bashrc</w:t>
+              <w:t xml:space="preserve">skel/.bashrc</w:t>
             </w:r>
             <w:r>
               <w:t xml:space="preserve">,</w:t>
@@ -5395,6 +5705,24 @@
                 <w:rStyle w:val="VerbatimChar"/>
               </w:rPr>
               <w:t xml:space="preserve">HISTSIZE=5000</w:t>
+            </w:r>
+            <w:r>
+              <w:t xml:space="preserve"> </w:t>
+            </w:r>
+            <w:r>
+              <w:t xml:space="preserve">(у</w:t>
+            </w:r>
+            <w:r>
+              <w:t xml:space="preserve"> </w:t>
+            </w:r>
+            <w:r>
+              <w:rPr>
+                <w:rStyle w:val="VerbatimChar"/>
+              </w:rPr>
+              <w:t xml:space="preserve">.bashrc</w:t>
+            </w:r>
+            <w:r>
+              <w:t xml:space="preserve">)</w:t>
             </w:r>
           </w:p>
         </w:tc>
@@ -5444,7 +5772,7 @@
               <w:rPr>
                 <w:rStyle w:val="VerbatimChar"/>
               </w:rPr>
-              <w:t xml:space="preserve">limits.conf</w:t>
+              <w:t xml:space="preserve">security/limits.conf</w:t>
             </w:r>
           </w:p>
         </w:tc>
@@ -5472,7 +5800,7 @@
               <w:rPr>
                 <w:rStyle w:val="VerbatimChar"/>
               </w:rPr>
-              <w:t xml:space="preserve">#kernel.sysrq</w:t>
+              <w:t xml:space="preserve">#net.ipv4.tcp_syncookies=1</w:t>
             </w:r>
             <w:r>
               <w:t xml:space="preserve"> </w:t>
@@ -5630,7 +5958,7 @@
               <w:rPr>
                 <w:rStyle w:val="VerbatimChar"/>
               </w:rPr>
-              <w:t xml:space="preserve">sshd_config</w:t>
+              <w:t xml:space="preserve">ssh/sshd_config</w:t>
             </w:r>
             <w:r>
               <w:t xml:space="preserve">,</w:t>
@@ -5644,6 +5972,24 @@
               </w:rPr>
               <w:t xml:space="preserve">sudoers</w:t>
             </w:r>
+            <w:r>
+              <w:t xml:space="preserve"> </w:t>
+            </w:r>
+            <w:r>
+              <w:t xml:space="preserve">(через</w:t>
+            </w:r>
+            <w:r>
+              <w:t xml:space="preserve"> </w:t>
+            </w:r>
+            <w:r>
+              <w:rPr>
+                <w:rStyle w:val="VerbatimChar"/>
+              </w:rPr>
+              <w:t xml:space="preserve">sudo cp</w:t>
+            </w:r>
+            <w:r>
+              <w:t xml:space="preserve">)</w:t>
+            </w:r>
           </w:p>
         </w:tc>
         <w:tc>
@@ -5685,7 +6031,7 @@
               <w:rPr>
                 <w:rStyle w:val="VerbatimChar"/>
               </w:rPr>
-              <w:t xml:space="preserve">300</w:t>
+              <w:t xml:space="preserve">ClientAliveInterval 300</w:t>
             </w:r>
           </w:p>
         </w:tc>
@@ -6336,7 +6682,34 @@
         <w:jc w:val="both"/>
       </w:pPr>
       <w:r>
-        <w:t xml:space="preserve">Як зберегти зміни, якщо файл відкрито без прав на запис?</w:t>
+        <w:t xml:space="preserve">Як зберегти зміни, якщо файл відкрито без прав на запис? Чим</w:t>
+      </w:r>
+      <w:r>
+        <w:t xml:space="preserve"> </w:t>
+      </w:r>
+      <w:r>
+        <w:rPr>
+          <w:rStyle w:val="VerbatimChar"/>
+        </w:rPr>
+        <w:t xml:space="preserve">sudoedit</w:t>
+      </w:r>
+      <w:r>
+        <w:t xml:space="preserve"> </w:t>
+      </w:r>
+      <w:r>
+        <w:t xml:space="preserve">безпечніший за</w:t>
+      </w:r>
+      <w:r>
+        <w:t xml:space="preserve"> </w:t>
+      </w:r>
+      <w:r>
+        <w:rPr>
+          <w:rStyle w:val="VerbatimChar"/>
+        </w:rPr>
+        <w:t xml:space="preserve">sudo vi</w:t>
+      </w:r>
+      <w:r>
+        <w:t xml:space="preserve">?</w:t>
       </w:r>
     </w:p>
     <w:p>
